--- a/documentos/Etapas 1 e 2 da PI.docx
+++ b/documentos/Etapas 1 e 2 da PI.docx
@@ -20,193 +20,7 @@
           <w:szCs w:val="24"/>
           <w:rtl w:val="0"/>
         </w:rPr>
-        <w:t xml:space="preserve">ENTREGAS DA PI</w:t>
-      </w:r>
-    </w:p>
-    <w:p>
-      <w:pPr>
-        <w:rPr>
-          <w:b w:val="1"/>
-          <w:bCs w:val="1"/>
-        </w:rPr>
-      </w:pPr>
-      <w:r>
-        <w:rPr>
-          <w:rtl w:val="0"/>
-        </w:rPr>
-      </w:r>
-    </w:p>
-    <w:p>
-      <w:pPr>
-        <w:rPr/>
-      </w:pPr>
-      <w:r>
-        <w:rPr>
-          <w:b w:val="1"/>
-          <w:bCs w:val="1"/>
-          <w:rtl w:val="0"/>
-        </w:rPr>
-        <w:t xml:space="preserve">1 - Estrutura de Dados: </w:t>
-      </w:r>
-      <w:r>
-        <w:rPr>
-          <w:rtl w:val="0"/>
-        </w:rPr>
-        <w:t xml:space="preserve">Matheus Gajewski de Melo</w:t>
-      </w:r>
-    </w:p>
-    <w:p>
-      <w:pPr>
-        <w:rPr>
-          <w:b w:val="1"/>
-          <w:bCs w:val="1"/>
-        </w:rPr>
-      </w:pPr>
-      <w:r>
-        <w:rPr>
-          <w:rtl w:val="0"/>
-        </w:rPr>
-      </w:r>
-    </w:p>
-    <w:p>
-      <w:pPr>
-        <w:rPr/>
-      </w:pPr>
-      <w:r>
-        <w:rPr>
-          <w:b w:val="1"/>
-          <w:bCs w:val="1"/>
-          <w:rtl w:val="0"/>
-        </w:rPr>
-        <w:t xml:space="preserve">2 - Desenvolvimento Web Full Stack: </w:t>
-      </w:r>
-      <w:r>
-        <w:rPr>
-          <w:rtl w:val="0"/>
-        </w:rPr>
-        <w:t xml:space="preserve">Todos</w:t>
-      </w:r>
-    </w:p>
-    <w:p>
-      <w:pPr>
-        <w:rPr>
-          <w:b w:val="1"/>
-          <w:bCs w:val="1"/>
-        </w:rPr>
-      </w:pPr>
-      <w:r>
-        <w:rPr>
-          <w:rtl w:val="0"/>
-        </w:rPr>
-      </w:r>
-    </w:p>
-    <w:p>
-      <w:pPr>
-        <w:rPr/>
-      </w:pPr>
-      <w:r>
-        <w:rPr>
-          <w:b w:val="1"/>
-          <w:bCs w:val="1"/>
-          <w:rtl w:val="0"/>
-        </w:rPr>
-        <w:t xml:space="preserve">3 - Design de Interface Digital: </w:t>
-      </w:r>
-      <w:r>
-        <w:rPr>
-          <w:rtl w:val="0"/>
-        </w:rPr>
-        <w:t xml:space="preserve">Mel Oliva Motta</w:t>
-      </w:r>
-    </w:p>
-    <w:p>
-      <w:pPr>
-        <w:rPr>
-          <w:b w:val="1"/>
-          <w:bCs w:val="1"/>
-        </w:rPr>
-      </w:pPr>
-      <w:r>
-        <w:rPr>
-          <w:rtl w:val="0"/>
-        </w:rPr>
-      </w:r>
-    </w:p>
-    <w:p>
-      <w:pPr>
-        <w:rPr/>
-      </w:pPr>
-      <w:r>
-        <w:rPr>
-          <w:b w:val="1"/>
-          <w:bCs w:val="1"/>
-          <w:rtl w:val="0"/>
-        </w:rPr>
-        <w:t xml:space="preserve">4 - Banco de Dados: </w:t>
-      </w:r>
-      <w:r>
-        <w:rPr>
-          <w:rtl w:val="0"/>
-        </w:rPr>
-        <w:t xml:space="preserve">Rayna Guimarães Froes</w:t>
-      </w:r>
-    </w:p>
-    <w:p>
-      <w:pPr>
-        <w:rPr>
-          <w:b w:val="1"/>
-          <w:bCs w:val="1"/>
-        </w:rPr>
-      </w:pPr>
-      <w:r>
-        <w:rPr>
-          <w:rtl w:val="0"/>
-        </w:rPr>
-      </w:r>
-    </w:p>
-    <w:p>
-      <w:pPr>
-        <w:rPr/>
-      </w:pPr>
-      <w:r>
-        <w:rPr>
-          <w:b w:val="1"/>
-          <w:bCs w:val="1"/>
-          <w:rtl w:val="0"/>
-        </w:rPr>
-        <w:t xml:space="preserve">5 - Programação Orientada a Objetos:</w:t>
-      </w:r>
-      <w:r>
-        <w:rPr>
-          <w:rtl w:val="0"/>
-        </w:rPr>
-        <w:t xml:space="preserve"> Matheus Gajewski de Melo</w:t>
-      </w:r>
-    </w:p>
-    <w:p>
-      <w:pPr>
-        <w:rPr>
-          <w:b w:val="1"/>
-          <w:bCs w:val="1"/>
-        </w:rPr>
-      </w:pPr>
-      <w:r>
-        <w:rPr>
-          <w:rtl w:val="0"/>
-        </w:rPr>
-      </w:r>
-    </w:p>
-    <w:p>
-      <w:pPr>
-        <w:rPr>
-          <w:b w:val="1"/>
-          <w:bCs w:val="1"/>
-        </w:rPr>
-      </w:pPr>
-      <w:r>
-        <w:rPr>
-          <w:rtl w:val="0"/>
-        </w:rPr>
+        <w:t xml:space="preserve">ETAPAS 1 E 2 DA PI</w:t>
       </w:r>
     </w:p>
     <w:p>
@@ -221,20 +35,3734 @@
       </w:pPr>
       <w:r>
         <w:rPr>
+          <w:rtl w:val="0"/>
+        </w:rPr>
+      </w:r>
+    </w:p>
+    <w:sdt>
+      <w:sdtPr>
+        <w:id w:val="-1878324769"/>
+        <w:docPartObj>
+          <w:docPartGallery w:val="Table of Contents"/>
+          <w:docPartUnique w:val="1"/>
+        </w:docPartObj>
+      </w:sdtPr>
+      <w:sdtContent>
+        <w:p>
+          <w:pPr>
+            <w:widowControl w:val="0"/>
+            <w:tabs>
+              <w:tab w:val="right" w:leader="dot" w:pos="12000"/>
+            </w:tabs>
+            <w:spacing w:before="60" w:line="240" w:lineRule="auto"/>
+            <w:rPr>
+              <w:b w:val="1"/>
+              <w:bCs w:val="1"/>
+            </w:rPr>
+          </w:pPr>
+          <w:r>
+            <w:fldChar w:fldCharType="begin"/>
+            <w:instrText xml:space="preserve"> TOC \h \u \z \t "Heading 1,1,Heading 2,2,Heading 3,3,Heading 4,4,Heading 5,5,Heading 6,6,"</w:instrText>
+            <w:fldChar w:fldCharType="separate"/>
+          </w:r>
+          <w:hyperlink w:anchor="_nhtsrj3dro9e">
+            <w:r>
+              <w:rPr>
+                <w:b w:val="1"/>
+                <w:bCs w:val="1"/>
+                <w:rtl w:val="0"/>
+              </w:rPr>
+              <w:t xml:space="preserve">ETAPA 1 - Descoberta</w:t>
+              <w:tab/>
+              <w:t xml:space="preserve">1</w:t>
+            </w:r>
+          </w:hyperlink>
+          <w:r>
+            <w:rPr>
+              <w:rtl w:val="0"/>
+            </w:rPr>
+          </w:r>
+        </w:p>
+        <w:p>
+          <w:pPr>
+            <w:widowControl w:val="0"/>
+            <w:tabs>
+              <w:tab w:val="right" w:leader="dot" w:pos="12000"/>
+            </w:tabs>
+            <w:spacing w:before="60" w:line="240" w:lineRule="auto"/>
+            <w:ind w:left="360" w:firstLine="0"/>
+            <w:rPr/>
+          </w:pPr>
+          <w:hyperlink w:anchor="_v74222eayyby">
+            <w:r>
+              <w:rPr>
+                <w:rtl w:val="0"/>
+              </w:rPr>
+              <w:t xml:space="preserve">1.1. Quem usa o sistema</w:t>
+              <w:tab/>
+              <w:t xml:space="preserve">1</w:t>
+            </w:r>
+          </w:hyperlink>
+          <w:r>
+            <w:rPr>
+              <w:rtl w:val="0"/>
+            </w:rPr>
+          </w:r>
+        </w:p>
+        <w:p>
+          <w:pPr>
+            <w:widowControl w:val="0"/>
+            <w:tabs>
+              <w:tab w:val="right" w:leader="dot" w:pos="12000"/>
+            </w:tabs>
+            <w:spacing w:before="60" w:line="240" w:lineRule="auto"/>
+            <w:ind w:left="360" w:firstLine="0"/>
+            <w:rPr/>
+          </w:pPr>
+          <w:hyperlink w:anchor="_eln19vi89e8q">
+            <w:r>
+              <w:rPr>
+                <w:rtl w:val="0"/>
+              </w:rPr>
+              <w:t xml:space="preserve">1.2. Qual problema está sendo resolvido</w:t>
+              <w:tab/>
+              <w:t xml:space="preserve">1</w:t>
+            </w:r>
+          </w:hyperlink>
+          <w:r>
+            <w:rPr>
+              <w:rtl w:val="0"/>
+            </w:rPr>
+          </w:r>
+        </w:p>
+        <w:p>
+          <w:pPr>
+            <w:widowControl w:val="0"/>
+            <w:tabs>
+              <w:tab w:val="right" w:leader="dot" w:pos="12000"/>
+            </w:tabs>
+            <w:spacing w:before="60" w:line="240" w:lineRule="auto"/>
+            <w:ind w:left="360" w:firstLine="0"/>
+            <w:rPr/>
+          </w:pPr>
+          <w:hyperlink w:anchor="_395wswccj8gi">
+            <w:r>
+              <w:rPr>
+                <w:rtl w:val="0"/>
+              </w:rPr>
+              <w:t xml:space="preserve">1.3. Quais informações precisam existir</w:t>
+              <w:tab/>
+              <w:t xml:space="preserve">1</w:t>
+            </w:r>
+          </w:hyperlink>
+          <w:r>
+            <w:rPr>
+              <w:rtl w:val="0"/>
+            </w:rPr>
+          </w:r>
+        </w:p>
+        <w:p>
+          <w:pPr>
+            <w:widowControl w:val="0"/>
+            <w:tabs>
+              <w:tab w:val="right" w:leader="dot" w:pos="12000"/>
+            </w:tabs>
+            <w:spacing w:before="60" w:line="240" w:lineRule="auto"/>
+            <w:ind w:left="360" w:firstLine="0"/>
+            <w:rPr/>
+          </w:pPr>
+          <w:hyperlink w:anchor="_99z0fnze59ji">
+            <w:r>
+              <w:rPr>
+                <w:rtl w:val="0"/>
+              </w:rPr>
+              <w:t xml:space="preserve">1.4. Quais funcionalidades são realmente necessárias</w:t>
+              <w:tab/>
+              <w:t xml:space="preserve">2</w:t>
+            </w:r>
+          </w:hyperlink>
+          <w:r>
+            <w:rPr>
+              <w:rtl w:val="0"/>
+            </w:rPr>
+          </w:r>
+        </w:p>
+        <w:p>
+          <w:pPr>
+            <w:widowControl w:val="0"/>
+            <w:tabs>
+              <w:tab w:val="right" w:leader="dot" w:pos="12000"/>
+            </w:tabs>
+            <w:spacing w:before="60" w:line="240" w:lineRule="auto"/>
+            <w:rPr>
+              <w:b w:val="1"/>
+              <w:bCs w:val="1"/>
+            </w:rPr>
+          </w:pPr>
+          <w:hyperlink w:anchor="_lx3wyws120om">
+            <w:r>
+              <w:rPr>
+                <w:b w:val="1"/>
+                <w:bCs w:val="1"/>
+                <w:rtl w:val="0"/>
+              </w:rPr>
+              <w:t xml:space="preserve">ETAPA 2 - Planejamento</w:t>
+              <w:tab/>
+              <w:t xml:space="preserve">3</w:t>
+            </w:r>
+          </w:hyperlink>
+          <w:r>
+            <w:rPr>
+              <w:rtl w:val="0"/>
+            </w:rPr>
+          </w:r>
+        </w:p>
+        <w:p>
+          <w:pPr>
+            <w:widowControl w:val="0"/>
+            <w:tabs>
+              <w:tab w:val="right" w:leader="dot" w:pos="12000"/>
+            </w:tabs>
+            <w:spacing w:before="60" w:line="240" w:lineRule="auto"/>
+            <w:ind w:left="360" w:firstLine="0"/>
+            <w:rPr/>
+          </w:pPr>
+          <w:hyperlink w:anchor="_kdba9outzsz">
+            <w:r>
+              <w:rPr>
+                <w:rtl w:val="0"/>
+              </w:rPr>
+              <w:t xml:space="preserve">1.1. MVP</w:t>
+              <w:tab/>
+              <w:t xml:space="preserve">3</w:t>
+            </w:r>
+          </w:hyperlink>
+          <w:r>
+            <w:rPr>
+              <w:rtl w:val="0"/>
+            </w:rPr>
+          </w:r>
+        </w:p>
+        <w:p>
+          <w:pPr>
+            <w:widowControl w:val="0"/>
+            <w:tabs>
+              <w:tab w:val="right" w:leader="dot" w:pos="12000"/>
+            </w:tabs>
+            <w:spacing w:before="60" w:line="240" w:lineRule="auto"/>
+            <w:ind w:left="360" w:firstLine="0"/>
+            <w:rPr/>
+          </w:pPr>
+          <w:hyperlink w:anchor="_z8kd71vg5sxy">
+            <w:r>
+              <w:rPr>
+                <w:rtl w:val="0"/>
+              </w:rPr>
+              <w:t xml:space="preserve">1.2. Backlog</w:t>
+              <w:tab/>
+              <w:t xml:space="preserve">3</w:t>
+            </w:r>
+          </w:hyperlink>
+          <w:r>
+            <w:rPr>
+              <w:rtl w:val="0"/>
+            </w:rPr>
+          </w:r>
+        </w:p>
+        <w:p>
+          <w:pPr>
+            <w:widowControl w:val="0"/>
+            <w:tabs>
+              <w:tab w:val="right" w:leader="dot" w:pos="12000"/>
+            </w:tabs>
+            <w:spacing w:before="60" w:line="240" w:lineRule="auto"/>
+            <w:ind w:left="360" w:firstLine="0"/>
+            <w:rPr/>
+          </w:pPr>
+          <w:hyperlink w:anchor="_3mtn2phehimb">
+            <w:r>
+              <w:rPr>
+                <w:rtl w:val="0"/>
+              </w:rPr>
+              <w:t xml:space="preserve">1.3. Responsabilidades</w:t>
+              <w:tab/>
+              <w:t xml:space="preserve">4</w:t>
+            </w:r>
+          </w:hyperlink>
+          <w:r>
+            <w:rPr>
+              <w:rtl w:val="0"/>
+            </w:rPr>
+          </w:r>
+        </w:p>
+        <w:p>
+          <w:pPr>
+            <w:widowControl w:val="0"/>
+            <w:tabs>
+              <w:tab w:val="right" w:leader="dot" w:pos="12000"/>
+            </w:tabs>
+            <w:spacing w:before="60" w:line="240" w:lineRule="auto"/>
+            <w:ind w:left="360" w:firstLine="0"/>
+            <w:rPr/>
+          </w:pPr>
+          <w:hyperlink w:anchor="_pa4n847ps0py">
+            <w:r>
+              <w:rPr>
+                <w:rtl w:val="0"/>
+              </w:rPr>
+              <w:t xml:space="preserve">1.4. Critérios de aceitação</w:t>
+              <w:tab/>
+              <w:t xml:space="preserve">4</w:t>
+            </w:r>
+          </w:hyperlink>
+          <w:r>
+            <w:rPr>
+              <w:rtl w:val="0"/>
+            </w:rPr>
+          </w:r>
+        </w:p>
+        <w:p>
+          <w:pPr>
+            <w:widowControl w:val="0"/>
+            <w:tabs>
+              <w:tab w:val="right" w:leader="dot" w:pos="12000"/>
+            </w:tabs>
+            <w:spacing w:before="60" w:line="240" w:lineRule="auto"/>
+            <w:ind w:left="360" w:firstLine="0"/>
+            <w:rPr/>
+          </w:pPr>
+          <w:hyperlink w:anchor="_p1ll9fbg9mlh">
+            <w:r>
+              <w:rPr>
+                <w:rtl w:val="0"/>
+              </w:rPr>
+              <w:t xml:space="preserve">1.5. Plano de entrega</w:t>
+              <w:tab/>
+              <w:t xml:space="preserve">8</w:t>
+            </w:r>
+          </w:hyperlink>
+          <w:r>
+            <w:rPr>
+              <w:rtl w:val="0"/>
+            </w:rPr>
+          </w:r>
+          <w:r>
+            <w:fldChar w:fldCharType="end"/>
+          </w:r>
+        </w:p>
+      </w:sdtContent>
+    </w:sdt>
+    <w:p>
+      <w:pPr>
+        <w:rPr>
           <w:b w:val="1"/>
           <w:bCs w:val="1"/>
           <w:sz w:val="24"/>
           <w:szCs w:val="24"/>
-          <w:rtl w:val="0"/>
-        </w:rPr>
-        <w:t xml:space="preserve">Cronograma de Desenvolvimento</w:t>
-      </w:r>
-    </w:p>
-    <w:p>
-      <w:pPr>
+        </w:rPr>
+      </w:pPr>
+      <w:r>
+        <w:rPr>
+          <w:rtl w:val="0"/>
+        </w:rPr>
+      </w:r>
+    </w:p>
+    <w:p>
+      <w:pPr>
+        <w:pStyle w:val="Heading1"/>
+        <w:spacing w:before="400" w:lineRule="auto"/>
+        <w:rPr>
+          <w:sz w:val="22"/>
+          <w:szCs w:val="22"/>
+        </w:rPr>
+      </w:pPr>
+      <w:bookmarkStart w:colFirst="0" w:colLast="0" w:name="_nhtsrj3dro9e" w:id="0"/>
+      <w:bookmarkEnd w:id="0"/>
+      <w:r>
+        <w:rPr>
+          <w:sz w:val="22"/>
+          <w:szCs w:val="22"/>
+          <w:rtl w:val="0"/>
+        </w:rPr>
+        <w:t xml:space="preserve">ETAPA 1 - Descoberta</w:t>
+      </w:r>
+    </w:p>
+    <w:p>
+      <w:pPr>
+        <w:pStyle w:val="Heading2"/>
+        <w:spacing w:after="120" w:lineRule="auto"/>
+        <w:rPr>
+          <w:sz w:val="22"/>
+          <w:szCs w:val="22"/>
+        </w:rPr>
+      </w:pPr>
+      <w:bookmarkStart w:colFirst="0" w:colLast="0" w:name="_v74222eayyby" w:id="1"/>
+      <w:bookmarkEnd w:id="1"/>
+      <w:r>
+        <w:rPr>
+          <w:sz w:val="22"/>
+          <w:szCs w:val="22"/>
+          <w:rtl w:val="0"/>
+        </w:rPr>
+        <w:t xml:space="preserve">1.1. Quem usa o sistema</w:t>
+      </w:r>
+    </w:p>
+    <w:p>
+      <w:pPr>
+        <w:rPr/>
+      </w:pPr>
+      <w:r>
+        <w:rPr>
+          <w:rtl w:val="0"/>
+        </w:rPr>
+        <w:t xml:space="preserve">O </w:t>
+      </w:r>
+      <w:r>
+        <w:rPr>
+          <w:rtl w:val="0"/>
+        </w:rPr>
+        <w:t xml:space="preserve">ClassSync</w:t>
+      </w:r>
+      <w:r>
+        <w:rPr>
+          <w:rtl w:val="0"/>
+        </w:rPr>
+        <w:t xml:space="preserve"> é um sistema de acompanhamento escolar destinado para escolas do ensino fundamental, os usuários do sistema são o administrador da escola, os professores e os pais/responsáveis.</w:t>
+        <w:br w:type="textWrapping"/>
+      </w:r>
+    </w:p>
+    <w:p>
+      <w:pPr>
+        <w:rPr/>
+      </w:pPr>
+      <w:r>
+        <w:rPr>
+          <w:rtl w:val="0"/>
+        </w:rPr>
+        <w:t xml:space="preserve">O administrador irá fazer gestão de cadastros, vínculos acadêmicos, períodos bimestrais, revisão/publicação, relatórios e exportação de dados.</w:t>
+      </w:r>
+    </w:p>
+    <w:p>
+      <w:pPr>
+        <w:rPr/>
+      </w:pPr>
+      <w:r>
+        <w:rPr>
+          <w:rtl w:val="0"/>
+        </w:rPr>
+      </w:r>
+    </w:p>
+    <w:p>
+      <w:pPr>
+        <w:rPr/>
+      </w:pPr>
+      <w:r>
+        <w:rPr>
+          <w:rtl w:val="0"/>
+        </w:rPr>
+        <w:t xml:space="preserve">Os professores farão registro e consulta do acompanhamento bimestral dos alunos nas</w:t>
+      </w:r>
+    </w:p>
+    <w:p>
+      <w:pPr>
+        <w:rPr/>
+      </w:pPr>
+      <w:r>
+        <w:rPr>
+          <w:rtl w:val="0"/>
+        </w:rPr>
+        <w:t xml:space="preserve">turmas e disciplinas sob sua responsabilidade.</w:t>
+      </w:r>
+    </w:p>
+    <w:p>
+      <w:pPr>
+        <w:rPr/>
+      </w:pPr>
+      <w:r>
+        <w:rPr>
+          <w:rtl w:val="0"/>
+        </w:rPr>
+      </w:r>
+    </w:p>
+    <w:p>
+      <w:pPr>
+        <w:rPr/>
+      </w:pPr>
+      <w:r>
+        <w:rPr>
+          <w:rtl w:val="0"/>
+        </w:rPr>
+        <w:t xml:space="preserve">Os pais/responsáveis poderão fazer a consulta aos relatórios publicados, registro de ciência/retorno quando previsto e geração de PDF.</w:t>
+      </w:r>
+    </w:p>
+    <w:p>
+      <w:pPr>
+        <w:pStyle w:val="Heading2"/>
+        <w:spacing w:after="120" w:lineRule="auto"/>
+        <w:rPr>
+          <w:sz w:val="22"/>
+          <w:szCs w:val="22"/>
+        </w:rPr>
+      </w:pPr>
+      <w:bookmarkStart w:colFirst="0" w:colLast="0" w:name="_eln19vi89e8q" w:id="2"/>
+      <w:bookmarkEnd w:id="2"/>
+      <w:r>
+        <w:rPr>
+          <w:sz w:val="22"/>
+          <w:szCs w:val="22"/>
+          <w:rtl w:val="0"/>
+        </w:rPr>
+        <w:t xml:space="preserve">1.2. Qual problema está sendo resolvido</w:t>
+      </w:r>
+    </w:p>
+    <w:p>
+      <w:pPr>
+        <w:rPr/>
+      </w:pPr>
+      <w:r>
+        <w:rPr>
+          <w:rtl w:val="0"/>
+        </w:rPr>
+        <w:t xml:space="preserve">O intuito do projeto é produzir uma solução para poder auxiliar as instituições de ensino na comunicação entre a escola, os professores e os pais/responsáveis dos alunos, fazendo assim com que a evolução e desempenho do aluno possa ser acompanhada.</w:t>
+      </w:r>
+    </w:p>
+    <w:p>
+      <w:pPr>
+        <w:pStyle w:val="Heading2"/>
+        <w:spacing w:after="120" w:lineRule="auto"/>
+        <w:rPr>
+          <w:sz w:val="22"/>
+          <w:szCs w:val="22"/>
+        </w:rPr>
+      </w:pPr>
+      <w:bookmarkStart w:colFirst="0" w:colLast="0" w:name="_395wswccj8gi" w:id="3"/>
+      <w:bookmarkEnd w:id="3"/>
+      <w:r>
+        <w:rPr>
+          <w:sz w:val="22"/>
+          <w:szCs w:val="22"/>
+          <w:rtl w:val="0"/>
+        </w:rPr>
+        <w:t xml:space="preserve">1.3. Quais informações precisam existir</w:t>
+      </w:r>
+    </w:p>
+    <w:p>
+      <w:pPr>
+        <w:rPr/>
+      </w:pPr>
+      <w:r>
         <w:rPr>
           <w:b w:val="1"/>
           <w:bCs w:val="1"/>
+          <w:rtl w:val="0"/>
+        </w:rPr>
+        <w:t xml:space="preserve">Aluno:</w:t>
+      </w:r>
+      <w:r>
+        <w:rPr>
+          <w:rtl w:val="0"/>
+        </w:rPr>
+        <w:t xml:space="preserve"> nome; data de nascimento; turma, documento, RA(Registro Acadêmico);</w:t>
+      </w:r>
+    </w:p>
+    <w:p>
+      <w:pPr>
+        <w:rPr/>
+      </w:pPr>
+      <w:r>
+        <w:rPr>
+          <w:rtl w:val="0"/>
+        </w:rPr>
+      </w:r>
+    </w:p>
+    <w:p>
+      <w:pPr>
+        <w:rPr/>
+      </w:pPr>
+      <w:r>
+        <w:rPr>
+          <w:b w:val="1"/>
+          <w:bCs w:val="1"/>
+          <w:rtl w:val="0"/>
+        </w:rPr>
+        <w:t xml:space="preserve">Professor:</w:t>
+      </w:r>
+      <w:r>
+        <w:rPr>
+          <w:rtl w:val="0"/>
+        </w:rPr>
+        <w:t xml:space="preserve"> nome; e-mail; disciplinas, documento, RF(Registro Funcional);</w:t>
+      </w:r>
+    </w:p>
+    <w:p>
+      <w:pPr>
+        <w:rPr/>
+      </w:pPr>
+      <w:r>
+        <w:rPr>
+          <w:rtl w:val="0"/>
+        </w:rPr>
+      </w:r>
+    </w:p>
+    <w:p>
+      <w:pPr>
+        <w:rPr/>
+      </w:pPr>
+      <w:r>
+        <w:rPr>
+          <w:b w:val="1"/>
+          <w:bCs w:val="1"/>
+          <w:rtl w:val="0"/>
+        </w:rPr>
+        <w:t xml:space="preserve">Responsável:</w:t>
+      </w:r>
+      <w:r>
+        <w:rPr>
+          <w:rtl w:val="0"/>
+        </w:rPr>
+        <w:t xml:space="preserve"> nome; contato; alunos vinculados, documento;</w:t>
+      </w:r>
+    </w:p>
+    <w:p>
+      <w:pPr>
+        <w:rPr/>
+      </w:pPr>
+      <w:r>
+        <w:rPr>
+          <w:rtl w:val="0"/>
+        </w:rPr>
+      </w:r>
+    </w:p>
+    <w:p>
+      <w:pPr>
+        <w:rPr/>
+      </w:pPr>
+      <w:r>
+        <w:rPr>
+          <w:b w:val="1"/>
+          <w:bCs w:val="1"/>
+          <w:rtl w:val="0"/>
+        </w:rPr>
+        <w:t xml:space="preserve">Disciplina:</w:t>
+      </w:r>
+      <w:r>
+        <w:rPr>
+          <w:rtl w:val="0"/>
+        </w:rPr>
+        <w:t xml:space="preserve"> nome; área;</w:t>
+      </w:r>
+    </w:p>
+    <w:p>
+      <w:pPr>
+        <w:rPr/>
+      </w:pPr>
+      <w:r>
+        <w:rPr>
+          <w:rtl w:val="0"/>
+        </w:rPr>
+      </w:r>
+    </w:p>
+    <w:p>
+      <w:pPr>
+        <w:rPr/>
+      </w:pPr>
+      <w:r>
+        <w:rPr>
+          <w:b w:val="1"/>
+          <w:bCs w:val="1"/>
+          <w:rtl w:val="0"/>
+        </w:rPr>
+        <w:t xml:space="preserve">Turma:</w:t>
+      </w:r>
+      <w:r>
+        <w:rPr>
+          <w:rtl w:val="0"/>
+        </w:rPr>
+        <w:t xml:space="preserve"> nome; série; ano letivo;</w:t>
+      </w:r>
+    </w:p>
+    <w:p>
+      <w:pPr>
+        <w:rPr/>
+      </w:pPr>
+      <w:r>
+        <w:rPr>
+          <w:rtl w:val="0"/>
+        </w:rPr>
+      </w:r>
+    </w:p>
+    <w:p>
+      <w:pPr>
+        <w:rPr/>
+      </w:pPr>
+      <w:r>
+        <w:rPr>
+          <w:b w:val="1"/>
+          <w:bCs w:val="1"/>
+          <w:rtl w:val="0"/>
+        </w:rPr>
+        <w:t xml:space="preserve">Acompanhamento:</w:t>
+      </w:r>
+      <w:r>
+        <w:rPr>
+          <w:rtl w:val="0"/>
+        </w:rPr>
+        <w:t xml:space="preserve"> aluno; professor; disciplina; turma; bimestre; média; descrição; tags; status;</w:t>
+      </w:r>
+    </w:p>
+    <w:p>
+      <w:pPr>
+        <w:rPr/>
+      </w:pPr>
+      <w:r>
+        <w:rPr>
+          <w:rtl w:val="0"/>
+        </w:rPr>
+      </w:r>
+    </w:p>
+    <w:p>
+      <w:pPr>
+        <w:pStyle w:val="Heading2"/>
+        <w:spacing w:after="120" w:lineRule="auto"/>
+        <w:rPr>
+          <w:sz w:val="22"/>
+          <w:szCs w:val="22"/>
+        </w:rPr>
+      </w:pPr>
+      <w:bookmarkStart w:colFirst="0" w:colLast="0" w:name="_99z0fnze59ji" w:id="4"/>
+      <w:bookmarkEnd w:id="4"/>
+      <w:r>
+        <w:rPr>
+          <w:sz w:val="22"/>
+          <w:szCs w:val="22"/>
+          <w:rtl w:val="0"/>
+        </w:rPr>
+        <w:t xml:space="preserve">1.4. Quais funcionalidades são realmente necessárias</w:t>
+      </w:r>
+    </w:p>
+    <w:p>
+      <w:pPr>
+        <w:rPr/>
+      </w:pPr>
+      <w:r>
+        <w:rPr>
+          <w:b w:val="1"/>
+          <w:bCs w:val="1"/>
+          <w:rtl w:val="0"/>
+        </w:rPr>
+        <w:t xml:space="preserve">Autenticação e perfis:</w:t>
+      </w:r>
+      <w:r>
+        <w:rPr>
+          <w:rtl w:val="0"/>
+        </w:rPr>
+        <w:t xml:space="preserve"> Login, logout, recuperação de senha e autorização por perfil: Administrador, Professor e Pai/Responsável.</w:t>
+      </w:r>
+    </w:p>
+    <w:p>
+      <w:pPr>
+        <w:rPr/>
+      </w:pPr>
+      <w:r>
+        <w:rPr>
+          <w:rtl w:val="0"/>
+        </w:rPr>
+      </w:r>
+    </w:p>
+    <w:p>
+      <w:pPr>
+        <w:rPr/>
+      </w:pPr>
+      <w:r>
+        <w:rPr>
+          <w:b w:val="1"/>
+          <w:bCs w:val="1"/>
+          <w:rtl w:val="0"/>
+        </w:rPr>
+        <w:t xml:space="preserve">Cadastros escolares:</w:t>
+      </w:r>
+      <w:r>
+        <w:rPr>
+          <w:rtl w:val="0"/>
+        </w:rPr>
+        <w:t xml:space="preserve"> O administrador cadastra e mantém responsáveis, alunos, professores, áreas de disciplina, disciplinas, turmas e tags.</w:t>
+      </w:r>
+    </w:p>
+    <w:p>
+      <w:pPr>
+        <w:rPr/>
+      </w:pPr>
+      <w:r>
+        <w:rPr>
+          <w:rtl w:val="0"/>
+        </w:rPr>
+      </w:r>
+    </w:p>
+    <w:p>
+      <w:pPr>
+        <w:rPr/>
+      </w:pPr>
+      <w:r>
+        <w:rPr>
+          <w:b w:val="1"/>
+          <w:bCs w:val="1"/>
+          <w:rtl w:val="0"/>
+        </w:rPr>
+        <w:t xml:space="preserve">Vínculos da turma:</w:t>
+      </w:r>
+      <w:r>
+        <w:rPr>
+          <w:rtl w:val="0"/>
+        </w:rPr>
+        <w:t xml:space="preserve"> O administrador relaciona turma, ano/série, alunos, professores e respectivas disciplinas, impedindo vínculos incompatíveis ou duplicados.</w:t>
+      </w:r>
+    </w:p>
+    <w:p>
+      <w:pPr>
+        <w:rPr/>
+      </w:pPr>
+      <w:r>
+        <w:rPr>
+          <w:rtl w:val="0"/>
+        </w:rPr>
+      </w:r>
+    </w:p>
+    <w:p>
+      <w:pPr>
+        <w:rPr/>
+      </w:pPr>
+      <w:r>
+        <w:rPr>
+          <w:b w:val="1"/>
+          <w:bCs w:val="1"/>
+          <w:rtl w:val="0"/>
+        </w:rPr>
+        <w:t xml:space="preserve">Períodos bimestrais:</w:t>
+      </w:r>
+      <w:r>
+        <w:rPr>
+          <w:rtl w:val="0"/>
+        </w:rPr>
+        <w:t xml:space="preserve"> O administrador define data e hora de abertura e encerramento da digitação para cada um dos quatro bimestres.</w:t>
+      </w:r>
+    </w:p>
+    <w:p>
+      <w:pPr>
+        <w:rPr/>
+      </w:pPr>
+      <w:r>
+        <w:rPr>
+          <w:rtl w:val="0"/>
+        </w:rPr>
+      </w:r>
+    </w:p>
+    <w:p>
+      <w:pPr>
+        <w:rPr/>
+      </w:pPr>
+      <w:r>
+        <w:rPr>
+          <w:b w:val="1"/>
+          <w:bCs w:val="1"/>
+          <w:rtl w:val="0"/>
+        </w:rPr>
+        <w:t xml:space="preserve">Acompanhamento:</w:t>
+      </w:r>
+      <w:r>
+        <w:rPr>
+          <w:rtl w:val="0"/>
+        </w:rPr>
+        <w:t xml:space="preserve"> O Professor registra, por turma, aluno, disciplina e bimestre, uma descrição do acompanhamento, a média e múltiplas tags.</w:t>
+      </w:r>
+    </w:p>
+    <w:p>
+      <w:pPr>
+        <w:rPr/>
+      </w:pPr>
+      <w:r>
+        <w:rPr>
+          <w:rtl w:val="0"/>
+        </w:rPr>
+      </w:r>
+    </w:p>
+    <w:p>
+      <w:pPr>
+        <w:rPr/>
+      </w:pPr>
+      <w:r>
+        <w:rPr>
+          <w:b w:val="1"/>
+          <w:bCs w:val="1"/>
+          <w:rtl w:val="0"/>
+        </w:rPr>
+        <w:t xml:space="preserve">Fluxo editorial:</w:t>
+      </w:r>
+      <w:r>
+        <w:rPr>
+          <w:rtl w:val="0"/>
+        </w:rPr>
+        <w:t xml:space="preserve"> O Professor salva os rascunhos e envia a anotação. O Administrador revisa, altera quando necessário, devolve para ajustes ou publica ao responsável.</w:t>
+      </w:r>
+    </w:p>
+    <w:p>
+      <w:pPr>
+        <w:rPr/>
+      </w:pPr>
+      <w:r>
+        <w:rPr>
+          <w:rtl w:val="0"/>
+        </w:rPr>
+      </w:r>
+    </w:p>
+    <w:p>
+      <w:pPr>
+        <w:rPr/>
+      </w:pPr>
+      <w:r>
+        <w:rPr>
+          <w:b w:val="1"/>
+          <w:bCs w:val="1"/>
+          <w:rtl w:val="0"/>
+        </w:rPr>
+        <w:t xml:space="preserve">Histórico e auditoria:</w:t>
+      </w:r>
+      <w:r>
+        <w:rPr>
+          <w:rtl w:val="0"/>
+        </w:rPr>
+        <w:t xml:space="preserve"> O sistema registra autor, revisor, datas e versões relevantes, preservando rastreabilidade das alterações e da publicação.</w:t>
+      </w:r>
+    </w:p>
+    <w:p>
+      <w:pPr>
+        <w:rPr/>
+      </w:pPr>
+      <w:r>
+        <w:rPr>
+          <w:rtl w:val="0"/>
+        </w:rPr>
+      </w:r>
+    </w:p>
+    <w:p>
+      <w:pPr>
+        <w:rPr/>
+      </w:pPr>
+      <w:r>
+        <w:rPr>
+          <w:b w:val="1"/>
+          <w:bCs w:val="1"/>
+          <w:rtl w:val="0"/>
+        </w:rPr>
+        <w:t xml:space="preserve">Consulta do responsável:</w:t>
+      </w:r>
+      <w:r>
+        <w:rPr>
+          <w:rtl w:val="0"/>
+        </w:rPr>
+        <w:t xml:space="preserve"> O Pai/Responsável visualiza somente os alunos aos quais está vinculado, com relatórios publicados por bimestre e disciplina.</w:t>
+      </w:r>
+    </w:p>
+    <w:p>
+      <w:pPr>
+        <w:rPr/>
+      </w:pPr>
+      <w:r>
+        <w:rPr>
+          <w:rtl w:val="0"/>
+        </w:rPr>
+      </w:r>
+    </w:p>
+    <w:p>
+      <w:pPr>
+        <w:rPr/>
+      </w:pPr>
+      <w:r>
+        <w:rPr>
+          <w:b w:val="1"/>
+          <w:bCs w:val="1"/>
+          <w:rtl w:val="0"/>
+        </w:rPr>
+        <w:t xml:space="preserve">PDF:</w:t>
+      </w:r>
+      <w:r>
+        <w:rPr>
+          <w:rtl w:val="0"/>
+        </w:rPr>
+        <w:t xml:space="preserve"> O Pai/Responsável gera ou baixa em PDF o relatório de acompanhamento</w:t>
+      </w:r>
+    </w:p>
+    <w:p>
+      <w:pPr>
+        <w:rPr/>
+      </w:pPr>
+      <w:r>
+        <w:rPr>
+          <w:rtl w:val="0"/>
+        </w:rPr>
+        <w:t xml:space="preserve">publicado.</w:t>
+      </w:r>
+    </w:p>
+    <w:p>
+      <w:pPr>
+        <w:rPr/>
+      </w:pPr>
+      <w:r>
+        <w:rPr>
+          <w:rtl w:val="0"/>
+        </w:rPr>
+      </w:r>
+    </w:p>
+    <w:p>
+      <w:pPr>
+        <w:rPr/>
+      </w:pPr>
+      <w:r>
+        <w:rPr>
+          <w:b w:val="1"/>
+          <w:bCs w:val="1"/>
+          <w:rtl w:val="0"/>
+        </w:rPr>
+        <w:t xml:space="preserve">Relatórios gerenciais:</w:t>
+      </w:r>
+      <w:r>
+        <w:rPr>
+          <w:rtl w:val="0"/>
+        </w:rPr>
+        <w:t xml:space="preserve"> O Administrador consulta indicadores por turma, disciplina, professor, bimestre, aluno e tags; o Professor consulta os registros e retornos</w:t>
+      </w:r>
+    </w:p>
+    <w:p>
+      <w:pPr>
+        <w:rPr/>
+      </w:pPr>
+      <w:r>
+        <w:rPr>
+          <w:rtl w:val="0"/>
+        </w:rPr>
+        <w:t xml:space="preserve">relacionados às suas turmas.</w:t>
+      </w:r>
+    </w:p>
+    <w:p>
+      <w:pPr>
+        <w:rPr/>
+      </w:pPr>
+      <w:r>
+        <w:rPr>
+          <w:rtl w:val="0"/>
+        </w:rPr>
+      </w:r>
+    </w:p>
+    <w:p>
+      <w:pPr>
+        <w:rPr/>
+      </w:pPr>
+      <w:r>
+        <w:rPr>
+          <w:b w:val="1"/>
+          <w:bCs w:val="1"/>
+          <w:rtl w:val="0"/>
+        </w:rPr>
+        <w:t xml:space="preserve">Exportação:</w:t>
+      </w:r>
+      <w:r>
+        <w:rPr>
+          <w:rtl w:val="0"/>
+        </w:rPr>
+        <w:t xml:space="preserve"> O Administrador exporta dados e relatórios autorizados em formato</w:t>
+      </w:r>
+    </w:p>
+    <w:p>
+      <w:pPr>
+        <w:rPr/>
+      </w:pPr>
+      <w:r>
+        <w:rPr>
+          <w:rtl w:val="0"/>
+        </w:rPr>
+        <w:t xml:space="preserve">compatível com Excel (.xlsx ou .csv).</w:t>
+      </w:r>
+    </w:p>
+    <w:p>
+      <w:pPr>
+        <w:rPr/>
+      </w:pPr>
+      <w:r>
+        <w:rPr>
+          <w:rtl w:val="0"/>
+        </w:rPr>
+      </w:r>
+    </w:p>
+    <w:p>
+      <w:pPr>
+        <w:rPr/>
+      </w:pPr>
+      <w:r>
+        <w:rPr>
+          <w:b w:val="1"/>
+          <w:bCs w:val="1"/>
+          <w:rtl w:val="0"/>
+        </w:rPr>
+        <w:t xml:space="preserve">Comunicação e retorno:</w:t>
+      </w:r>
+      <w:r>
+        <w:rPr>
+          <w:rtl w:val="0"/>
+        </w:rPr>
+        <w:t xml:space="preserve"> O responsável pode registrar ciência e, se adotado no MVP, enviar uma observação vinculada ao relatório, que ficará visível ao Professor e ao Administrador.</w:t>
+      </w:r>
+    </w:p>
+    <w:p>
+      <w:pPr>
+        <w:rPr>
+          <w:b w:val="1"/>
+          <w:bCs w:val="1"/>
+          <w:sz w:val="24"/>
+          <w:szCs w:val="24"/>
+        </w:rPr>
+      </w:pPr>
+      <w:r>
+        <w:rPr>
+          <w:rtl w:val="0"/>
+        </w:rPr>
+      </w:r>
+    </w:p>
+    <w:p>
+      <w:pPr>
+        <w:pStyle w:val="Heading1"/>
+        <w:spacing w:before="400" w:lineRule="auto"/>
+        <w:rPr>
+          <w:sz w:val="22"/>
+          <w:szCs w:val="22"/>
+        </w:rPr>
+      </w:pPr>
+      <w:bookmarkStart w:colFirst="0" w:colLast="0" w:name="_lx3wyws120om" w:id="5"/>
+      <w:bookmarkEnd w:id="5"/>
+      <w:r>
+        <w:rPr>
+          <w:sz w:val="22"/>
+          <w:szCs w:val="22"/>
+          <w:rtl w:val="0"/>
+        </w:rPr>
+        <w:t xml:space="preserve">ETAPA 2 - Planejamento</w:t>
+      </w:r>
+    </w:p>
+    <w:p>
+      <w:pPr>
+        <w:pStyle w:val="Heading2"/>
+        <w:spacing w:after="120" w:lineRule="auto"/>
+        <w:rPr>
+          <w:sz w:val="22"/>
+          <w:szCs w:val="22"/>
+        </w:rPr>
+      </w:pPr>
+      <w:bookmarkStart w:colFirst="0" w:colLast="0" w:name="_kdba9outzsz" w:id="6"/>
+      <w:bookmarkEnd w:id="6"/>
+      <w:r>
+        <w:rPr>
+          <w:sz w:val="22"/>
+          <w:szCs w:val="22"/>
+          <w:rtl w:val="0"/>
+        </w:rPr>
+        <w:t xml:space="preserve">1.1. MVP</w:t>
+      </w:r>
+    </w:p>
+    <w:p>
+      <w:pPr>
+        <w:rPr/>
+      </w:pPr>
+      <w:r>
+        <w:rPr>
+          <w:rtl w:val="0"/>
+        </w:rPr>
+        <w:t xml:space="preserve">O sistema será considerado funcional quando for possível executar, de ponta a ponta, o</w:t>
+      </w:r>
+    </w:p>
+    <w:p>
+      <w:pPr>
+        <w:rPr/>
+      </w:pPr>
+      <w:r>
+        <w:rPr>
+          <w:rtl w:val="0"/>
+        </w:rPr>
+        <w:t xml:space="preserve">seguinte cenário: o Administrador cadastra a estrutura escolar e abre o bimestre; o</w:t>
+      </w:r>
+    </w:p>
+    <w:p>
+      <w:pPr>
+        <w:rPr/>
+      </w:pPr>
+      <w:r>
+        <w:rPr>
+          <w:rtl w:val="0"/>
+        </w:rPr>
+        <w:t xml:space="preserve">Professor registra e envia o acompanhamento; o Administrador revisa e publica; o</w:t>
+      </w:r>
+    </w:p>
+    <w:p>
+      <w:pPr>
+        <w:rPr/>
+      </w:pPr>
+      <w:r>
+        <w:rPr>
+          <w:rtl w:val="0"/>
+        </w:rPr>
+        <w:t xml:space="preserve">Pai/Responsável consulta o relatório e gera o PDF; e o Administrador extrai dados para</w:t>
+      </w:r>
+    </w:p>
+    <w:p>
+      <w:pPr>
+        <w:rPr/>
+      </w:pPr>
+      <w:r>
+        <w:rPr>
+          <w:rtl w:val="0"/>
+        </w:rPr>
+        <w:t xml:space="preserve">Excel.</w:t>
+      </w:r>
+    </w:p>
+    <w:p>
+      <w:pPr>
+        <w:rPr/>
+      </w:pPr>
+      <w:r>
+        <w:rPr>
+          <w:rtl w:val="0"/>
+        </w:rPr>
+      </w:r>
+    </w:p>
+    <w:p>
+      <w:pPr>
+        <w:rPr/>
+      </w:pPr>
+      <w:r>
+        <w:rPr>
+          <w:rFonts w:ascii="Arial Unicode MS" w:cs="Arial Unicode MS" w:eastAsia="Arial Unicode MS" w:hAnsi="Arial Unicode MS"/>
+          <w:rtl w:val="0"/>
+        </w:rPr>
+        <w:t xml:space="preserve">Estados mínimos sugeridos para o fluxo: Rascunho → Enviado para revisão → Em revisão</w:t>
+      </w:r>
+    </w:p>
+    <w:p>
+      <w:pPr>
+        <w:rPr/>
+      </w:pPr>
+      <w:r>
+        <w:rPr>
+          <w:rFonts w:ascii="Arial Unicode MS" w:cs="Arial Unicode MS" w:eastAsia="Arial Unicode MS" w:hAnsi="Arial Unicode MS"/>
+          <w:rtl w:val="0"/>
+        </w:rPr>
+        <w:t xml:space="preserve">→ Publicado. Como alternativas de tratamento, o registro poderá ser Devolvido para</w:t>
+      </w:r>
+    </w:p>
+    <w:p>
+      <w:pPr>
+        <w:rPr/>
+      </w:pPr>
+      <w:r>
+        <w:rPr>
+          <w:rtl w:val="0"/>
+        </w:rPr>
+        <w:t xml:space="preserve">ajustes ou Cancelado, mantendo o histórico.</w:t>
+      </w:r>
+    </w:p>
+    <w:p>
+      <w:pPr>
+        <w:pStyle w:val="Heading2"/>
+        <w:spacing w:after="120" w:lineRule="auto"/>
+        <w:rPr>
+          <w:sz w:val="22"/>
+          <w:szCs w:val="22"/>
+        </w:rPr>
+      </w:pPr>
+      <w:bookmarkStart w:colFirst="0" w:colLast="0" w:name="_z8kd71vg5sxy" w:id="7"/>
+      <w:bookmarkEnd w:id="7"/>
+      <w:r>
+        <w:rPr>
+          <w:sz w:val="22"/>
+          <w:szCs w:val="22"/>
+          <w:rtl w:val="0"/>
+        </w:rPr>
+        <w:t xml:space="preserve">1.2. Backlog</w:t>
+      </w:r>
+    </w:p>
+    <w:p>
+      <w:pPr>
+        <w:rPr>
+          <w:b w:val="1"/>
+          <w:bCs w:val="1"/>
+        </w:rPr>
+      </w:pPr>
+      <w:r>
+        <w:rPr>
+          <w:rtl w:val="0"/>
+        </w:rPr>
+        <w:t xml:space="preserve">🔐 </w:t>
+      </w:r>
+      <w:r>
+        <w:rPr>
+          <w:b w:val="1"/>
+          <w:bCs w:val="1"/>
+          <w:rtl w:val="0"/>
+        </w:rPr>
+        <w:t xml:space="preserve">Autenticação</w:t>
+      </w:r>
+    </w:p>
+    <w:p>
+      <w:pPr>
+        <w:rPr/>
+      </w:pPr>
+      <w:r>
+        <w:rPr>
+          <w:rtl w:val="0"/>
+        </w:rPr>
+        <w:t xml:space="preserve">[ ] Criar tela de login</w:t>
+      </w:r>
+    </w:p>
+    <w:p>
+      <w:pPr>
+        <w:rPr/>
+      </w:pPr>
+      <w:r>
+        <w:rPr>
+          <w:rtl w:val="0"/>
+        </w:rPr>
+        <w:t xml:space="preserve">[ ] Criar cadastro de usuários</w:t>
+      </w:r>
+    </w:p>
+    <w:p>
+      <w:pPr>
+        <w:rPr/>
+      </w:pPr>
+      <w:r>
+        <w:rPr>
+          <w:rtl w:val="0"/>
+        </w:rPr>
+        <w:t xml:space="preserve">[ ] Criar sistema de autenticação</w:t>
+      </w:r>
+    </w:p>
+    <w:p>
+      <w:pPr>
+        <w:rPr/>
+      </w:pPr>
+      <w:r>
+        <w:rPr>
+          <w:rtl w:val="0"/>
+        </w:rPr>
+        <w:t xml:space="preserve">[ ] Criar controle de permissões</w:t>
+      </w:r>
+    </w:p>
+    <w:p>
+      <w:pPr>
+        <w:rPr/>
+      </w:pPr>
+      <w:r>
+        <w:rPr>
+          <w:rtl w:val="0"/>
+        </w:rPr>
+        <w:t xml:space="preserve">[ ] Criar logout</w:t>
+      </w:r>
+    </w:p>
+    <w:p>
+      <w:pPr>
+        <w:rPr/>
+      </w:pPr>
+      <w:r>
+        <w:rPr>
+          <w:rtl w:val="0"/>
+        </w:rPr>
+      </w:r>
+    </w:p>
+    <w:p>
+      <w:pPr>
+        <w:rPr>
+          <w:b w:val="1"/>
+          <w:bCs w:val="1"/>
+        </w:rPr>
+      </w:pPr>
+      <w:r>
+        <w:rPr>
+          <w:rtl w:val="0"/>
+        </w:rPr>
+        <w:t xml:space="preserve">👨‍💼 </w:t>
+      </w:r>
+      <w:r>
+        <w:rPr>
+          <w:b w:val="1"/>
+          <w:bCs w:val="1"/>
+          <w:rtl w:val="0"/>
+        </w:rPr>
+        <w:t xml:space="preserve">Administrador</w:t>
+      </w:r>
+    </w:p>
+    <w:p>
+      <w:pPr>
+        <w:rPr/>
+      </w:pPr>
+      <w:r>
+        <w:rPr>
+          <w:rtl w:val="0"/>
+        </w:rPr>
+        <w:t xml:space="preserve">[ ] CRUD de alunos</w:t>
+      </w:r>
+    </w:p>
+    <w:p>
+      <w:pPr>
+        <w:rPr/>
+      </w:pPr>
+      <w:r>
+        <w:rPr>
+          <w:rtl w:val="0"/>
+        </w:rPr>
+        <w:t xml:space="preserve">[ ] CRUD de professores</w:t>
+      </w:r>
+    </w:p>
+    <w:p>
+      <w:pPr>
+        <w:rPr/>
+      </w:pPr>
+      <w:r>
+        <w:rPr>
+          <w:rtl w:val="0"/>
+        </w:rPr>
+        <w:t xml:space="preserve">[ ] CRUD de responsáveis</w:t>
+      </w:r>
+    </w:p>
+    <w:p>
+      <w:pPr>
+        <w:rPr/>
+      </w:pPr>
+      <w:r>
+        <w:rPr>
+          <w:rtl w:val="0"/>
+        </w:rPr>
+        <w:t xml:space="preserve">[ ] CRUD de disciplinas</w:t>
+      </w:r>
+    </w:p>
+    <w:p>
+      <w:pPr>
+        <w:rPr/>
+      </w:pPr>
+      <w:r>
+        <w:rPr>
+          <w:rtl w:val="0"/>
+        </w:rPr>
+        <w:t xml:space="preserve">[ ] CRUD de turmas</w:t>
+      </w:r>
+    </w:p>
+    <w:p>
+      <w:pPr>
+        <w:rPr/>
+      </w:pPr>
+      <w:r>
+        <w:rPr>
+          <w:rtl w:val="0"/>
+        </w:rPr>
+        <w:t xml:space="preserve">[ ] Sistema de vínculos</w:t>
+      </w:r>
+    </w:p>
+    <w:p>
+      <w:pPr>
+        <w:rPr/>
+      </w:pPr>
+      <w:r>
+        <w:rPr>
+          <w:rtl w:val="0"/>
+        </w:rPr>
+        <w:t xml:space="preserve">[ ] Cadastro de tags</w:t>
+      </w:r>
+    </w:p>
+    <w:p>
+      <w:pPr>
+        <w:rPr/>
+      </w:pPr>
+      <w:r>
+        <w:rPr>
+          <w:rtl w:val="0"/>
+        </w:rPr>
+        <w:t xml:space="preserve">[ ] Gerenciar áreas </w:t>
+      </w:r>
+    </w:p>
+    <w:p>
+      <w:pPr>
+        <w:rPr/>
+      </w:pPr>
+      <w:r>
+        <w:rPr>
+          <w:rtl w:val="0"/>
+        </w:rPr>
+        <w:t xml:space="preserve">[ ] Gerenciar ano letivo </w:t>
+      </w:r>
+    </w:p>
+    <w:p>
+      <w:pPr>
+        <w:rPr/>
+      </w:pPr>
+      <w:r>
+        <w:rPr>
+          <w:rtl w:val="0"/>
+        </w:rPr>
+        <w:t xml:space="preserve">[ ] Configuração dos bimestres</w:t>
+      </w:r>
+    </w:p>
+    <w:p>
+      <w:pPr>
+        <w:rPr/>
+      </w:pPr>
+      <w:r>
+        <w:rPr>
+          <w:rtl w:val="0"/>
+        </w:rPr>
+        <w:t xml:space="preserve">[ ] Tela de revisão</w:t>
+      </w:r>
+    </w:p>
+    <w:p>
+      <w:pPr>
+        <w:rPr/>
+      </w:pPr>
+      <w:r>
+        <w:rPr>
+          <w:rtl w:val="0"/>
+        </w:rPr>
+        <w:t xml:space="preserve">[ ] Publicação</w:t>
+      </w:r>
+    </w:p>
+    <w:p>
+      <w:pPr>
+        <w:rPr/>
+      </w:pPr>
+      <w:r>
+        <w:rPr>
+          <w:rtl w:val="0"/>
+        </w:rPr>
+        <w:t xml:space="preserve">[ ] Visualizar histórico/auditoria </w:t>
+      </w:r>
+    </w:p>
+    <w:p>
+      <w:pPr>
+        <w:rPr/>
+      </w:pPr>
+      <w:r>
+        <w:rPr>
+          <w:rtl w:val="0"/>
+        </w:rPr>
+      </w:r>
+    </w:p>
+    <w:p>
+      <w:pPr>
+        <w:rPr>
+          <w:b w:val="1"/>
+          <w:bCs w:val="1"/>
+        </w:rPr>
+      </w:pPr>
+      <w:r>
+        <w:rPr>
+          <w:rtl w:val="0"/>
+        </w:rPr>
+        <w:t xml:space="preserve">👨‍🏫 </w:t>
+      </w:r>
+      <w:r>
+        <w:rPr>
+          <w:b w:val="1"/>
+          <w:bCs w:val="1"/>
+          <w:rtl w:val="0"/>
+        </w:rPr>
+        <w:t xml:space="preserve">Professor</w:t>
+      </w:r>
+    </w:p>
+    <w:p>
+      <w:pPr>
+        <w:rPr/>
+      </w:pPr>
+      <w:r>
+        <w:rPr>
+          <w:rtl w:val="0"/>
+        </w:rPr>
+        <w:t xml:space="preserve">[ ] Tela de turmas</w:t>
+      </w:r>
+    </w:p>
+    <w:p>
+      <w:pPr>
+        <w:rPr/>
+      </w:pPr>
+      <w:r>
+        <w:rPr>
+          <w:rtl w:val="0"/>
+        </w:rPr>
+        <w:t xml:space="preserve">[ ] Tela de alunos</w:t>
+      </w:r>
+    </w:p>
+    <w:p>
+      <w:pPr>
+        <w:rPr/>
+      </w:pPr>
+      <w:r>
+        <w:rPr>
+          <w:rtl w:val="0"/>
+        </w:rPr>
+        <w:t xml:space="preserve">[ ] Formulário de acompanhamento</w:t>
+      </w:r>
+    </w:p>
+    <w:p>
+      <w:pPr>
+        <w:rPr/>
+      </w:pPr>
+      <w:r>
+        <w:rPr>
+          <w:rtl w:val="0"/>
+        </w:rPr>
+        <w:t xml:space="preserve">[ ] Seleção de tags</w:t>
+      </w:r>
+    </w:p>
+    <w:p>
+      <w:pPr>
+        <w:rPr/>
+      </w:pPr>
+      <w:r>
+        <w:rPr>
+          <w:rtl w:val="0"/>
+        </w:rPr>
+        <w:t xml:space="preserve">[ ] Campo de média</w:t>
+      </w:r>
+    </w:p>
+    <w:p>
+      <w:pPr>
+        <w:rPr/>
+      </w:pPr>
+      <w:r>
+        <w:rPr>
+          <w:rtl w:val="0"/>
+        </w:rPr>
+        <w:t xml:space="preserve">[ ] Rascunho</w:t>
+      </w:r>
+    </w:p>
+    <w:p>
+      <w:pPr>
+        <w:rPr/>
+      </w:pPr>
+      <w:r>
+        <w:rPr>
+          <w:rtl w:val="0"/>
+        </w:rPr>
+        <w:t xml:space="preserve">[ ] Envio para revisão</w:t>
+      </w:r>
+    </w:p>
+    <w:p>
+      <w:pPr>
+        <w:rPr/>
+      </w:pPr>
+      <w:r>
+        <w:rPr>
+          <w:rtl w:val="0"/>
+        </w:rPr>
+        <w:t xml:space="preserve">[ ] Visualizar status dos acompanhamentos </w:t>
+      </w:r>
+    </w:p>
+    <w:p>
+      <w:pPr>
+        <w:rPr/>
+      </w:pPr>
+      <w:r>
+        <w:rPr>
+          <w:rtl w:val="0"/>
+        </w:rPr>
+      </w:r>
+    </w:p>
+    <w:p>
+      <w:pPr>
+        <w:rPr>
+          <w:b w:val="1"/>
+          <w:bCs w:val="1"/>
+        </w:rPr>
+      </w:pPr>
+      <w:r>
+        <w:rPr>
+          <w:rtl w:val="0"/>
+        </w:rPr>
+        <w:t xml:space="preserve">👨‍👩‍👧 </w:t>
+      </w:r>
+      <w:r>
+        <w:rPr>
+          <w:b w:val="1"/>
+          <w:bCs w:val="1"/>
+          <w:rtl w:val="0"/>
+        </w:rPr>
+        <w:t xml:space="preserve">Responsável</w:t>
+      </w:r>
+    </w:p>
+    <w:p>
+      <w:pPr>
+        <w:rPr/>
+      </w:pPr>
+      <w:r>
+        <w:rPr>
+          <w:rtl w:val="0"/>
+        </w:rPr>
+        <w:t xml:space="preserve">[ ] Tela dos alunos</w:t>
+      </w:r>
+    </w:p>
+    <w:p>
+      <w:pPr>
+        <w:rPr/>
+      </w:pPr>
+      <w:r>
+        <w:rPr>
+          <w:rtl w:val="0"/>
+        </w:rPr>
+        <w:t xml:space="preserve">[ ] Consultar acompanhamentos </w:t>
+      </w:r>
+    </w:p>
+    <w:p>
+      <w:pPr>
+        <w:rPr/>
+      </w:pPr>
+      <w:r>
+        <w:rPr>
+          <w:rtl w:val="0"/>
+        </w:rPr>
+        <w:t xml:space="preserve">[ ] Visualizar acompanhamento </w:t>
+      </w:r>
+    </w:p>
+    <w:p>
+      <w:pPr>
+        <w:rPr/>
+      </w:pPr>
+      <w:r>
+        <w:rPr>
+          <w:rtl w:val="0"/>
+        </w:rPr>
+        <w:t xml:space="preserve">[ ] Gerar PDF</w:t>
+      </w:r>
+    </w:p>
+    <w:p>
+      <w:pPr>
+        <w:rPr/>
+      </w:pPr>
+      <w:r>
+        <w:rPr>
+          <w:rtl w:val="0"/>
+        </w:rPr>
+        <w:t xml:space="preserve">[ ] Registrar ciência</w:t>
+      </w:r>
+    </w:p>
+    <w:p>
+      <w:pPr>
+        <w:rPr/>
+      </w:pPr>
+      <w:r>
+        <w:rPr>
+          <w:rtl w:val="0"/>
+        </w:rPr>
+      </w:r>
+    </w:p>
+    <w:p>
+      <w:pPr>
+        <w:rPr>
+          <w:b w:val="1"/>
+          <w:bCs w:val="1"/>
+        </w:rPr>
+      </w:pPr>
+      <w:r>
+        <w:rPr>
+          <w:rtl w:val="0"/>
+        </w:rPr>
+        <w:t xml:space="preserve">📊</w:t>
+      </w:r>
+      <w:r>
+        <w:rPr>
+          <w:b w:val="1"/>
+          <w:bCs w:val="1"/>
+          <w:rtl w:val="0"/>
+        </w:rPr>
+        <w:t xml:space="preserve"> Relatórios</w:t>
+      </w:r>
+    </w:p>
+    <w:p>
+      <w:pPr>
+        <w:rPr/>
+      </w:pPr>
+      <w:r>
+        <w:rPr>
+          <w:rtl w:val="0"/>
+        </w:rPr>
+        <w:t xml:space="preserve">[ ] Relatórios administrativos</w:t>
+      </w:r>
+    </w:p>
+    <w:p>
+      <w:pPr>
+        <w:rPr/>
+      </w:pPr>
+      <w:r>
+        <w:rPr>
+          <w:rtl w:val="0"/>
+        </w:rPr>
+        <w:t xml:space="preserve">[ ] Filtros</w:t>
+      </w:r>
+    </w:p>
+    <w:p>
+      <w:pPr>
+        <w:rPr/>
+      </w:pPr>
+      <w:r>
+        <w:rPr>
+          <w:rtl w:val="0"/>
+        </w:rPr>
+        <w:t xml:space="preserve">[ ] Exportação CSV/XLSX</w:t>
+      </w:r>
+    </w:p>
+    <w:p>
+      <w:pPr>
+        <w:rPr/>
+      </w:pPr>
+      <w:r>
+        <w:rPr>
+          <w:rtl w:val="0"/>
+        </w:rPr>
+      </w:r>
+    </w:p>
+    <w:p>
+      <w:pPr>
+        <w:pStyle w:val="Heading2"/>
+        <w:spacing w:after="120" w:lineRule="auto"/>
+        <w:rPr>
+          <w:sz w:val="22"/>
+          <w:szCs w:val="22"/>
+        </w:rPr>
+      </w:pPr>
+      <w:bookmarkStart w:colFirst="0" w:colLast="0" w:name="_3mtn2phehimb" w:id="8"/>
+      <w:bookmarkEnd w:id="8"/>
+      <w:r>
+        <w:rPr>
+          <w:sz w:val="22"/>
+          <w:szCs w:val="22"/>
+          <w:rtl w:val="0"/>
+        </w:rPr>
+        <w:t xml:space="preserve">1.3. Responsabilidades</w:t>
+      </w:r>
+    </w:p>
+    <w:p>
+      <w:pPr>
+        <w:rPr/>
+      </w:pPr>
+      <w:r>
+        <w:rPr>
+          <w:rtl w:val="0"/>
+        </w:rPr>
+        <w:t xml:space="preserve">Matheus Gajewski de Melo: Backend/API</w:t>
+      </w:r>
+    </w:p>
+    <w:p>
+      <w:pPr>
+        <w:rPr/>
+      </w:pPr>
+      <w:r>
+        <w:rPr>
+          <w:rtl w:val="0"/>
+        </w:rPr>
+        <w:t xml:space="preserve">Mel Oliva Motta: UI/UX + Frontend</w:t>
+      </w:r>
+    </w:p>
+    <w:p>
+      <w:pPr>
+        <w:rPr/>
+      </w:pPr>
+      <w:r>
+        <w:rPr>
+          <w:rtl w:val="0"/>
+        </w:rPr>
+        <w:t xml:space="preserve">Rayna Guimarães Froes: Banco de dados</w:t>
+      </w:r>
+    </w:p>
+    <w:p>
+      <w:pPr>
+        <w:rPr/>
+      </w:pPr>
+      <w:r>
+        <w:rPr>
+          <w:rtl w:val="0"/>
+        </w:rPr>
+        <w:t xml:space="preserve">Todos: Testes/Documentação</w:t>
+      </w:r>
+    </w:p>
+    <w:p>
+      <w:pPr>
+        <w:pStyle w:val="Heading2"/>
+        <w:spacing w:after="120" w:lineRule="auto"/>
+        <w:rPr>
+          <w:sz w:val="22"/>
+          <w:szCs w:val="22"/>
+        </w:rPr>
+      </w:pPr>
+      <w:bookmarkStart w:colFirst="0" w:colLast="0" w:name="_pa4n847ps0py" w:id="9"/>
+      <w:bookmarkEnd w:id="9"/>
+      <w:r>
+        <w:rPr>
+          <w:sz w:val="22"/>
+          <w:szCs w:val="22"/>
+          <w:rtl w:val="0"/>
+        </w:rPr>
+        <w:t xml:space="preserve">1.4. Critérios de aceitação</w:t>
+      </w:r>
+    </w:p>
+    <w:p>
+      <w:pPr>
+        <w:rPr>
+          <w:b w:val="1"/>
+          <w:bCs w:val="1"/>
+        </w:rPr>
+      </w:pPr>
+      <w:r>
+        <w:rPr>
+          <w:rtl w:val="0"/>
+        </w:rPr>
+        <w:t xml:space="preserve">🔐 </w:t>
+      </w:r>
+      <w:r>
+        <w:rPr>
+          <w:b w:val="1"/>
+          <w:bCs w:val="1"/>
+          <w:rtl w:val="0"/>
+        </w:rPr>
+        <w:t xml:space="preserve">Autenticação</w:t>
+      </w:r>
+    </w:p>
+    <w:p>
+      <w:pPr>
+        <w:rPr/>
+      </w:pPr>
+      <w:r>
+        <w:rPr>
+          <w:rtl w:val="0"/>
+        </w:rPr>
+        <w:t xml:space="preserve">[ ] Criar tela de login: </w:t>
+      </w:r>
+    </w:p>
+    <w:p>
+      <w:pPr>
+        <w:numPr>
+          <w:ilvl w:val="0"/>
+          <w:numId w:val="4"/>
+        </w:numPr>
+        <w:ind w:left="720" w:hanging="360"/>
+      </w:pPr>
+      <w:r>
+        <w:rPr>
+          <w:rtl w:val="0"/>
+        </w:rPr>
+        <w:t xml:space="preserve">O usuário deve informar e-mail e senha.</w:t>
+      </w:r>
+    </w:p>
+    <w:p>
+      <w:pPr>
+        <w:numPr>
+          <w:ilvl w:val="0"/>
+          <w:numId w:val="4"/>
+        </w:numPr>
+        <w:ind w:left="720" w:hanging="360"/>
+      </w:pPr>
+      <w:r>
+        <w:rPr>
+          <w:rtl w:val="0"/>
+        </w:rPr>
+        <w:t xml:space="preserve">Com dados válidos, o sistema deve permitir o acesso.</w:t>
+      </w:r>
+    </w:p>
+    <w:p>
+      <w:pPr>
+        <w:numPr>
+          <w:ilvl w:val="0"/>
+          <w:numId w:val="4"/>
+        </w:numPr>
+        <w:ind w:left="720" w:hanging="360"/>
+      </w:pPr>
+      <w:r>
+        <w:rPr>
+          <w:rtl w:val="0"/>
+        </w:rPr>
+        <w:t xml:space="preserve">Com dados inválidos, o sistema deve informar que as credenciais estão incorretas.</w:t>
+      </w:r>
+    </w:p>
+    <w:p>
+      <w:pPr>
+        <w:numPr>
+          <w:ilvl w:val="0"/>
+          <w:numId w:val="4"/>
+        </w:numPr>
+        <w:ind w:left="720" w:hanging="360"/>
+      </w:pPr>
+      <w:r>
+        <w:rPr>
+          <w:rtl w:val="0"/>
+        </w:rPr>
+        <w:t xml:space="preserve">O usuário deve acessar somente as funcionalidades permitidas para seu perfil.</w:t>
+      </w:r>
+    </w:p>
+    <w:p>
+      <w:pPr>
+        <w:rPr/>
+      </w:pPr>
+      <w:r>
+        <w:rPr>
+          <w:rtl w:val="0"/>
+        </w:rPr>
+      </w:r>
+    </w:p>
+    <w:p>
+      <w:pPr>
+        <w:rPr/>
+      </w:pPr>
+      <w:r>
+        <w:rPr>
+          <w:rtl w:val="0"/>
+        </w:rPr>
+        <w:t xml:space="preserve">[ ] Criar cadastro de usuários:</w:t>
+      </w:r>
+    </w:p>
+    <w:p>
+      <w:pPr>
+        <w:numPr>
+          <w:ilvl w:val="0"/>
+          <w:numId w:val="15"/>
+        </w:numPr>
+        <w:ind w:left="720" w:hanging="360"/>
+      </w:pPr>
+      <w:r>
+        <w:rPr>
+          <w:rtl w:val="0"/>
+        </w:rPr>
+        <w:t xml:space="preserve">O administrador deve conseguir cadastrar um novo usuário.</w:t>
+      </w:r>
+    </w:p>
+    <w:p>
+      <w:pPr>
+        <w:numPr>
+          <w:ilvl w:val="0"/>
+          <w:numId w:val="15"/>
+        </w:numPr>
+        <w:ind w:left="720" w:hanging="360"/>
+      </w:pPr>
+      <w:r>
+        <w:rPr>
+          <w:rtl w:val="0"/>
+        </w:rPr>
+        <w:t xml:space="preserve">O cadastro deve solicitar as informações necessárias para identificar o usuário e seu perfil.</w:t>
+      </w:r>
+    </w:p>
+    <w:p>
+      <w:pPr>
+        <w:numPr>
+          <w:ilvl w:val="0"/>
+          <w:numId w:val="15"/>
+        </w:numPr>
+        <w:ind w:left="720" w:hanging="360"/>
+      </w:pPr>
+      <w:r>
+        <w:rPr>
+          <w:rtl w:val="0"/>
+        </w:rPr>
+        <w:t xml:space="preserve">Após o cadastro, o usuário deve estar disponível no sistema para realizar o acesso.</w:t>
+      </w:r>
+    </w:p>
+    <w:p>
+      <w:pPr>
+        <w:rPr/>
+      </w:pPr>
+      <w:r>
+        <w:rPr>
+          <w:rtl w:val="0"/>
+        </w:rPr>
+      </w:r>
+    </w:p>
+    <w:p>
+      <w:pPr>
+        <w:rPr/>
+      </w:pPr>
+      <w:r>
+        <w:rPr>
+          <w:rtl w:val="0"/>
+        </w:rPr>
+        <w:t xml:space="preserve">[ ] Criar sistema de autenticação: </w:t>
+      </w:r>
+    </w:p>
+    <w:p>
+      <w:pPr>
+        <w:numPr>
+          <w:ilvl w:val="0"/>
+          <w:numId w:val="28"/>
+        </w:numPr>
+        <w:ind w:left="720" w:hanging="360"/>
+      </w:pPr>
+      <w:r>
+        <w:rPr>
+          <w:rtl w:val="0"/>
+        </w:rPr>
+        <w:t xml:space="preserve">O sistema deve identificar o usuário após o login.</w:t>
+      </w:r>
+    </w:p>
+    <w:p>
+      <w:pPr>
+        <w:numPr>
+          <w:ilvl w:val="0"/>
+          <w:numId w:val="28"/>
+        </w:numPr>
+        <w:ind w:left="720" w:hanging="360"/>
+      </w:pPr>
+      <w:r>
+        <w:rPr>
+          <w:rtl w:val="0"/>
+        </w:rPr>
+        <w:t xml:space="preserve">O sistema deve identificar o perfil do usuário: Administrador, Professor ou Responsável.</w:t>
+      </w:r>
+    </w:p>
+    <w:p>
+      <w:pPr>
+        <w:numPr>
+          <w:ilvl w:val="0"/>
+          <w:numId w:val="28"/>
+        </w:numPr>
+        <w:ind w:left="720" w:hanging="360"/>
+      </w:pPr>
+      <w:r>
+        <w:rPr>
+          <w:rtl w:val="0"/>
+        </w:rPr>
+        <w:t xml:space="preserve">O sistema deve impedir que um usuário acesse funcionalidades que não pertencem ao seu perfil.</w:t>
+      </w:r>
+    </w:p>
+    <w:p>
+      <w:pPr>
+        <w:rPr/>
+      </w:pPr>
+      <w:r>
+        <w:rPr>
+          <w:rtl w:val="0"/>
+        </w:rPr>
+      </w:r>
+    </w:p>
+    <w:p>
+      <w:pPr>
+        <w:rPr/>
+      </w:pPr>
+      <w:r>
+        <w:rPr>
+          <w:rtl w:val="0"/>
+        </w:rPr>
+        <w:t xml:space="preserve">[ ] Criar controle de permissões:</w:t>
+      </w:r>
+    </w:p>
+    <w:p>
+      <w:pPr>
+        <w:numPr>
+          <w:ilvl w:val="0"/>
+          <w:numId w:val="1"/>
+        </w:numPr>
+        <w:ind w:left="720" w:hanging="360"/>
+      </w:pPr>
+      <w:r>
+        <w:rPr>
+          <w:rtl w:val="0"/>
+        </w:rPr>
+        <w:t xml:space="preserve">O Administrador deve ter acesso às funcionalidades administrativas.</w:t>
+      </w:r>
+    </w:p>
+    <w:p>
+      <w:pPr>
+        <w:numPr>
+          <w:ilvl w:val="0"/>
+          <w:numId w:val="1"/>
+        </w:numPr>
+        <w:ind w:left="720" w:hanging="360"/>
+      </w:pPr>
+      <w:r>
+        <w:rPr>
+          <w:rtl w:val="0"/>
+        </w:rPr>
+        <w:t xml:space="preserve">O Professor deve visualizar e editar somente informações relacionadas às suas turmas e disciplinas.</w:t>
+      </w:r>
+    </w:p>
+    <w:p>
+      <w:pPr>
+        <w:numPr>
+          <w:ilvl w:val="0"/>
+          <w:numId w:val="1"/>
+        </w:numPr>
+        <w:ind w:left="720" w:hanging="360"/>
+      </w:pPr>
+      <w:r>
+        <w:rPr>
+          <w:rtl w:val="0"/>
+        </w:rPr>
+        <w:t xml:space="preserve">O Responsável deve visualizar somente os acompanhamentos publicados dos alunos vinculados a ele.</w:t>
+      </w:r>
+    </w:p>
+    <w:p>
+      <w:pPr>
+        <w:rPr/>
+      </w:pPr>
+      <w:r>
+        <w:rPr>
+          <w:rtl w:val="0"/>
+        </w:rPr>
+      </w:r>
+    </w:p>
+    <w:p>
+      <w:pPr>
+        <w:rPr/>
+      </w:pPr>
+      <w:r>
+        <w:rPr>
+          <w:rtl w:val="0"/>
+        </w:rPr>
+        <w:t xml:space="preserve">[ ] Criar logout:</w:t>
+      </w:r>
+    </w:p>
+    <w:p>
+      <w:pPr>
+        <w:numPr>
+          <w:ilvl w:val="0"/>
+          <w:numId w:val="14"/>
+        </w:numPr>
+        <w:ind w:left="720" w:hanging="360"/>
+      </w:pPr>
+      <w:r>
+        <w:rPr>
+          <w:rtl w:val="0"/>
+        </w:rPr>
+        <w:t xml:space="preserve">O usuário deve conseguir sair do sistema por meio da opção de logout.</w:t>
+      </w:r>
+    </w:p>
+    <w:p>
+      <w:pPr>
+        <w:numPr>
+          <w:ilvl w:val="0"/>
+          <w:numId w:val="14"/>
+        </w:numPr>
+        <w:ind w:left="720" w:hanging="360"/>
+      </w:pPr>
+      <w:r>
+        <w:rPr>
+          <w:rtl w:val="0"/>
+        </w:rPr>
+        <w:t xml:space="preserve">Após sair, o usuário não deve conseguir acessar as páginas internas sem realizar o login novamente.</w:t>
+      </w:r>
+    </w:p>
+    <w:p>
+      <w:pPr>
+        <w:rPr/>
+      </w:pPr>
+      <w:r>
+        <w:rPr>
+          <w:rtl w:val="0"/>
+        </w:rPr>
+      </w:r>
+    </w:p>
+    <w:p>
+      <w:pPr>
+        <w:rPr>
+          <w:b w:val="1"/>
+          <w:bCs w:val="1"/>
+        </w:rPr>
+      </w:pPr>
+      <w:r>
+        <w:rPr>
+          <w:rtl w:val="0"/>
+        </w:rPr>
+        <w:t xml:space="preserve">👨‍💼 </w:t>
+      </w:r>
+      <w:r>
+        <w:rPr>
+          <w:b w:val="1"/>
+          <w:bCs w:val="1"/>
+          <w:rtl w:val="0"/>
+        </w:rPr>
+        <w:t xml:space="preserve">Administrador</w:t>
+      </w:r>
+    </w:p>
+    <w:p>
+      <w:pPr>
+        <w:rPr/>
+      </w:pPr>
+      <w:r>
+        <w:rPr>
+          <w:rtl w:val="0"/>
+        </w:rPr>
+        <w:t xml:space="preserve">[ ] CRUD de alunos:</w:t>
+      </w:r>
+    </w:p>
+    <w:p>
+      <w:pPr>
+        <w:numPr>
+          <w:ilvl w:val="0"/>
+          <w:numId w:val="27"/>
+        </w:numPr>
+        <w:ind w:left="720" w:hanging="360"/>
+      </w:pPr>
+      <w:r>
+        <w:rPr>
+          <w:rtl w:val="0"/>
+        </w:rPr>
+        <w:t xml:space="preserve">O Administrador deve conseguir cadastrar, consultar, editar e inativar alunos.</w:t>
+      </w:r>
+    </w:p>
+    <w:p>
+      <w:pPr>
+        <w:numPr>
+          <w:ilvl w:val="0"/>
+          <w:numId w:val="27"/>
+        </w:numPr>
+        <w:ind w:left="720" w:hanging="360"/>
+      </w:pPr>
+      <w:r>
+        <w:rPr>
+          <w:rtl w:val="0"/>
+        </w:rPr>
+        <w:t xml:space="preserve">Os dados cadastrados devem ser armazenados corretamente no sistema.</w:t>
+      </w:r>
+    </w:p>
+    <w:p>
+      <w:pPr>
+        <w:rPr/>
+      </w:pPr>
+      <w:r>
+        <w:rPr>
+          <w:rtl w:val="0"/>
+        </w:rPr>
+      </w:r>
+    </w:p>
+    <w:p>
+      <w:pPr>
+        <w:rPr/>
+      </w:pPr>
+      <w:r>
+        <w:rPr>
+          <w:rtl w:val="0"/>
+        </w:rPr>
+        <w:t xml:space="preserve">[ ] CRUD de professores:</w:t>
+      </w:r>
+    </w:p>
+    <w:p>
+      <w:pPr>
+        <w:numPr>
+          <w:ilvl w:val="0"/>
+          <w:numId w:val="20"/>
+        </w:numPr>
+        <w:ind w:left="720" w:hanging="360"/>
+      </w:pPr>
+      <w:r>
+        <w:rPr>
+          <w:rtl w:val="0"/>
+        </w:rPr>
+        <w:t xml:space="preserve">O Administrador deve conseguir cadastrar, consultar, editar e inativar professores.</w:t>
+      </w:r>
+    </w:p>
+    <w:p>
+      <w:pPr>
+        <w:numPr>
+          <w:ilvl w:val="0"/>
+          <w:numId w:val="20"/>
+        </w:numPr>
+        <w:ind w:left="720" w:hanging="360"/>
+      </w:pPr>
+      <w:r>
+        <w:rPr>
+          <w:rtl w:val="0"/>
+        </w:rPr>
+        <w:t xml:space="preserve">Os professores cadastrados devem poder ser relacionados às suas disciplinas e turmas.</w:t>
+      </w:r>
+    </w:p>
+    <w:p>
+      <w:pPr>
+        <w:rPr/>
+      </w:pPr>
+      <w:r>
+        <w:rPr>
+          <w:rtl w:val="0"/>
+        </w:rPr>
+      </w:r>
+    </w:p>
+    <w:p>
+      <w:pPr>
+        <w:rPr/>
+      </w:pPr>
+      <w:r>
+        <w:rPr>
+          <w:rtl w:val="0"/>
+        </w:rPr>
+        <w:t xml:space="preserve">[ ] CRUD de responsáveis:</w:t>
+      </w:r>
+    </w:p>
+    <w:p>
+      <w:pPr>
+        <w:numPr>
+          <w:ilvl w:val="0"/>
+          <w:numId w:val="30"/>
+        </w:numPr>
+        <w:ind w:left="720" w:hanging="360"/>
+      </w:pPr>
+      <w:r>
+        <w:rPr>
+          <w:rtl w:val="0"/>
+        </w:rPr>
+        <w:t xml:space="preserve">O Administrador deve conseguir cadastrar, consultar, editar e inativar responsáveis.</w:t>
+      </w:r>
+    </w:p>
+    <w:p>
+      <w:pPr>
+        <w:numPr>
+          <w:ilvl w:val="0"/>
+          <w:numId w:val="30"/>
+        </w:numPr>
+        <w:ind w:left="720" w:hanging="360"/>
+      </w:pPr>
+      <w:r>
+        <w:rPr>
+          <w:rtl w:val="0"/>
+        </w:rPr>
+        <w:t xml:space="preserve">O responsável deve poder ser vinculado a um ou mais alunos.</w:t>
+      </w:r>
+    </w:p>
+    <w:p>
+      <w:pPr>
+        <w:rPr/>
+      </w:pPr>
+      <w:r>
+        <w:rPr>
+          <w:rtl w:val="0"/>
+        </w:rPr>
+      </w:r>
+    </w:p>
+    <w:p>
+      <w:pPr>
+        <w:rPr/>
+      </w:pPr>
+      <w:r>
+        <w:rPr>
+          <w:rtl w:val="0"/>
+        </w:rPr>
+        <w:t xml:space="preserve">[ ] CRUD de disciplinas:</w:t>
+      </w:r>
+    </w:p>
+    <w:p>
+      <w:pPr>
+        <w:numPr>
+          <w:ilvl w:val="0"/>
+          <w:numId w:val="17"/>
+        </w:numPr>
+        <w:ind w:left="720" w:hanging="360"/>
+      </w:pPr>
+      <w:r>
+        <w:rPr>
+          <w:rtl w:val="0"/>
+        </w:rPr>
+        <w:t xml:space="preserve">O Administrador deve conseguir cadastrar, consultar, editar e inativar disciplinas.</w:t>
+      </w:r>
+    </w:p>
+    <w:p>
+      <w:pPr>
+        <w:numPr>
+          <w:ilvl w:val="0"/>
+          <w:numId w:val="17"/>
+        </w:numPr>
+        <w:ind w:left="720" w:hanging="360"/>
+      </w:pPr>
+      <w:r>
+        <w:rPr>
+          <w:rtl w:val="0"/>
+        </w:rPr>
+        <w:t xml:space="preserve">Cada disciplina deve possuir sua respectiva área.</w:t>
+      </w:r>
+    </w:p>
+    <w:p>
+      <w:pPr>
+        <w:rPr/>
+      </w:pPr>
+      <w:r>
+        <w:rPr>
+          <w:rtl w:val="0"/>
+        </w:rPr>
+      </w:r>
+    </w:p>
+    <w:p>
+      <w:pPr>
+        <w:rPr/>
+      </w:pPr>
+      <w:r>
+        <w:rPr>
+          <w:rtl w:val="0"/>
+        </w:rPr>
+        <w:t xml:space="preserve">[ ] CRUD de turmas:</w:t>
+      </w:r>
+    </w:p>
+    <w:p>
+      <w:pPr>
+        <w:numPr>
+          <w:ilvl w:val="0"/>
+          <w:numId w:val="11"/>
+        </w:numPr>
+        <w:ind w:left="720" w:hanging="360"/>
+      </w:pPr>
+      <w:r>
+        <w:rPr>
+          <w:rtl w:val="0"/>
+        </w:rPr>
+        <w:t xml:space="preserve">O Administrador deve conseguir cadastrar, consultar, editar e inativar turmas.</w:t>
+      </w:r>
+    </w:p>
+    <w:p>
+      <w:pPr>
+        <w:numPr>
+          <w:ilvl w:val="0"/>
+          <w:numId w:val="11"/>
+        </w:numPr>
+        <w:ind w:left="720" w:hanging="360"/>
+      </w:pPr>
+      <w:r>
+        <w:rPr>
+          <w:rtl w:val="0"/>
+        </w:rPr>
+        <w:t xml:space="preserve">A turma deve possuir informações como série e ano letivo.</w:t>
+      </w:r>
+    </w:p>
+    <w:p>
+      <w:pPr>
+        <w:rPr/>
+      </w:pPr>
+      <w:r>
+        <w:rPr>
+          <w:rtl w:val="0"/>
+        </w:rPr>
+      </w:r>
+    </w:p>
+    <w:p>
+      <w:pPr>
+        <w:rPr/>
+      </w:pPr>
+      <w:r>
+        <w:rPr>
+          <w:rtl w:val="0"/>
+        </w:rPr>
+        <w:t xml:space="preserve">[ ] Sistema de vínculos:</w:t>
+      </w:r>
+    </w:p>
+    <w:p>
+      <w:pPr>
+        <w:numPr>
+          <w:ilvl w:val="0"/>
+          <w:numId w:val="29"/>
+        </w:numPr>
+        <w:ind w:left="720" w:hanging="360"/>
+      </w:pPr>
+      <w:r>
+        <w:rPr>
+          <w:rtl w:val="0"/>
+        </w:rPr>
+        <w:t xml:space="preserve">O Administrador deve conseguir relacionar professores, disciplinas, turmas e alunos.</w:t>
+      </w:r>
+    </w:p>
+    <w:p>
+      <w:pPr>
+        <w:numPr>
+          <w:ilvl w:val="0"/>
+          <w:numId w:val="29"/>
+        </w:numPr>
+        <w:ind w:left="720" w:hanging="360"/>
+      </w:pPr>
+      <w:r>
+        <w:rPr>
+          <w:rtl w:val="0"/>
+        </w:rPr>
+        <w:t xml:space="preserve">Os vínculos devem determinar quais informações poderão ser acessadas pelo Professor.</w:t>
+      </w:r>
+    </w:p>
+    <w:p>
+      <w:pPr>
+        <w:rPr/>
+      </w:pPr>
+      <w:r>
+        <w:rPr>
+          <w:rtl w:val="0"/>
+        </w:rPr>
+      </w:r>
+    </w:p>
+    <w:p>
+      <w:pPr>
+        <w:rPr/>
+      </w:pPr>
+      <w:r>
+        <w:rPr>
+          <w:rtl w:val="0"/>
+        </w:rPr>
+        <w:t xml:space="preserve">[ ] Cadastro de tags:</w:t>
+      </w:r>
+    </w:p>
+    <w:p>
+      <w:pPr>
+        <w:numPr>
+          <w:ilvl w:val="0"/>
+          <w:numId w:val="26"/>
+        </w:numPr>
+        <w:ind w:left="720" w:hanging="360"/>
+      </w:pPr>
+      <w:r>
+        <w:rPr>
+          <w:rtl w:val="0"/>
+        </w:rPr>
+        <w:t xml:space="preserve">O Administrador deve conseguir cadastrar e gerenciar as tags utilizadas nos acompanhamentos.</w:t>
+      </w:r>
+    </w:p>
+    <w:p>
+      <w:pPr>
+        <w:numPr>
+          <w:ilvl w:val="0"/>
+          <w:numId w:val="26"/>
+        </w:numPr>
+        <w:ind w:left="720" w:hanging="360"/>
+      </w:pPr>
+      <w:r>
+        <w:rPr>
+          <w:rtl w:val="0"/>
+        </w:rPr>
+        <w:t xml:space="preserve">As tags cadastradas devem estar disponíveis para utilização pelos Professores.</w:t>
+      </w:r>
+    </w:p>
+    <w:p>
+      <w:pPr>
+        <w:rPr/>
+      </w:pPr>
+      <w:r>
+        <w:rPr>
+          <w:rtl w:val="0"/>
+        </w:rPr>
+      </w:r>
+    </w:p>
+    <w:p>
+      <w:pPr>
+        <w:rPr/>
+      </w:pPr>
+      <w:r>
+        <w:rPr>
+          <w:rtl w:val="0"/>
+        </w:rPr>
+        <w:t xml:space="preserve">[ ] Configuração dos bimestres:</w:t>
+      </w:r>
+    </w:p>
+    <w:p>
+      <w:pPr>
+        <w:numPr>
+          <w:ilvl w:val="0"/>
+          <w:numId w:val="8"/>
+        </w:numPr>
+        <w:ind w:left="720" w:hanging="360"/>
+      </w:pPr>
+      <w:r>
+        <w:rPr>
+          <w:rtl w:val="0"/>
+        </w:rPr>
+        <w:t xml:space="preserve">O Administrador deve conseguir cadastrar e configurar os quatro bimestres.</w:t>
+      </w:r>
+    </w:p>
+    <w:p>
+      <w:pPr>
+        <w:numPr>
+          <w:ilvl w:val="0"/>
+          <w:numId w:val="8"/>
+        </w:numPr>
+        <w:ind w:left="720" w:hanging="360"/>
+      </w:pPr>
+      <w:r>
+        <w:rPr>
+          <w:rtl w:val="0"/>
+        </w:rPr>
+        <w:t xml:space="preserve">Cada bimestre deve possuir período de abertura e encerramento.</w:t>
+      </w:r>
+    </w:p>
+    <w:p>
+      <w:pPr>
+        <w:numPr>
+          <w:ilvl w:val="0"/>
+          <w:numId w:val="8"/>
+        </w:numPr>
+        <w:ind w:left="720" w:hanging="360"/>
+      </w:pPr>
+      <w:r>
+        <w:rPr>
+          <w:rtl w:val="0"/>
+        </w:rPr>
+        <w:t xml:space="preserve">O Professor somente poderá registrar ou alterar acompanhamentos dentro do período permitido.</w:t>
+      </w:r>
+    </w:p>
+    <w:p>
+      <w:pPr>
+        <w:rPr/>
+      </w:pPr>
+      <w:r>
+        <w:rPr>
+          <w:rtl w:val="0"/>
+        </w:rPr>
+      </w:r>
+    </w:p>
+    <w:p>
+      <w:pPr>
+        <w:rPr/>
+      </w:pPr>
+      <w:r>
+        <w:rPr>
+          <w:rtl w:val="0"/>
+        </w:rPr>
+        <w:t xml:space="preserve">[ ] Tela de revisão:</w:t>
+      </w:r>
+    </w:p>
+    <w:p>
+      <w:pPr>
+        <w:numPr>
+          <w:ilvl w:val="0"/>
+          <w:numId w:val="12"/>
+        </w:numPr>
+        <w:ind w:left="720" w:hanging="360"/>
+      </w:pPr>
+      <w:r>
+        <w:rPr>
+          <w:rtl w:val="0"/>
+        </w:rPr>
+        <w:t xml:space="preserve">O Administrador deve conseguir visualizar os acompanhamentos enviados pelos Professores para revisão.</w:t>
+      </w:r>
+    </w:p>
+    <w:p>
+      <w:pPr>
+        <w:numPr>
+          <w:ilvl w:val="0"/>
+          <w:numId w:val="12"/>
+        </w:numPr>
+        <w:ind w:left="720" w:hanging="360"/>
+      </w:pPr>
+      <w:r>
+        <w:rPr>
+          <w:rtl w:val="0"/>
+        </w:rPr>
+        <w:t xml:space="preserve">O Administrador deve conseguir analisar as informações antes da publicação.</w:t>
+      </w:r>
+    </w:p>
+    <w:p>
+      <w:pPr>
+        <w:rPr/>
+      </w:pPr>
+      <w:r>
+        <w:rPr>
+          <w:rtl w:val="0"/>
+        </w:rPr>
+      </w:r>
+    </w:p>
+    <w:p>
+      <w:pPr>
+        <w:rPr/>
+      </w:pPr>
+      <w:r>
+        <w:rPr>
+          <w:rtl w:val="0"/>
+        </w:rPr>
+        <w:t xml:space="preserve">[ ] Publicação:</w:t>
+      </w:r>
+    </w:p>
+    <w:p>
+      <w:pPr>
+        <w:numPr>
+          <w:ilvl w:val="0"/>
+          <w:numId w:val="24"/>
+        </w:numPr>
+        <w:ind w:left="720" w:hanging="360"/>
+      </w:pPr>
+      <w:r>
+        <w:rPr>
+          <w:rtl w:val="0"/>
+        </w:rPr>
+        <w:t xml:space="preserve">O Administrador deve conseguir publicar um acompanhamento após sua revisão.</w:t>
+      </w:r>
+    </w:p>
+    <w:p>
+      <w:pPr>
+        <w:numPr>
+          <w:ilvl w:val="0"/>
+          <w:numId w:val="24"/>
+        </w:numPr>
+        <w:ind w:left="720" w:hanging="360"/>
+      </w:pPr>
+      <w:r>
+        <w:rPr>
+          <w:rtl w:val="0"/>
+        </w:rPr>
+        <w:t xml:space="preserve">O acompanhamento publicado deve ficar disponível para o Responsável.</w:t>
+      </w:r>
+    </w:p>
+    <w:p>
+      <w:pPr>
+        <w:numPr>
+          <w:ilvl w:val="0"/>
+          <w:numId w:val="24"/>
+        </w:numPr>
+        <w:ind w:left="720" w:hanging="360"/>
+      </w:pPr>
+      <w:r>
+        <w:rPr>
+          <w:rtl w:val="0"/>
+        </w:rPr>
+        <w:t xml:space="preserve">Um acompanhamento ainda não publicado não deve ser visualizado pelo Responsável.</w:t>
+      </w:r>
+    </w:p>
+    <w:p>
+      <w:pPr>
+        <w:rPr/>
+      </w:pPr>
+      <w:r>
+        <w:rPr>
+          <w:rtl w:val="0"/>
+        </w:rPr>
+      </w:r>
+    </w:p>
+    <w:p>
+      <w:pPr>
+        <w:rPr/>
+      </w:pPr>
+      <w:r>
+        <w:rPr>
+          <w:rtl w:val="0"/>
+        </w:rPr>
+        <w:t xml:space="preserve">[ ] Visualizar histórico/auditoria: </w:t>
+      </w:r>
+    </w:p>
+    <w:p>
+      <w:pPr>
+        <w:numPr>
+          <w:ilvl w:val="0"/>
+          <w:numId w:val="32"/>
+        </w:numPr>
+        <w:ind w:left="720" w:hanging="360"/>
+      </w:pPr>
+      <w:r>
+        <w:rPr>
+          <w:rtl w:val="0"/>
+        </w:rPr>
+        <w:t xml:space="preserve">Alterações realizadas pelo Administrador em um acompanhamento devem ser registradas.</w:t>
+      </w:r>
+    </w:p>
+    <w:p>
+      <w:pPr>
+        <w:numPr>
+          <w:ilvl w:val="0"/>
+          <w:numId w:val="32"/>
+        </w:numPr>
+        <w:ind w:left="720" w:hanging="360"/>
+      </w:pPr>
+      <w:r>
+        <w:rPr>
+          <w:rtl w:val="0"/>
+        </w:rPr>
+        <w:t xml:space="preserve">O histórico deve permitir identificar o usuário responsável pela alteração, a data e a hora.</w:t>
+      </w:r>
+    </w:p>
+    <w:p>
+      <w:pPr>
+        <w:rPr/>
+      </w:pPr>
+      <w:r>
+        <w:rPr>
+          <w:rtl w:val="0"/>
+        </w:rPr>
+      </w:r>
+    </w:p>
+    <w:p>
+      <w:pPr>
+        <w:rPr>
+          <w:b w:val="1"/>
+          <w:bCs w:val="1"/>
+        </w:rPr>
+      </w:pPr>
+      <w:r>
+        <w:rPr>
+          <w:rtl w:val="0"/>
+        </w:rPr>
+        <w:t xml:space="preserve">👨‍🏫 </w:t>
+      </w:r>
+      <w:r>
+        <w:rPr>
+          <w:b w:val="1"/>
+          <w:bCs w:val="1"/>
+          <w:rtl w:val="0"/>
+        </w:rPr>
+        <w:t xml:space="preserve">Professor</w:t>
+      </w:r>
+    </w:p>
+    <w:p>
+      <w:pPr>
+        <w:rPr/>
+      </w:pPr>
+      <w:r>
+        <w:rPr>
+          <w:rtl w:val="0"/>
+        </w:rPr>
+        <w:t xml:space="preserve">[ ] Tela de turmas:</w:t>
+      </w:r>
+    </w:p>
+    <w:p>
+      <w:pPr>
+        <w:numPr>
+          <w:ilvl w:val="0"/>
+          <w:numId w:val="23"/>
+        </w:numPr>
+        <w:ind w:left="720" w:hanging="360"/>
+      </w:pPr>
+      <w:r>
+        <w:rPr>
+          <w:rtl w:val="0"/>
+        </w:rPr>
+        <w:t xml:space="preserve">O Professor deve visualizar somente as turmas às quais está vinculado.</w:t>
+      </w:r>
+    </w:p>
+    <w:p>
+      <w:pPr>
+        <w:rPr/>
+      </w:pPr>
+      <w:r>
+        <w:rPr>
+          <w:rtl w:val="0"/>
+        </w:rPr>
+      </w:r>
+    </w:p>
+    <w:p>
+      <w:pPr>
+        <w:rPr/>
+      </w:pPr>
+      <w:r>
+        <w:rPr>
+          <w:rtl w:val="0"/>
+        </w:rPr>
+        <w:t xml:space="preserve">[ ] Tela de alunos:</w:t>
+      </w:r>
+    </w:p>
+    <w:p>
+      <w:pPr>
+        <w:numPr>
+          <w:ilvl w:val="0"/>
+          <w:numId w:val="6"/>
+        </w:numPr>
+        <w:ind w:left="720" w:hanging="360"/>
+      </w:pPr>
+      <w:r>
+        <w:rPr>
+          <w:rtl w:val="0"/>
+        </w:rPr>
+        <w:t xml:space="preserve">O Professor deve visualizar somente os alunos pertencentes às suas turmas.</w:t>
+      </w:r>
+    </w:p>
+    <w:p>
+      <w:pPr>
+        <w:rPr/>
+      </w:pPr>
+      <w:r>
+        <w:rPr>
+          <w:rtl w:val="0"/>
+        </w:rPr>
+      </w:r>
+    </w:p>
+    <w:p>
+      <w:pPr>
+        <w:rPr/>
+      </w:pPr>
+      <w:r>
+        <w:rPr>
+          <w:rtl w:val="0"/>
+        </w:rPr>
+        <w:t xml:space="preserve">[ ] Formulário de acompanhamento:</w:t>
+      </w:r>
+    </w:p>
+    <w:p>
+      <w:pPr>
+        <w:numPr>
+          <w:ilvl w:val="0"/>
+          <w:numId w:val="16"/>
+        </w:numPr>
+        <w:ind w:left="720" w:hanging="360"/>
+      </w:pPr>
+      <w:r>
+        <w:rPr>
+          <w:rtl w:val="0"/>
+        </w:rPr>
+        <w:t xml:space="preserve">O Professor deve conseguir registrar um acompanhamento para um aluno.</w:t>
+      </w:r>
+    </w:p>
+    <w:p>
+      <w:pPr>
+        <w:numPr>
+          <w:ilvl w:val="0"/>
+          <w:numId w:val="16"/>
+        </w:numPr>
+        <w:ind w:left="720" w:hanging="360"/>
+      </w:pPr>
+      <w:r>
+        <w:rPr>
+          <w:rtl w:val="0"/>
+        </w:rPr>
+        <w:t xml:space="preserve">O acompanhamento deve conter aluno, turma, disciplina, professor, bimestre, média, descrição e tags.</w:t>
+      </w:r>
+    </w:p>
+    <w:p>
+      <w:pPr>
+        <w:rPr/>
+      </w:pPr>
+      <w:r>
+        <w:rPr>
+          <w:rtl w:val="0"/>
+        </w:rPr>
+      </w:r>
+    </w:p>
+    <w:p>
+      <w:pPr>
+        <w:rPr/>
+      </w:pPr>
+      <w:r>
+        <w:rPr>
+          <w:rtl w:val="0"/>
+        </w:rPr>
+        <w:t xml:space="preserve">[ ] Seleção de tags:</w:t>
+      </w:r>
+    </w:p>
+    <w:p>
+      <w:pPr>
+        <w:numPr>
+          <w:ilvl w:val="0"/>
+          <w:numId w:val="19"/>
+        </w:numPr>
+        <w:ind w:left="720" w:hanging="360"/>
+      </w:pPr>
+      <w:r>
+        <w:rPr>
+          <w:rtl w:val="0"/>
+        </w:rPr>
+        <w:t xml:space="preserve">O Professor deve conseguir selecionar uma ou mais tags para o acompanhamento.</w:t>
+      </w:r>
+    </w:p>
+    <w:p>
+      <w:pPr>
+        <w:rPr/>
+      </w:pPr>
+      <w:r>
+        <w:rPr>
+          <w:rtl w:val="0"/>
+        </w:rPr>
+      </w:r>
+    </w:p>
+    <w:p>
+      <w:pPr>
+        <w:rPr/>
+      </w:pPr>
+      <w:r>
+        <w:rPr>
+          <w:rtl w:val="0"/>
+        </w:rPr>
+        <w:t xml:space="preserve">[ ] Campo de média:</w:t>
+      </w:r>
+    </w:p>
+    <w:p>
+      <w:pPr>
+        <w:numPr>
+          <w:ilvl w:val="0"/>
+          <w:numId w:val="31"/>
+        </w:numPr>
+        <w:ind w:left="720" w:hanging="360"/>
+      </w:pPr>
+      <w:r>
+        <w:rPr>
+          <w:rtl w:val="0"/>
+        </w:rPr>
+        <w:t xml:space="preserve">O Professor deve conseguir informar a média do aluno.</w:t>
+      </w:r>
+    </w:p>
+    <w:p>
+      <w:pPr>
+        <w:numPr>
+          <w:ilvl w:val="0"/>
+          <w:numId w:val="31"/>
+        </w:numPr>
+        <w:ind w:left="720" w:hanging="360"/>
+      </w:pPr>
+      <w:r>
+        <w:rPr>
+          <w:rtl w:val="0"/>
+        </w:rPr>
+        <w:t xml:space="preserve">O sistema deve impedir o cadastro de uma média fora da escala definida pela escola.</w:t>
+      </w:r>
+    </w:p>
+    <w:p>
+      <w:pPr>
+        <w:rPr/>
+      </w:pPr>
+      <w:r>
+        <w:rPr>
+          <w:rtl w:val="0"/>
+        </w:rPr>
+      </w:r>
+    </w:p>
+    <w:p>
+      <w:pPr>
+        <w:rPr/>
+      </w:pPr>
+      <w:r>
+        <w:rPr>
+          <w:rtl w:val="0"/>
+        </w:rPr>
+        <w:t xml:space="preserve">[ ] Rascunho:</w:t>
+      </w:r>
+    </w:p>
+    <w:p>
+      <w:pPr>
+        <w:numPr>
+          <w:ilvl w:val="0"/>
+          <w:numId w:val="10"/>
+        </w:numPr>
+        <w:ind w:left="720" w:hanging="360"/>
+      </w:pPr>
+      <w:r>
+        <w:rPr>
+          <w:rtl w:val="0"/>
+        </w:rPr>
+        <w:t xml:space="preserve">O Professor deve conseguir salvar um acompanhamento sem enviá-lo para revisão.</w:t>
+      </w:r>
+    </w:p>
+    <w:p>
+      <w:pPr>
+        <w:numPr>
+          <w:ilvl w:val="0"/>
+          <w:numId w:val="10"/>
+        </w:numPr>
+        <w:ind w:left="720" w:hanging="360"/>
+      </w:pPr>
+      <w:r>
+        <w:rPr>
+          <w:rtl w:val="0"/>
+        </w:rPr>
+        <w:t xml:space="preserve">O acompanhamento salvo como rascunho deve poder ser editado posteriormente.</w:t>
+      </w:r>
+    </w:p>
+    <w:p>
+      <w:pPr>
+        <w:rPr/>
+      </w:pPr>
+      <w:r>
+        <w:rPr>
+          <w:rtl w:val="0"/>
+        </w:rPr>
+      </w:r>
+    </w:p>
+    <w:p>
+      <w:pPr>
+        <w:rPr/>
+      </w:pPr>
+      <w:r>
+        <w:rPr>
+          <w:rtl w:val="0"/>
+        </w:rPr>
+        <w:t xml:space="preserve">[ ] Envio para revisão:</w:t>
+      </w:r>
+    </w:p>
+    <w:p>
+      <w:pPr>
+        <w:numPr>
+          <w:ilvl w:val="0"/>
+          <w:numId w:val="25"/>
+        </w:numPr>
+        <w:ind w:left="720" w:hanging="360"/>
+      </w:pPr>
+      <w:r>
+        <w:rPr>
+          <w:rtl w:val="0"/>
+        </w:rPr>
+        <w:t xml:space="preserve">O Professor deve conseguir enviar um acompanhamento preenchido para revisão do Administrador.</w:t>
+      </w:r>
+    </w:p>
+    <w:p>
+      <w:pPr>
+        <w:numPr>
+          <w:ilvl w:val="0"/>
+          <w:numId w:val="25"/>
+        </w:numPr>
+        <w:ind w:left="720" w:hanging="360"/>
+      </w:pPr>
+      <w:r>
+        <w:rPr>
+          <w:rtl w:val="0"/>
+        </w:rPr>
+        <w:t xml:space="preserve">Após o envio, o acompanhamento deve mudar para o status correspondente.</w:t>
+      </w:r>
+    </w:p>
+    <w:p>
+      <w:pPr>
+        <w:rPr/>
+      </w:pPr>
+      <w:r>
+        <w:rPr>
+          <w:rtl w:val="0"/>
+        </w:rPr>
+      </w:r>
+    </w:p>
+    <w:p>
+      <w:pPr>
+        <w:rPr/>
+      </w:pPr>
+      <w:r>
+        <w:rPr>
+          <w:rtl w:val="0"/>
+        </w:rPr>
+        <w:t xml:space="preserve">[ ] Visualizar status dos acompanhamentos:</w:t>
+      </w:r>
+    </w:p>
+    <w:p>
+      <w:pPr>
+        <w:numPr>
+          <w:ilvl w:val="0"/>
+          <w:numId w:val="7"/>
+        </w:numPr>
+        <w:ind w:left="720" w:hanging="360"/>
+      </w:pPr>
+      <w:r>
+        <w:rPr>
+          <w:rtl w:val="0"/>
+        </w:rPr>
+        <w:t xml:space="preserve">O Professor deve conseguir visualizar o status de seus acompanhamentos.</w:t>
+      </w:r>
+    </w:p>
+    <w:p>
+      <w:pPr>
+        <w:numPr>
+          <w:ilvl w:val="0"/>
+          <w:numId w:val="7"/>
+        </w:numPr>
+        <w:ind w:left="720" w:hanging="360"/>
+      </w:pPr>
+      <w:r>
+        <w:rPr>
+          <w:rtl w:val="0"/>
+        </w:rPr>
+        <w:t xml:space="preserve">Caso um acompanhamento seja devolvido pelo Administrador, o Professor deve conseguir visualizá-lo e realizar os ajustes necessários.</w:t>
+      </w:r>
+    </w:p>
+    <w:p>
+      <w:pPr>
+        <w:rPr/>
+      </w:pPr>
+      <w:r>
+        <w:rPr>
+          <w:rtl w:val="0"/>
+        </w:rPr>
+      </w:r>
+    </w:p>
+    <w:p>
+      <w:pPr>
+        <w:rPr/>
+      </w:pPr>
+      <w:r>
+        <w:rPr>
+          <w:rtl w:val="0"/>
+        </w:rPr>
+      </w:r>
+    </w:p>
+    <w:p>
+      <w:pPr>
+        <w:rPr>
+          <w:b w:val="1"/>
+          <w:bCs w:val="1"/>
+        </w:rPr>
+      </w:pPr>
+      <w:r>
+        <w:rPr>
+          <w:rtl w:val="0"/>
+        </w:rPr>
+        <w:t xml:space="preserve">👨‍👩‍👧 </w:t>
+      </w:r>
+      <w:r>
+        <w:rPr>
+          <w:b w:val="1"/>
+          <w:bCs w:val="1"/>
+          <w:rtl w:val="0"/>
+        </w:rPr>
+        <w:t xml:space="preserve">Responsável</w:t>
+      </w:r>
+    </w:p>
+    <w:p>
+      <w:pPr>
+        <w:rPr/>
+      </w:pPr>
+      <w:r>
+        <w:rPr>
+          <w:rtl w:val="0"/>
+        </w:rPr>
+        <w:t xml:space="preserve">[ ] Tela dos alunos:</w:t>
+      </w:r>
+    </w:p>
+    <w:p>
+      <w:pPr>
+        <w:numPr>
+          <w:ilvl w:val="0"/>
+          <w:numId w:val="18"/>
+        </w:numPr>
+        <w:ind w:left="720" w:hanging="360"/>
+      </w:pPr>
+      <w:r>
+        <w:rPr>
+          <w:rtl w:val="0"/>
+        </w:rPr>
+        <w:t xml:space="preserve">O Responsável deve visualizar somente os alunos que estão vinculados a ele. </w:t>
+      </w:r>
+    </w:p>
+    <w:p>
+      <w:pPr>
+        <w:rPr/>
+      </w:pPr>
+      <w:r>
+        <w:rPr>
+          <w:rtl w:val="0"/>
+        </w:rPr>
+      </w:r>
+    </w:p>
+    <w:p>
+      <w:pPr>
+        <w:rPr/>
+      </w:pPr>
+      <w:r>
+        <w:rPr>
+          <w:rtl w:val="0"/>
+        </w:rPr>
+        <w:t xml:space="preserve">[ ] Consultar acompanhamentos:</w:t>
+      </w:r>
+    </w:p>
+    <w:p>
+      <w:pPr>
+        <w:numPr>
+          <w:ilvl w:val="0"/>
+          <w:numId w:val="5"/>
+        </w:numPr>
+        <w:ind w:left="720" w:hanging="360"/>
+      </w:pPr>
+      <w:r>
+        <w:rPr>
+          <w:rtl w:val="0"/>
+        </w:rPr>
+        <w:t xml:space="preserve">O Responsável deve conseguir consultar os acompanhamentos publicados de seus alunos.</w:t>
+      </w:r>
+    </w:p>
+    <w:p>
+      <w:pPr>
+        <w:numPr>
+          <w:ilvl w:val="0"/>
+          <w:numId w:val="5"/>
+        </w:numPr>
+        <w:ind w:left="720" w:hanging="360"/>
+      </w:pPr>
+      <w:r>
+        <w:rPr>
+          <w:rtl w:val="0"/>
+        </w:rPr>
+        <w:t xml:space="preserve">Deve ser possível consultar os acompanhamentos por ano, bimestre e disciplina.</w:t>
+      </w:r>
+    </w:p>
+    <w:p>
+      <w:pPr>
+        <w:numPr>
+          <w:ilvl w:val="0"/>
+          <w:numId w:val="5"/>
+        </w:numPr>
+        <w:ind w:left="720" w:hanging="360"/>
+      </w:pPr>
+      <w:r>
+        <w:rPr>
+          <w:rtl w:val="0"/>
+        </w:rPr>
+        <w:t xml:space="preserve">Acompanhamentos que ainda não foram publicados não devem aparecer para o Responsável.</w:t>
+      </w:r>
+    </w:p>
+    <w:p>
+      <w:pPr>
+        <w:rPr/>
+      </w:pPr>
+      <w:r>
+        <w:rPr>
+          <w:rtl w:val="0"/>
+        </w:rPr>
+      </w:r>
+    </w:p>
+    <w:p>
+      <w:pPr>
+        <w:rPr/>
+      </w:pPr>
+      <w:r>
+        <w:rPr>
+          <w:rtl w:val="0"/>
+        </w:rPr>
+        <w:t xml:space="preserve">[ ] Visualizar acompanhamento:</w:t>
+      </w:r>
+    </w:p>
+    <w:p>
+      <w:pPr>
+        <w:numPr>
+          <w:ilvl w:val="0"/>
+          <w:numId w:val="2"/>
+        </w:numPr>
+        <w:ind w:left="720" w:hanging="360"/>
+      </w:pPr>
+      <w:r>
+        <w:rPr>
+          <w:rtl w:val="0"/>
+        </w:rPr>
+        <w:t xml:space="preserve">O Responsável deve conseguir visualizar as informações do acompanhamento publicado, incluindo média, descrição e tags. </w:t>
+      </w:r>
+    </w:p>
+    <w:p>
+      <w:pPr>
+        <w:rPr/>
+      </w:pPr>
+      <w:r>
+        <w:rPr>
+          <w:rtl w:val="0"/>
+        </w:rPr>
+        <w:t xml:space="preserve">[ ] Gerar PDF:</w:t>
+      </w:r>
+    </w:p>
+    <w:p>
+      <w:pPr>
+        <w:numPr>
+          <w:ilvl w:val="0"/>
+          <w:numId w:val="13"/>
+        </w:numPr>
+        <w:ind w:left="720" w:hanging="360"/>
+      </w:pPr>
+      <w:r>
+        <w:rPr>
+          <w:rtl w:val="0"/>
+        </w:rPr>
+        <w:t xml:space="preserve">O Responsável deve conseguir gerar um arquivo PDF contendo o acompanhamento publicado do aluno. </w:t>
+      </w:r>
+    </w:p>
+    <w:p>
+      <w:pPr>
+        <w:rPr/>
+      </w:pPr>
+      <w:r>
+        <w:rPr>
+          <w:rtl w:val="0"/>
+        </w:rPr>
+      </w:r>
+    </w:p>
+    <w:p>
+      <w:pPr>
+        <w:rPr/>
+      </w:pPr>
+      <w:r>
+        <w:rPr>
+          <w:rtl w:val="0"/>
+        </w:rPr>
+        <w:t xml:space="preserve">[ ] Registrar ciência:</w:t>
+      </w:r>
+    </w:p>
+    <w:p>
+      <w:pPr>
+        <w:numPr>
+          <w:ilvl w:val="0"/>
+          <w:numId w:val="3"/>
+        </w:numPr>
+        <w:ind w:left="720" w:hanging="360"/>
+      </w:pPr>
+      <w:r>
+        <w:rPr>
+          <w:rtl w:val="0"/>
+        </w:rPr>
+        <w:t xml:space="preserve">O Responsável deve conseguir registrar que tomou conhecimento do acompanhamento.</w:t>
+      </w:r>
+    </w:p>
+    <w:p>
+      <w:pPr>
+        <w:numPr>
+          <w:ilvl w:val="0"/>
+          <w:numId w:val="3"/>
+        </w:numPr>
+        <w:ind w:left="720" w:hanging="360"/>
+      </w:pPr>
+      <w:r>
+        <w:rPr>
+          <w:rtl w:val="0"/>
+        </w:rPr>
+        <w:t xml:space="preserve">O sistema deve registrar essa confirmação.</w:t>
+      </w:r>
+    </w:p>
+    <w:p>
+      <w:pPr>
+        <w:rPr/>
+      </w:pPr>
+      <w:r>
+        <w:rPr>
+          <w:rtl w:val="0"/>
+        </w:rPr>
+      </w:r>
+    </w:p>
+    <w:p>
+      <w:pPr>
+        <w:rPr/>
+      </w:pPr>
+      <w:r>
+        <w:rPr>
+          <w:rtl w:val="0"/>
+        </w:rPr>
+      </w:r>
+    </w:p>
+    <w:p>
+      <w:pPr>
+        <w:rPr>
+          <w:b w:val="1"/>
+          <w:bCs w:val="1"/>
+        </w:rPr>
+      </w:pPr>
+      <w:r>
+        <w:rPr>
+          <w:rtl w:val="0"/>
+        </w:rPr>
+        <w:t xml:space="preserve">📊</w:t>
+      </w:r>
+      <w:r>
+        <w:rPr>
+          <w:b w:val="1"/>
+          <w:bCs w:val="1"/>
+          <w:rtl w:val="0"/>
+        </w:rPr>
+        <w:t xml:space="preserve"> Relatórios</w:t>
+      </w:r>
+    </w:p>
+    <w:p>
+      <w:pPr>
+        <w:rPr/>
+      </w:pPr>
+      <w:r>
+        <w:rPr>
+          <w:rtl w:val="0"/>
+        </w:rPr>
+        <w:t xml:space="preserve">[ ] Relatórios administrativos:</w:t>
+      </w:r>
+    </w:p>
+    <w:p>
+      <w:pPr>
+        <w:numPr>
+          <w:ilvl w:val="0"/>
+          <w:numId w:val="21"/>
+        </w:numPr>
+        <w:ind w:left="720" w:hanging="360"/>
+      </w:pPr>
+      <w:r>
+        <w:rPr>
+          <w:rtl w:val="0"/>
+        </w:rPr>
+        <w:t xml:space="preserve">O Administrador deve conseguir consultar informações dos acompanhamentos cadastrados.</w:t>
+      </w:r>
+    </w:p>
+    <w:p>
+      <w:pPr>
+        <w:numPr>
+          <w:ilvl w:val="0"/>
+          <w:numId w:val="21"/>
+        </w:numPr>
+        <w:ind w:left="720" w:hanging="360"/>
+      </w:pPr>
+      <w:r>
+        <w:rPr>
+          <w:rtl w:val="0"/>
+        </w:rPr>
+        <w:t xml:space="preserve">Os relatórios devem permitir a utilização de filtros para facilitar a consulta.</w:t>
+      </w:r>
+    </w:p>
+    <w:p>
+      <w:pPr>
+        <w:rPr/>
+      </w:pPr>
+      <w:r>
+        <w:rPr>
+          <w:rtl w:val="0"/>
+        </w:rPr>
+      </w:r>
+    </w:p>
+    <w:p>
+      <w:pPr>
+        <w:rPr/>
+      </w:pPr>
+      <w:r>
+        <w:rPr>
+          <w:rtl w:val="0"/>
+        </w:rPr>
+        <w:t xml:space="preserve">[ ] Filtros:</w:t>
+      </w:r>
+    </w:p>
+    <w:p>
+      <w:pPr>
+        <w:numPr>
+          <w:ilvl w:val="0"/>
+          <w:numId w:val="22"/>
+        </w:numPr>
+        <w:ind w:left="720" w:hanging="360"/>
+      </w:pPr>
+      <w:r>
+        <w:rPr>
+          <w:rtl w:val="0"/>
+        </w:rPr>
+        <w:t xml:space="preserve">O usuário deve conseguir filtrar os acompanhamentos por aluno, turma, disciplina, professor, bimestre e ano.</w:t>
+      </w:r>
+    </w:p>
+    <w:p>
+      <w:pPr>
+        <w:numPr>
+          <w:ilvl w:val="0"/>
+          <w:numId w:val="22"/>
+        </w:numPr>
+        <w:ind w:left="720" w:hanging="360"/>
+      </w:pPr>
+      <w:r>
+        <w:rPr>
+          <w:rtl w:val="0"/>
+        </w:rPr>
+        <w:t xml:space="preserve">O sistema deve exibir somente os acompanhamentos correspondentes aos filtros selecionados.</w:t>
+      </w:r>
+    </w:p>
+    <w:p>
+      <w:pPr>
+        <w:rPr/>
+      </w:pPr>
+      <w:r>
+        <w:rPr>
+          <w:rtl w:val="0"/>
+        </w:rPr>
+      </w:r>
+    </w:p>
+    <w:p>
+      <w:pPr>
+        <w:rPr/>
+      </w:pPr>
+      <w:r>
+        <w:rPr>
+          <w:rtl w:val="0"/>
+        </w:rPr>
+        <w:t xml:space="preserve">[ ] Exportação CSV/XLSX:</w:t>
+      </w:r>
+    </w:p>
+    <w:p>
+      <w:pPr>
+        <w:numPr>
+          <w:ilvl w:val="0"/>
+          <w:numId w:val="9"/>
+        </w:numPr>
+        <w:ind w:left="720" w:hanging="360"/>
+      </w:pPr>
+      <w:r>
+        <w:rPr>
+          <w:rtl w:val="0"/>
+        </w:rPr>
+        <w:t xml:space="preserve">O Administrador deve conseguir exportar os dados dos relatórios em formato compatível com Excel ou CSV.</w:t>
+      </w:r>
+    </w:p>
+    <w:p>
+      <w:pPr>
+        <w:numPr>
+          <w:ilvl w:val="0"/>
+          <w:numId w:val="9"/>
+        </w:numPr>
+        <w:ind w:left="720" w:hanging="360"/>
+      </w:pPr>
+      <w:r>
+        <w:rPr>
+          <w:rtl w:val="0"/>
+        </w:rPr>
+        <w:t xml:space="preserve">O arquivo exportado deve conter os dados correspondentes aos filtros selecionados.</w:t>
+      </w:r>
+    </w:p>
+    <w:p>
+      <w:pPr>
+        <w:rPr/>
+      </w:pPr>
+      <w:r>
+        <w:rPr>
+          <w:rtl w:val="0"/>
+        </w:rPr>
+      </w:r>
+    </w:p>
+    <w:p>
+      <w:pPr>
+        <w:rPr/>
+      </w:pPr>
+      <w:r>
+        <w:rPr>
+          <w:rtl w:val="0"/>
+        </w:rPr>
+      </w:r>
+    </w:p>
+    <w:p>
+      <w:pPr>
+        <w:rPr/>
+      </w:pPr>
+      <w:r>
+        <w:rPr>
+          <w:rtl w:val="0"/>
+        </w:rPr>
+      </w:r>
+    </w:p>
+    <w:p>
+      <w:pPr>
+        <w:rPr/>
+      </w:pPr>
+      <w:r>
+        <w:rPr>
+          <w:rtl w:val="0"/>
+        </w:rPr>
+      </w:r>
+    </w:p>
+    <w:p>
+      <w:pPr>
+        <w:rPr/>
+      </w:pPr>
+      <w:r>
+        <w:rPr>
+          <w:rtl w:val="0"/>
+        </w:rPr>
+      </w:r>
+    </w:p>
+    <w:p>
+      <w:pPr>
+        <w:rPr/>
+      </w:pPr>
+      <w:r>
+        <w:rPr>
+          <w:rtl w:val="0"/>
+        </w:rPr>
+      </w:r>
+    </w:p>
+    <w:p>
+      <w:pPr>
+        <w:pStyle w:val="Heading2"/>
+        <w:spacing w:after="120" w:lineRule="auto"/>
+        <w:rPr>
+          <w:sz w:val="22"/>
+          <w:szCs w:val="22"/>
+        </w:rPr>
+      </w:pPr>
+      <w:bookmarkStart w:colFirst="0" w:colLast="0" w:name="_p1ll9fbg9mlh" w:id="10"/>
+      <w:bookmarkEnd w:id="10"/>
+      <w:r>
+        <w:rPr>
+          <w:sz w:val="22"/>
+          <w:szCs w:val="22"/>
+          <w:rtl w:val="0"/>
+        </w:rPr>
+        <w:t xml:space="preserve">1.5. Plano de entrega</w:t>
+      </w:r>
+    </w:p>
+    <w:p>
+      <w:pPr>
+        <w:rPr>
+          <w:b w:val="1"/>
+          <w:bCs w:val="1"/>
+          <w:sz w:val="24"/>
+          <w:szCs w:val="24"/>
         </w:rPr>
       </w:pPr>
       <w:r>
@@ -246,6 +3774,603 @@
     <w:tbl>
       <w:tblPr>
         <w:tblStyle w:val="Table1"/>
+        <w:tblpPr w:leftFromText="180" w:rightFromText="180" w:topFromText="180" w:bottomFromText="180" w:vertAnchor="text" w:horzAnchor="text" w:tblpX="-30" w:tblpY="2.2705078125"/>
+        <w:tblW w:w="9000.0" w:type="dxa"/>
+        <w:jc w:val="left"/>
+        <w:tblBorders>
+          <w:top w:color="000000" w:space="0" w:sz="8" w:val="single"/>
+          <w:left w:color="000000" w:space="0" w:sz="8" w:val="single"/>
+          <w:bottom w:color="000000" w:space="0" w:sz="8" w:val="single"/>
+          <w:right w:color="000000" w:space="0" w:sz="8" w:val="single"/>
+          <w:insideH w:color="000000" w:space="0" w:sz="8" w:val="single"/>
+          <w:insideV w:color="000000" w:space="0" w:sz="8" w:val="single"/>
+        </w:tblBorders>
+        <w:tblLayout w:type="fixed"/>
+        <w:tblLook w:val="0600"/>
+      </w:tblPr>
+      <w:tblGrid>
+        <w:gridCol w:w="2055"/>
+        <w:gridCol w:w="5370"/>
+        <w:gridCol w:w="1575"/>
+        <w:tblGridChange w:id="0">
+          <w:tblGrid>
+            <w:gridCol w:w="2055"/>
+            <w:gridCol w:w="5370"/>
+            <w:gridCol w:w="1575"/>
+          </w:tblGrid>
+        </w:tblGridChange>
+      </w:tblGrid>
+      <w:tr>
+        <w:trPr>
+          <w:cantSplit w:val="0"/>
+          <w:tblHeader w:val="0"/>
+        </w:trPr>
+        <w:tc>
+          <w:tcPr>
+            <w:shd w:fill="b6d7a8" w:val="clear"/>
+          </w:tcPr>
+          <w:p>
+            <w:pPr>
+              <w:widowControl w:val="0"/>
+              <w:spacing w:line="240" w:lineRule="auto"/>
+              <w:jc w:val="center"/>
+              <w:rPr>
+                <w:b w:val="1"/>
+                <w:bCs w:val="1"/>
+              </w:rPr>
+            </w:pPr>
+            <w:r>
+              <w:rPr>
+                <w:b w:val="1"/>
+                <w:bCs w:val="1"/>
+                <w:rtl w:val="0"/>
+              </w:rPr>
+              <w:t xml:space="preserve">Entrega</w:t>
+            </w:r>
+          </w:p>
+        </w:tc>
+        <w:tc>
+          <w:tcPr>
+            <w:shd w:fill="b6d7a8" w:val="clear"/>
+          </w:tcPr>
+          <w:p>
+            <w:pPr>
+              <w:widowControl w:val="0"/>
+              <w:spacing w:line="240" w:lineRule="auto"/>
+              <w:jc w:val="center"/>
+              <w:rPr>
+                <w:b w:val="1"/>
+                <w:bCs w:val="1"/>
+              </w:rPr>
+            </w:pPr>
+            <w:r>
+              <w:rPr>
+                <w:b w:val="1"/>
+                <w:bCs w:val="1"/>
+                <w:rtl w:val="0"/>
+              </w:rPr>
+              <w:t xml:space="preserve">O que será entregue</w:t>
+            </w:r>
+          </w:p>
+        </w:tc>
+        <w:tc>
+          <w:tcPr>
+            <w:shd w:fill="b6d7a8" w:val="clear"/>
+          </w:tcPr>
+          <w:p>
+            <w:pPr>
+              <w:widowControl w:val="0"/>
+              <w:spacing w:line="240" w:lineRule="auto"/>
+              <w:jc w:val="center"/>
+              <w:rPr>
+                <w:b w:val="1"/>
+                <w:bCs w:val="1"/>
+              </w:rPr>
+            </w:pPr>
+            <w:r>
+              <w:rPr>
+                <w:b w:val="1"/>
+                <w:bCs w:val="1"/>
+                <w:rtl w:val="0"/>
+              </w:rPr>
+              <w:t xml:space="preserve">Prazo</w:t>
+            </w:r>
+          </w:p>
+        </w:tc>
+      </w:tr>
+      <w:tr>
+        <w:trPr>
+          <w:cantSplit w:val="0"/>
+          <w:trHeight w:val="842.9296875" w:hRule="atLeast"/>
+          <w:tblHeader w:val="0"/>
+        </w:trPr>
+        <w:tc>
+          <w:tcPr/>
+          <w:p>
+            <w:pPr>
+              <w:widowControl w:val="0"/>
+              <w:spacing w:line="240" w:lineRule="auto"/>
+              <w:rPr>
+                <w:b w:val="1"/>
+                <w:bCs w:val="1"/>
+                <w:sz w:val="24"/>
+                <w:szCs w:val="24"/>
+              </w:rPr>
+            </w:pPr>
+            <w:r>
+              <w:rPr>
+                <w:b w:val="1"/>
+                <w:bCs w:val="1"/>
+                <w:sz w:val="24"/>
+                <w:szCs w:val="24"/>
+                <w:rtl w:val="0"/>
+              </w:rPr>
+              <w:t xml:space="preserve">E1 – Entrega intermediária 1 </w:t>
+            </w:r>
+          </w:p>
+        </w:tc>
+        <w:tc>
+          <w:tcPr/>
+          <w:p>
+            <w:pPr>
+              <w:widowControl w:val="0"/>
+              <w:spacing w:line="240" w:lineRule="auto"/>
+              <w:jc w:val="center"/>
+              <w:rPr>
+                <w:sz w:val="20"/>
+                <w:szCs w:val="20"/>
+              </w:rPr>
+            </w:pPr>
+            <w:r>
+              <w:rPr>
+                <w:sz w:val="20"/>
+                <w:szCs w:val="20"/>
+                <w:rtl w:val="0"/>
+              </w:rPr>
+              <w:t xml:space="preserve">Requisitos e planejamento do projeto, modelagem inicial, protótipos de interface e primeiras implementações técnicas, conforme as atividades previstas para cada disciplina. </w:t>
+            </w:r>
+          </w:p>
+        </w:tc>
+        <w:tc>
+          <w:tcPr/>
+          <w:p>
+            <w:pPr>
+              <w:widowControl w:val="0"/>
+              <w:spacing w:line="240" w:lineRule="auto"/>
+              <w:jc w:val="center"/>
+              <w:rPr>
+                <w:sz w:val="24"/>
+                <w:szCs w:val="24"/>
+              </w:rPr>
+            </w:pPr>
+            <w:r>
+              <w:rPr>
+                <w:sz w:val="24"/>
+                <w:szCs w:val="24"/>
+                <w:rtl w:val="0"/>
+              </w:rPr>
+              <w:t xml:space="preserve">25/09/2026 </w:t>
+            </w:r>
+          </w:p>
+        </w:tc>
+      </w:tr>
+      <w:tr>
+        <w:trPr>
+          <w:cantSplit w:val="0"/>
+          <w:trHeight w:val="659.94140625" w:hRule="atLeast"/>
+          <w:tblHeader w:val="0"/>
+        </w:trPr>
+        <w:tc>
+          <w:tcPr/>
+          <w:p>
+            <w:pPr>
+              <w:widowControl w:val="0"/>
+              <w:spacing w:line="240" w:lineRule="auto"/>
+              <w:rPr>
+                <w:b w:val="1"/>
+                <w:bCs w:val="1"/>
+                <w:sz w:val="24"/>
+                <w:szCs w:val="24"/>
+              </w:rPr>
+            </w:pPr>
+            <w:r>
+              <w:rPr>
+                <w:b w:val="1"/>
+                <w:bCs w:val="1"/>
+                <w:sz w:val="24"/>
+                <w:szCs w:val="24"/>
+                <w:rtl w:val="0"/>
+              </w:rPr>
+              <w:t xml:space="preserve">E2 – Entrega intermediária 2 </w:t>
+            </w:r>
+          </w:p>
+        </w:tc>
+        <w:tc>
+          <w:tcPr/>
+          <w:p>
+            <w:pPr>
+              <w:widowControl w:val="0"/>
+              <w:spacing w:line="240" w:lineRule="auto"/>
+              <w:jc w:val="center"/>
+              <w:rPr>
+                <w:sz w:val="20"/>
+                <w:szCs w:val="20"/>
+              </w:rPr>
+            </w:pPr>
+            <w:r>
+              <w:rPr>
+                <w:sz w:val="20"/>
+                <w:szCs w:val="20"/>
+                <w:rtl w:val="0"/>
+              </w:rPr>
+              <w:t xml:space="preserve">Evolução do sistema, integração entre frontend, backend e banco de dados, documentação, testes e demais atividades solicitadas pelas disciplinas. </w:t>
+            </w:r>
+          </w:p>
+        </w:tc>
+        <w:tc>
+          <w:tcPr/>
+          <w:p>
+            <w:pPr>
+              <w:widowControl w:val="0"/>
+              <w:spacing w:line="240" w:lineRule="auto"/>
+              <w:jc w:val="center"/>
+              <w:rPr>
+                <w:sz w:val="24"/>
+                <w:szCs w:val="24"/>
+              </w:rPr>
+            </w:pPr>
+            <w:r>
+              <w:rPr>
+                <w:sz w:val="24"/>
+                <w:szCs w:val="24"/>
+                <w:rtl w:val="0"/>
+              </w:rPr>
+              <w:t xml:space="preserve">06/11/2026 </w:t>
+            </w:r>
+          </w:p>
+        </w:tc>
+      </w:tr>
+      <w:tr>
+        <w:trPr>
+          <w:cantSplit w:val="0"/>
+          <w:trHeight w:val="749.94140625" w:hRule="atLeast"/>
+          <w:tblHeader w:val="0"/>
+        </w:trPr>
+        <w:tc>
+          <w:tcPr/>
+          <w:p>
+            <w:pPr>
+              <w:widowControl w:val="0"/>
+              <w:spacing w:line="240" w:lineRule="auto"/>
+              <w:rPr>
+                <w:b w:val="1"/>
+                <w:bCs w:val="1"/>
+                <w:sz w:val="24"/>
+                <w:szCs w:val="24"/>
+              </w:rPr>
+            </w:pPr>
+            <w:r>
+              <w:rPr>
+                <w:b w:val="1"/>
+                <w:bCs w:val="1"/>
+                <w:sz w:val="24"/>
+                <w:szCs w:val="24"/>
+                <w:rtl w:val="0"/>
+              </w:rPr>
+              <w:t xml:space="preserve">Apresentação final </w:t>
+            </w:r>
+          </w:p>
+        </w:tc>
+        <w:tc>
+          <w:tcPr/>
+          <w:p>
+            <w:pPr>
+              <w:widowControl w:val="0"/>
+              <w:spacing w:line="240" w:lineRule="auto"/>
+              <w:jc w:val="center"/>
+              <w:rPr>
+                <w:sz w:val="20"/>
+                <w:szCs w:val="20"/>
+              </w:rPr>
+            </w:pPr>
+            <w:r>
+              <w:rPr>
+                <w:sz w:val="20"/>
+                <w:szCs w:val="20"/>
+                <w:rtl w:val="0"/>
+              </w:rPr>
+              <w:t xml:space="preserve">Demonstração do sistema funcionando, apresentação do projeto, banner, pitch e demais materiais finais solicitados. </w:t>
+            </w:r>
+          </w:p>
+        </w:tc>
+        <w:tc>
+          <w:tcPr/>
+          <w:p>
+            <w:pPr>
+              <w:widowControl w:val="0"/>
+              <w:spacing w:line="240" w:lineRule="auto"/>
+              <w:jc w:val="center"/>
+              <w:rPr>
+                <w:sz w:val="24"/>
+                <w:szCs w:val="24"/>
+              </w:rPr>
+            </w:pPr>
+            <w:r>
+              <w:rPr>
+                <w:sz w:val="24"/>
+                <w:szCs w:val="24"/>
+                <w:rtl w:val="0"/>
+              </w:rPr>
+              <w:t xml:space="preserve">17 a 24/11/2026 </w:t>
+            </w:r>
+          </w:p>
+        </w:tc>
+      </w:tr>
+    </w:tbl>
+    <w:p>
+      <w:pPr>
+        <w:rPr>
+          <w:b w:val="1"/>
+          <w:bCs w:val="1"/>
+          <w:sz w:val="24"/>
+          <w:szCs w:val="24"/>
+        </w:rPr>
+        <w:sectPr>
+          <w:pgSz w:h="16834" w:w="11909" w:orient="portrait"/>
+          <w:pgMar w:bottom="1440" w:top="1440" w:left="1440" w:right="1440" w:header="720" w:footer="720"/>
+          <w:pgNumType w:start="1"/>
+        </w:sectPr>
+      </w:pPr>
+      <w:r>
+        <w:rPr>
+          <w:rtl w:val="0"/>
+        </w:rPr>
+      </w:r>
+    </w:p>
+    <w:p>
+      <w:pPr>
+        <w:jc w:val="center"/>
+        <w:rPr>
+          <w:b w:val="1"/>
+          <w:bCs w:val="1"/>
+          <w:sz w:val="24"/>
+          <w:szCs w:val="24"/>
+        </w:rPr>
+      </w:pPr>
+      <w:r>
+        <w:rPr>
+          <w:b w:val="1"/>
+          <w:bCs w:val="1"/>
+          <w:sz w:val="24"/>
+          <w:szCs w:val="24"/>
+          <w:rtl w:val="0"/>
+        </w:rPr>
+        <w:t xml:space="preserve">ENTREGAS DA PI</w:t>
+      </w:r>
+    </w:p>
+    <w:p>
+      <w:pPr>
+        <w:rPr>
+          <w:b w:val="1"/>
+          <w:bCs w:val="1"/>
+        </w:rPr>
+      </w:pPr>
+      <w:r>
+        <w:rPr>
+          <w:rtl w:val="0"/>
+        </w:rPr>
+      </w:r>
+    </w:p>
+    <w:p>
+      <w:pPr>
+        <w:rPr/>
+      </w:pPr>
+      <w:r>
+        <w:rPr>
+          <w:b w:val="1"/>
+          <w:bCs w:val="1"/>
+          <w:rtl w:val="0"/>
+        </w:rPr>
+        <w:t xml:space="preserve">1 - Estrutura de Dados: </w:t>
+      </w:r>
+      <w:r>
+        <w:rPr>
+          <w:rtl w:val="0"/>
+        </w:rPr>
+        <w:t xml:space="preserve">Matheus Gajewski de Melo</w:t>
+      </w:r>
+    </w:p>
+    <w:p>
+      <w:pPr>
+        <w:rPr>
+          <w:b w:val="1"/>
+          <w:bCs w:val="1"/>
+        </w:rPr>
+      </w:pPr>
+      <w:r>
+        <w:rPr>
+          <w:rtl w:val="0"/>
+        </w:rPr>
+      </w:r>
+    </w:p>
+    <w:p>
+      <w:pPr>
+        <w:rPr/>
+      </w:pPr>
+      <w:r>
+        <w:rPr>
+          <w:b w:val="1"/>
+          <w:bCs w:val="1"/>
+          <w:rtl w:val="0"/>
+        </w:rPr>
+        <w:t xml:space="preserve">2 - Desenvolvimento Web Full Stack: </w:t>
+      </w:r>
+      <w:r>
+        <w:rPr>
+          <w:rtl w:val="0"/>
+        </w:rPr>
+        <w:t xml:space="preserve">Todos</w:t>
+      </w:r>
+    </w:p>
+    <w:p>
+      <w:pPr>
+        <w:rPr>
+          <w:b w:val="1"/>
+          <w:bCs w:val="1"/>
+        </w:rPr>
+      </w:pPr>
+      <w:r>
+        <w:rPr>
+          <w:rtl w:val="0"/>
+        </w:rPr>
+      </w:r>
+    </w:p>
+    <w:p>
+      <w:pPr>
+        <w:rPr/>
+      </w:pPr>
+      <w:r>
+        <w:rPr>
+          <w:b w:val="1"/>
+          <w:bCs w:val="1"/>
+          <w:rtl w:val="0"/>
+        </w:rPr>
+        <w:t xml:space="preserve">3 - Design de Interface Digital: </w:t>
+      </w:r>
+      <w:r>
+        <w:rPr>
+          <w:rtl w:val="0"/>
+        </w:rPr>
+        <w:t xml:space="preserve">Mel Oliva Motta</w:t>
+      </w:r>
+    </w:p>
+    <w:p>
+      <w:pPr>
+        <w:rPr>
+          <w:b w:val="1"/>
+          <w:bCs w:val="1"/>
+        </w:rPr>
+      </w:pPr>
+      <w:r>
+        <w:rPr>
+          <w:rtl w:val="0"/>
+        </w:rPr>
+      </w:r>
+    </w:p>
+    <w:p>
+      <w:pPr>
+        <w:rPr/>
+      </w:pPr>
+      <w:r>
+        <w:rPr>
+          <w:b w:val="1"/>
+          <w:bCs w:val="1"/>
+          <w:rtl w:val="0"/>
+        </w:rPr>
+        <w:t xml:space="preserve">4 - Banco de Dados: </w:t>
+      </w:r>
+      <w:r>
+        <w:rPr>
+          <w:rtl w:val="0"/>
+        </w:rPr>
+        <w:t xml:space="preserve">Rayna Guimarães Froes</w:t>
+      </w:r>
+    </w:p>
+    <w:p>
+      <w:pPr>
+        <w:rPr>
+          <w:b w:val="1"/>
+          <w:bCs w:val="1"/>
+        </w:rPr>
+      </w:pPr>
+      <w:r>
+        <w:rPr>
+          <w:rtl w:val="0"/>
+        </w:rPr>
+      </w:r>
+    </w:p>
+    <w:p>
+      <w:pPr>
+        <w:rPr/>
+      </w:pPr>
+      <w:r>
+        <w:rPr>
+          <w:b w:val="1"/>
+          <w:bCs w:val="1"/>
+          <w:rtl w:val="0"/>
+        </w:rPr>
+        <w:t xml:space="preserve">5 - Programação Orientada a Objetos:</w:t>
+      </w:r>
+      <w:r>
+        <w:rPr>
+          <w:rtl w:val="0"/>
+        </w:rPr>
+        <w:t xml:space="preserve"> Matheus Gajewski de Melo</w:t>
+      </w:r>
+    </w:p>
+    <w:p>
+      <w:pPr>
+        <w:rPr>
+          <w:b w:val="1"/>
+          <w:bCs w:val="1"/>
+        </w:rPr>
+      </w:pPr>
+      <w:r>
+        <w:rPr>
+          <w:rtl w:val="0"/>
+        </w:rPr>
+      </w:r>
+    </w:p>
+    <w:p>
+      <w:pPr>
+        <w:rPr>
+          <w:b w:val="1"/>
+          <w:bCs w:val="1"/>
+        </w:rPr>
+      </w:pPr>
+      <w:r>
+        <w:rPr>
+          <w:rtl w:val="0"/>
+        </w:rPr>
+      </w:r>
+    </w:p>
+    <w:p>
+      <w:pPr>
+        <w:jc w:val="center"/>
+        <w:rPr>
+          <w:b w:val="1"/>
+          <w:bCs w:val="1"/>
+          <w:sz w:val="24"/>
+          <w:szCs w:val="24"/>
+        </w:rPr>
+      </w:pPr>
+      <w:r>
+        <w:rPr>
+          <w:b w:val="1"/>
+          <w:bCs w:val="1"/>
+          <w:sz w:val="24"/>
+          <w:szCs w:val="24"/>
+          <w:rtl w:val="0"/>
+        </w:rPr>
+        <w:t xml:space="preserve">Cronograma de Desenvolvimento</w:t>
+      </w:r>
+    </w:p>
+    <w:p>
+      <w:pPr>
+        <w:rPr>
+          <w:b w:val="1"/>
+          <w:bCs w:val="1"/>
+        </w:rPr>
+      </w:pPr>
+      <w:r>
+        <w:rPr>
+          <w:rtl w:val="0"/>
+        </w:rPr>
+      </w:r>
+    </w:p>
+    <w:tbl>
+      <w:tblPr>
+        <w:tblStyle w:val="Table2"/>
         <w:tblpPr w:leftFromText="180" w:rightFromText="180" w:topFromText="180" w:bottomFromText="180" w:vertAnchor="text" w:horzAnchor="text" w:tblpX="0" w:tblpY="0"/>
         <w:tblW w:w="9000.0" w:type="dxa"/>
         <w:jc w:val="left"/>
@@ -1000,6 +5125,7 @@
       </w:r>
     </w:p>
     <w:sectPr>
+      <w:type w:val="nextPage"/>
       <w:pgSz w:h="16834" w:w="11909" w:orient="portrait"/>
       <w:pgMar w:bottom="1440" w:top="1440" w:left="1440" w:right="1440" w:header="720" w:footer="720"/>
       <w:pgNumType w:start="1"/>
@@ -1009,7 +5135,3624 @@
 </file>
 
 <file path=word/numbering.xml><?xml version="1.0" encoding="utf-8"?>
-<w:numbering xmlns:mc="http://schemas.openxmlformats.org/markup-compatibility/2006" xmlns:o="urn:schemas-microsoft-com:office:office" xmlns:r="http://schemas.openxmlformats.org/officeDocument/2006/relationships" xmlns:m="http://schemas.openxmlformats.org/officeDocument/2006/math" xmlns:v="urn:schemas-microsoft-com:vml" xmlns:wp="http://schemas.openxmlformats.org/drawingml/2006/wordprocessingDrawing" xmlns:w10="urn:schemas-microsoft-com:office:word" xmlns:w="http://schemas.openxmlformats.org/wordprocessingml/2006/main" xmlns:wne="http://schemas.microsoft.com/office/word/2006/wordml" xmlns:sl="http://schemas.openxmlformats.org/schemaLibrary/2006/main" xmlns:a="http://schemas.openxmlformats.org/drawingml/2006/main" xmlns:pic="http://schemas.openxmlformats.org/drawingml/2006/picture" xmlns:c="http://schemas.openxmlformats.org/drawingml/2006/chart" xmlns:lc="http://schemas.openxmlformats.org/drawingml/2006/lockedCanvas" xmlns:dgm="http://schemas.openxmlformats.org/drawingml/2006/diagram" xmlns:wps="http://schemas.microsoft.com/office/word/2010/wordprocessingShape" xmlns:wpg="http://schemas.microsoft.com/office/word/2010/wordprocessingGroup" xmlns:w14="http://schemas.microsoft.com/office/word/2010/wordml" xmlns:w15="http://schemas.microsoft.com/office/word/2012/wordml" xmlns:w16="http://schemas.microsoft.com/office/word/2018/wordml" xmlns:w16cex="http://schemas.microsoft.com/office/word/2018/wordml/cex" xmlns:w16cid="http://schemas.microsoft.com/office/word/2016/wordml/cid" xmlns="http://schemas.microsoft.com/office/tasks/2019/documenttasks" xmlns:cr="http://schemas.microsoft.com/office/comments/2020/reactions"/>
+<w:numbering xmlns:mc="http://schemas.openxmlformats.org/markup-compatibility/2006" xmlns:o="urn:schemas-microsoft-com:office:office" xmlns:r="http://schemas.openxmlformats.org/officeDocument/2006/relationships" xmlns:m="http://schemas.openxmlformats.org/officeDocument/2006/math" xmlns:v="urn:schemas-microsoft-com:vml" xmlns:wp="http://schemas.openxmlformats.org/drawingml/2006/wordprocessingDrawing" xmlns:w10="urn:schemas-microsoft-com:office:word" xmlns:w="http://schemas.openxmlformats.org/wordprocessingml/2006/main" xmlns:wne="http://schemas.microsoft.com/office/word/2006/wordml" xmlns:sl="http://schemas.openxmlformats.org/schemaLibrary/2006/main" xmlns:a="http://schemas.openxmlformats.org/drawingml/2006/main" xmlns:pic="http://schemas.openxmlformats.org/drawingml/2006/picture" xmlns:c="http://schemas.openxmlformats.org/drawingml/2006/chart" xmlns:lc="http://schemas.openxmlformats.org/drawingml/2006/lockedCanvas" xmlns:dgm="http://schemas.openxmlformats.org/drawingml/2006/diagram" xmlns:wps="http://schemas.microsoft.com/office/word/2010/wordprocessingShape" xmlns:wpg="http://schemas.microsoft.com/office/word/2010/wordprocessingGroup" xmlns:w14="http://schemas.microsoft.com/office/word/2010/wordml" xmlns:w15="http://schemas.microsoft.com/office/word/2012/wordml" xmlns:w16="http://schemas.microsoft.com/office/word/2018/wordml" xmlns:w16cex="http://schemas.microsoft.com/office/word/2018/wordml/cex" xmlns:w16cid="http://schemas.microsoft.com/office/word/2016/wordml/cid" xmlns="http://schemas.microsoft.com/office/tasks/2019/documenttasks" xmlns:cr="http://schemas.microsoft.com/office/comments/2020/reactions">
+  <w:abstractNum w:abstractNumId="1">
+    <w:lvl w:ilvl="0">
+      <w:start w:val="1"/>
+      <w:numFmt w:val="bullet"/>
+      <w:lvlText w:val="●"/>
+      <w:lvlJc w:val="left"/>
+      <w:pPr>
+        <w:ind w:left="720" w:hanging="360"/>
+      </w:pPr>
+      <w:rPr>
+        <w:u w:val="none"/>
+      </w:rPr>
+    </w:lvl>
+    <w:lvl w:ilvl="1">
+      <w:start w:val="1"/>
+      <w:numFmt w:val="bullet"/>
+      <w:lvlText w:val="○"/>
+      <w:lvlJc w:val="left"/>
+      <w:pPr>
+        <w:ind w:left="1440" w:hanging="360"/>
+      </w:pPr>
+      <w:rPr>
+        <w:u w:val="none"/>
+      </w:rPr>
+    </w:lvl>
+    <w:lvl w:ilvl="2">
+      <w:start w:val="1"/>
+      <w:numFmt w:val="bullet"/>
+      <w:lvlText w:val="■"/>
+      <w:lvlJc w:val="left"/>
+      <w:pPr>
+        <w:ind w:left="2160" w:hanging="360"/>
+      </w:pPr>
+      <w:rPr>
+        <w:u w:val="none"/>
+      </w:rPr>
+    </w:lvl>
+    <w:lvl w:ilvl="3">
+      <w:start w:val="1"/>
+      <w:numFmt w:val="bullet"/>
+      <w:lvlText w:val="●"/>
+      <w:lvlJc w:val="left"/>
+      <w:pPr>
+        <w:ind w:left="2880" w:hanging="360"/>
+      </w:pPr>
+      <w:rPr>
+        <w:u w:val="none"/>
+      </w:rPr>
+    </w:lvl>
+    <w:lvl w:ilvl="4">
+      <w:start w:val="1"/>
+      <w:numFmt w:val="bullet"/>
+      <w:lvlText w:val="○"/>
+      <w:lvlJc w:val="left"/>
+      <w:pPr>
+        <w:ind w:left="3600" w:hanging="360"/>
+      </w:pPr>
+      <w:rPr>
+        <w:u w:val="none"/>
+      </w:rPr>
+    </w:lvl>
+    <w:lvl w:ilvl="5">
+      <w:start w:val="1"/>
+      <w:numFmt w:val="bullet"/>
+      <w:lvlText w:val="■"/>
+      <w:lvlJc w:val="left"/>
+      <w:pPr>
+        <w:ind w:left="4320" w:hanging="360"/>
+      </w:pPr>
+      <w:rPr>
+        <w:u w:val="none"/>
+      </w:rPr>
+    </w:lvl>
+    <w:lvl w:ilvl="6">
+      <w:start w:val="1"/>
+      <w:numFmt w:val="bullet"/>
+      <w:lvlText w:val="●"/>
+      <w:lvlJc w:val="left"/>
+      <w:pPr>
+        <w:ind w:left="5040" w:hanging="360"/>
+      </w:pPr>
+      <w:rPr>
+        <w:u w:val="none"/>
+      </w:rPr>
+    </w:lvl>
+    <w:lvl w:ilvl="7">
+      <w:start w:val="1"/>
+      <w:numFmt w:val="bullet"/>
+      <w:lvlText w:val="○"/>
+      <w:lvlJc w:val="left"/>
+      <w:pPr>
+        <w:ind w:left="5760" w:hanging="360"/>
+      </w:pPr>
+      <w:rPr>
+        <w:u w:val="none"/>
+      </w:rPr>
+    </w:lvl>
+    <w:lvl w:ilvl="8">
+      <w:start w:val="1"/>
+      <w:numFmt w:val="bullet"/>
+      <w:lvlText w:val="■"/>
+      <w:lvlJc w:val="left"/>
+      <w:pPr>
+        <w:ind w:left="6480" w:hanging="360"/>
+      </w:pPr>
+      <w:rPr>
+        <w:u w:val="none"/>
+      </w:rPr>
+    </w:lvl>
+  </w:abstractNum>
+  <w:abstractNum w:abstractNumId="2">
+    <w:lvl w:ilvl="0">
+      <w:start w:val="1"/>
+      <w:numFmt w:val="bullet"/>
+      <w:lvlText w:val="●"/>
+      <w:lvlJc w:val="left"/>
+      <w:pPr>
+        <w:ind w:left="720" w:hanging="360"/>
+      </w:pPr>
+      <w:rPr>
+        <w:u w:val="none"/>
+      </w:rPr>
+    </w:lvl>
+    <w:lvl w:ilvl="1">
+      <w:start w:val="1"/>
+      <w:numFmt w:val="bullet"/>
+      <w:lvlText w:val="○"/>
+      <w:lvlJc w:val="left"/>
+      <w:pPr>
+        <w:ind w:left="1440" w:hanging="360"/>
+      </w:pPr>
+      <w:rPr>
+        <w:u w:val="none"/>
+      </w:rPr>
+    </w:lvl>
+    <w:lvl w:ilvl="2">
+      <w:start w:val="1"/>
+      <w:numFmt w:val="bullet"/>
+      <w:lvlText w:val="■"/>
+      <w:lvlJc w:val="left"/>
+      <w:pPr>
+        <w:ind w:left="2160" w:hanging="360"/>
+      </w:pPr>
+      <w:rPr>
+        <w:u w:val="none"/>
+      </w:rPr>
+    </w:lvl>
+    <w:lvl w:ilvl="3">
+      <w:start w:val="1"/>
+      <w:numFmt w:val="bullet"/>
+      <w:lvlText w:val="●"/>
+      <w:lvlJc w:val="left"/>
+      <w:pPr>
+        <w:ind w:left="2880" w:hanging="360"/>
+      </w:pPr>
+      <w:rPr>
+        <w:u w:val="none"/>
+      </w:rPr>
+    </w:lvl>
+    <w:lvl w:ilvl="4">
+      <w:start w:val="1"/>
+      <w:numFmt w:val="bullet"/>
+      <w:lvlText w:val="○"/>
+      <w:lvlJc w:val="left"/>
+      <w:pPr>
+        <w:ind w:left="3600" w:hanging="360"/>
+      </w:pPr>
+      <w:rPr>
+        <w:u w:val="none"/>
+      </w:rPr>
+    </w:lvl>
+    <w:lvl w:ilvl="5">
+      <w:start w:val="1"/>
+      <w:numFmt w:val="bullet"/>
+      <w:lvlText w:val="■"/>
+      <w:lvlJc w:val="left"/>
+      <w:pPr>
+        <w:ind w:left="4320" w:hanging="360"/>
+      </w:pPr>
+      <w:rPr>
+        <w:u w:val="none"/>
+      </w:rPr>
+    </w:lvl>
+    <w:lvl w:ilvl="6">
+      <w:start w:val="1"/>
+      <w:numFmt w:val="bullet"/>
+      <w:lvlText w:val="●"/>
+      <w:lvlJc w:val="left"/>
+      <w:pPr>
+        <w:ind w:left="5040" w:hanging="360"/>
+      </w:pPr>
+      <w:rPr>
+        <w:u w:val="none"/>
+      </w:rPr>
+    </w:lvl>
+    <w:lvl w:ilvl="7">
+      <w:start w:val="1"/>
+      <w:numFmt w:val="bullet"/>
+      <w:lvlText w:val="○"/>
+      <w:lvlJc w:val="left"/>
+      <w:pPr>
+        <w:ind w:left="5760" w:hanging="360"/>
+      </w:pPr>
+      <w:rPr>
+        <w:u w:val="none"/>
+      </w:rPr>
+    </w:lvl>
+    <w:lvl w:ilvl="8">
+      <w:start w:val="1"/>
+      <w:numFmt w:val="bullet"/>
+      <w:lvlText w:val="■"/>
+      <w:lvlJc w:val="left"/>
+      <w:pPr>
+        <w:ind w:left="6480" w:hanging="360"/>
+      </w:pPr>
+      <w:rPr>
+        <w:u w:val="none"/>
+      </w:rPr>
+    </w:lvl>
+  </w:abstractNum>
+  <w:abstractNum w:abstractNumId="3">
+    <w:lvl w:ilvl="0">
+      <w:start w:val="1"/>
+      <w:numFmt w:val="bullet"/>
+      <w:lvlText w:val="●"/>
+      <w:lvlJc w:val="left"/>
+      <w:pPr>
+        <w:ind w:left="720" w:hanging="360"/>
+      </w:pPr>
+      <w:rPr>
+        <w:u w:val="none"/>
+      </w:rPr>
+    </w:lvl>
+    <w:lvl w:ilvl="1">
+      <w:start w:val="1"/>
+      <w:numFmt w:val="bullet"/>
+      <w:lvlText w:val="○"/>
+      <w:lvlJc w:val="left"/>
+      <w:pPr>
+        <w:ind w:left="1440" w:hanging="360"/>
+      </w:pPr>
+      <w:rPr>
+        <w:u w:val="none"/>
+      </w:rPr>
+    </w:lvl>
+    <w:lvl w:ilvl="2">
+      <w:start w:val="1"/>
+      <w:numFmt w:val="bullet"/>
+      <w:lvlText w:val="■"/>
+      <w:lvlJc w:val="left"/>
+      <w:pPr>
+        <w:ind w:left="2160" w:hanging="360"/>
+      </w:pPr>
+      <w:rPr>
+        <w:u w:val="none"/>
+      </w:rPr>
+    </w:lvl>
+    <w:lvl w:ilvl="3">
+      <w:start w:val="1"/>
+      <w:numFmt w:val="bullet"/>
+      <w:lvlText w:val="●"/>
+      <w:lvlJc w:val="left"/>
+      <w:pPr>
+        <w:ind w:left="2880" w:hanging="360"/>
+      </w:pPr>
+      <w:rPr>
+        <w:u w:val="none"/>
+      </w:rPr>
+    </w:lvl>
+    <w:lvl w:ilvl="4">
+      <w:start w:val="1"/>
+      <w:numFmt w:val="bullet"/>
+      <w:lvlText w:val="○"/>
+      <w:lvlJc w:val="left"/>
+      <w:pPr>
+        <w:ind w:left="3600" w:hanging="360"/>
+      </w:pPr>
+      <w:rPr>
+        <w:u w:val="none"/>
+      </w:rPr>
+    </w:lvl>
+    <w:lvl w:ilvl="5">
+      <w:start w:val="1"/>
+      <w:numFmt w:val="bullet"/>
+      <w:lvlText w:val="■"/>
+      <w:lvlJc w:val="left"/>
+      <w:pPr>
+        <w:ind w:left="4320" w:hanging="360"/>
+      </w:pPr>
+      <w:rPr>
+        <w:u w:val="none"/>
+      </w:rPr>
+    </w:lvl>
+    <w:lvl w:ilvl="6">
+      <w:start w:val="1"/>
+      <w:numFmt w:val="bullet"/>
+      <w:lvlText w:val="●"/>
+      <w:lvlJc w:val="left"/>
+      <w:pPr>
+        <w:ind w:left="5040" w:hanging="360"/>
+      </w:pPr>
+      <w:rPr>
+        <w:u w:val="none"/>
+      </w:rPr>
+    </w:lvl>
+    <w:lvl w:ilvl="7">
+      <w:start w:val="1"/>
+      <w:numFmt w:val="bullet"/>
+      <w:lvlText w:val="○"/>
+      <w:lvlJc w:val="left"/>
+      <w:pPr>
+        <w:ind w:left="5760" w:hanging="360"/>
+      </w:pPr>
+      <w:rPr>
+        <w:u w:val="none"/>
+      </w:rPr>
+    </w:lvl>
+    <w:lvl w:ilvl="8">
+      <w:start w:val="1"/>
+      <w:numFmt w:val="bullet"/>
+      <w:lvlText w:val="■"/>
+      <w:lvlJc w:val="left"/>
+      <w:pPr>
+        <w:ind w:left="6480" w:hanging="360"/>
+      </w:pPr>
+      <w:rPr>
+        <w:u w:val="none"/>
+      </w:rPr>
+    </w:lvl>
+  </w:abstractNum>
+  <w:abstractNum w:abstractNumId="4">
+    <w:lvl w:ilvl="0">
+      <w:start w:val="1"/>
+      <w:numFmt w:val="bullet"/>
+      <w:lvlText w:val="●"/>
+      <w:lvlJc w:val="left"/>
+      <w:pPr>
+        <w:ind w:left="720" w:hanging="360"/>
+      </w:pPr>
+      <w:rPr>
+        <w:u w:val="none"/>
+      </w:rPr>
+    </w:lvl>
+    <w:lvl w:ilvl="1">
+      <w:start w:val="1"/>
+      <w:numFmt w:val="bullet"/>
+      <w:lvlText w:val="○"/>
+      <w:lvlJc w:val="left"/>
+      <w:pPr>
+        <w:ind w:left="1440" w:hanging="360"/>
+      </w:pPr>
+      <w:rPr>
+        <w:u w:val="none"/>
+      </w:rPr>
+    </w:lvl>
+    <w:lvl w:ilvl="2">
+      <w:start w:val="1"/>
+      <w:numFmt w:val="bullet"/>
+      <w:lvlText w:val="■"/>
+      <w:lvlJc w:val="left"/>
+      <w:pPr>
+        <w:ind w:left="2160" w:hanging="360"/>
+      </w:pPr>
+      <w:rPr>
+        <w:u w:val="none"/>
+      </w:rPr>
+    </w:lvl>
+    <w:lvl w:ilvl="3">
+      <w:start w:val="1"/>
+      <w:numFmt w:val="bullet"/>
+      <w:lvlText w:val="●"/>
+      <w:lvlJc w:val="left"/>
+      <w:pPr>
+        <w:ind w:left="2880" w:hanging="360"/>
+      </w:pPr>
+      <w:rPr>
+        <w:u w:val="none"/>
+      </w:rPr>
+    </w:lvl>
+    <w:lvl w:ilvl="4">
+      <w:start w:val="1"/>
+      <w:numFmt w:val="bullet"/>
+      <w:lvlText w:val="○"/>
+      <w:lvlJc w:val="left"/>
+      <w:pPr>
+        <w:ind w:left="3600" w:hanging="360"/>
+      </w:pPr>
+      <w:rPr>
+        <w:u w:val="none"/>
+      </w:rPr>
+    </w:lvl>
+    <w:lvl w:ilvl="5">
+      <w:start w:val="1"/>
+      <w:numFmt w:val="bullet"/>
+      <w:lvlText w:val="■"/>
+      <w:lvlJc w:val="left"/>
+      <w:pPr>
+        <w:ind w:left="4320" w:hanging="360"/>
+      </w:pPr>
+      <w:rPr>
+        <w:u w:val="none"/>
+      </w:rPr>
+    </w:lvl>
+    <w:lvl w:ilvl="6">
+      <w:start w:val="1"/>
+      <w:numFmt w:val="bullet"/>
+      <w:lvlText w:val="●"/>
+      <w:lvlJc w:val="left"/>
+      <w:pPr>
+        <w:ind w:left="5040" w:hanging="360"/>
+      </w:pPr>
+      <w:rPr>
+        <w:u w:val="none"/>
+      </w:rPr>
+    </w:lvl>
+    <w:lvl w:ilvl="7">
+      <w:start w:val="1"/>
+      <w:numFmt w:val="bullet"/>
+      <w:lvlText w:val="○"/>
+      <w:lvlJc w:val="left"/>
+      <w:pPr>
+        <w:ind w:left="5760" w:hanging="360"/>
+      </w:pPr>
+      <w:rPr>
+        <w:u w:val="none"/>
+      </w:rPr>
+    </w:lvl>
+    <w:lvl w:ilvl="8">
+      <w:start w:val="1"/>
+      <w:numFmt w:val="bullet"/>
+      <w:lvlText w:val="■"/>
+      <w:lvlJc w:val="left"/>
+      <w:pPr>
+        <w:ind w:left="6480" w:hanging="360"/>
+      </w:pPr>
+      <w:rPr>
+        <w:u w:val="none"/>
+      </w:rPr>
+    </w:lvl>
+  </w:abstractNum>
+  <w:abstractNum w:abstractNumId="5">
+    <w:lvl w:ilvl="0">
+      <w:start w:val="1"/>
+      <w:numFmt w:val="bullet"/>
+      <w:lvlText w:val="●"/>
+      <w:lvlJc w:val="left"/>
+      <w:pPr>
+        <w:ind w:left="720" w:hanging="360"/>
+      </w:pPr>
+      <w:rPr>
+        <w:u w:val="none"/>
+      </w:rPr>
+    </w:lvl>
+    <w:lvl w:ilvl="1">
+      <w:start w:val="1"/>
+      <w:numFmt w:val="bullet"/>
+      <w:lvlText w:val="○"/>
+      <w:lvlJc w:val="left"/>
+      <w:pPr>
+        <w:ind w:left="1440" w:hanging="360"/>
+      </w:pPr>
+      <w:rPr>
+        <w:u w:val="none"/>
+      </w:rPr>
+    </w:lvl>
+    <w:lvl w:ilvl="2">
+      <w:start w:val="1"/>
+      <w:numFmt w:val="bullet"/>
+      <w:lvlText w:val="■"/>
+      <w:lvlJc w:val="left"/>
+      <w:pPr>
+        <w:ind w:left="2160" w:hanging="360"/>
+      </w:pPr>
+      <w:rPr>
+        <w:u w:val="none"/>
+      </w:rPr>
+    </w:lvl>
+    <w:lvl w:ilvl="3">
+      <w:start w:val="1"/>
+      <w:numFmt w:val="bullet"/>
+      <w:lvlText w:val="●"/>
+      <w:lvlJc w:val="left"/>
+      <w:pPr>
+        <w:ind w:left="2880" w:hanging="360"/>
+      </w:pPr>
+      <w:rPr>
+        <w:u w:val="none"/>
+      </w:rPr>
+    </w:lvl>
+    <w:lvl w:ilvl="4">
+      <w:start w:val="1"/>
+      <w:numFmt w:val="bullet"/>
+      <w:lvlText w:val="○"/>
+      <w:lvlJc w:val="left"/>
+      <w:pPr>
+        <w:ind w:left="3600" w:hanging="360"/>
+      </w:pPr>
+      <w:rPr>
+        <w:u w:val="none"/>
+      </w:rPr>
+    </w:lvl>
+    <w:lvl w:ilvl="5">
+      <w:start w:val="1"/>
+      <w:numFmt w:val="bullet"/>
+      <w:lvlText w:val="■"/>
+      <w:lvlJc w:val="left"/>
+      <w:pPr>
+        <w:ind w:left="4320" w:hanging="360"/>
+      </w:pPr>
+      <w:rPr>
+        <w:u w:val="none"/>
+      </w:rPr>
+    </w:lvl>
+    <w:lvl w:ilvl="6">
+      <w:start w:val="1"/>
+      <w:numFmt w:val="bullet"/>
+      <w:lvlText w:val="●"/>
+      <w:lvlJc w:val="left"/>
+      <w:pPr>
+        <w:ind w:left="5040" w:hanging="360"/>
+      </w:pPr>
+      <w:rPr>
+        <w:u w:val="none"/>
+      </w:rPr>
+    </w:lvl>
+    <w:lvl w:ilvl="7">
+      <w:start w:val="1"/>
+      <w:numFmt w:val="bullet"/>
+      <w:lvlText w:val="○"/>
+      <w:lvlJc w:val="left"/>
+      <w:pPr>
+        <w:ind w:left="5760" w:hanging="360"/>
+      </w:pPr>
+      <w:rPr>
+        <w:u w:val="none"/>
+      </w:rPr>
+    </w:lvl>
+    <w:lvl w:ilvl="8">
+      <w:start w:val="1"/>
+      <w:numFmt w:val="bullet"/>
+      <w:lvlText w:val="■"/>
+      <w:lvlJc w:val="left"/>
+      <w:pPr>
+        <w:ind w:left="6480" w:hanging="360"/>
+      </w:pPr>
+      <w:rPr>
+        <w:u w:val="none"/>
+      </w:rPr>
+    </w:lvl>
+  </w:abstractNum>
+  <w:abstractNum w:abstractNumId="6">
+    <w:lvl w:ilvl="0">
+      <w:start w:val="1"/>
+      <w:numFmt w:val="bullet"/>
+      <w:lvlText w:val="●"/>
+      <w:lvlJc w:val="left"/>
+      <w:pPr>
+        <w:ind w:left="720" w:hanging="360"/>
+      </w:pPr>
+      <w:rPr>
+        <w:u w:val="none"/>
+      </w:rPr>
+    </w:lvl>
+    <w:lvl w:ilvl="1">
+      <w:start w:val="1"/>
+      <w:numFmt w:val="bullet"/>
+      <w:lvlText w:val="○"/>
+      <w:lvlJc w:val="left"/>
+      <w:pPr>
+        <w:ind w:left="1440" w:hanging="360"/>
+      </w:pPr>
+      <w:rPr>
+        <w:u w:val="none"/>
+      </w:rPr>
+    </w:lvl>
+    <w:lvl w:ilvl="2">
+      <w:start w:val="1"/>
+      <w:numFmt w:val="bullet"/>
+      <w:lvlText w:val="■"/>
+      <w:lvlJc w:val="left"/>
+      <w:pPr>
+        <w:ind w:left="2160" w:hanging="360"/>
+      </w:pPr>
+      <w:rPr>
+        <w:u w:val="none"/>
+      </w:rPr>
+    </w:lvl>
+    <w:lvl w:ilvl="3">
+      <w:start w:val="1"/>
+      <w:numFmt w:val="bullet"/>
+      <w:lvlText w:val="●"/>
+      <w:lvlJc w:val="left"/>
+      <w:pPr>
+        <w:ind w:left="2880" w:hanging="360"/>
+      </w:pPr>
+      <w:rPr>
+        <w:u w:val="none"/>
+      </w:rPr>
+    </w:lvl>
+    <w:lvl w:ilvl="4">
+      <w:start w:val="1"/>
+      <w:numFmt w:val="bullet"/>
+      <w:lvlText w:val="○"/>
+      <w:lvlJc w:val="left"/>
+      <w:pPr>
+        <w:ind w:left="3600" w:hanging="360"/>
+      </w:pPr>
+      <w:rPr>
+        <w:u w:val="none"/>
+      </w:rPr>
+    </w:lvl>
+    <w:lvl w:ilvl="5">
+      <w:start w:val="1"/>
+      <w:numFmt w:val="bullet"/>
+      <w:lvlText w:val="■"/>
+      <w:lvlJc w:val="left"/>
+      <w:pPr>
+        <w:ind w:left="4320" w:hanging="360"/>
+      </w:pPr>
+      <w:rPr>
+        <w:u w:val="none"/>
+      </w:rPr>
+    </w:lvl>
+    <w:lvl w:ilvl="6">
+      <w:start w:val="1"/>
+      <w:numFmt w:val="bullet"/>
+      <w:lvlText w:val="●"/>
+      <w:lvlJc w:val="left"/>
+      <w:pPr>
+        <w:ind w:left="5040" w:hanging="360"/>
+      </w:pPr>
+      <w:rPr>
+        <w:u w:val="none"/>
+      </w:rPr>
+    </w:lvl>
+    <w:lvl w:ilvl="7">
+      <w:start w:val="1"/>
+      <w:numFmt w:val="bullet"/>
+      <w:lvlText w:val="○"/>
+      <w:lvlJc w:val="left"/>
+      <w:pPr>
+        <w:ind w:left="5760" w:hanging="360"/>
+      </w:pPr>
+      <w:rPr>
+        <w:u w:val="none"/>
+      </w:rPr>
+    </w:lvl>
+    <w:lvl w:ilvl="8">
+      <w:start w:val="1"/>
+      <w:numFmt w:val="bullet"/>
+      <w:lvlText w:val="■"/>
+      <w:lvlJc w:val="left"/>
+      <w:pPr>
+        <w:ind w:left="6480" w:hanging="360"/>
+      </w:pPr>
+      <w:rPr>
+        <w:u w:val="none"/>
+      </w:rPr>
+    </w:lvl>
+  </w:abstractNum>
+  <w:abstractNum w:abstractNumId="7">
+    <w:lvl w:ilvl="0">
+      <w:start w:val="1"/>
+      <w:numFmt w:val="bullet"/>
+      <w:lvlText w:val="●"/>
+      <w:lvlJc w:val="left"/>
+      <w:pPr>
+        <w:ind w:left="720" w:hanging="360"/>
+      </w:pPr>
+      <w:rPr>
+        <w:u w:val="none"/>
+      </w:rPr>
+    </w:lvl>
+    <w:lvl w:ilvl="1">
+      <w:start w:val="1"/>
+      <w:numFmt w:val="bullet"/>
+      <w:lvlText w:val="○"/>
+      <w:lvlJc w:val="left"/>
+      <w:pPr>
+        <w:ind w:left="1440" w:hanging="360"/>
+      </w:pPr>
+      <w:rPr>
+        <w:u w:val="none"/>
+      </w:rPr>
+    </w:lvl>
+    <w:lvl w:ilvl="2">
+      <w:start w:val="1"/>
+      <w:numFmt w:val="bullet"/>
+      <w:lvlText w:val="■"/>
+      <w:lvlJc w:val="left"/>
+      <w:pPr>
+        <w:ind w:left="2160" w:hanging="360"/>
+      </w:pPr>
+      <w:rPr>
+        <w:u w:val="none"/>
+      </w:rPr>
+    </w:lvl>
+    <w:lvl w:ilvl="3">
+      <w:start w:val="1"/>
+      <w:numFmt w:val="bullet"/>
+      <w:lvlText w:val="●"/>
+      <w:lvlJc w:val="left"/>
+      <w:pPr>
+        <w:ind w:left="2880" w:hanging="360"/>
+      </w:pPr>
+      <w:rPr>
+        <w:u w:val="none"/>
+      </w:rPr>
+    </w:lvl>
+    <w:lvl w:ilvl="4">
+      <w:start w:val="1"/>
+      <w:numFmt w:val="bullet"/>
+      <w:lvlText w:val="○"/>
+      <w:lvlJc w:val="left"/>
+      <w:pPr>
+        <w:ind w:left="3600" w:hanging="360"/>
+      </w:pPr>
+      <w:rPr>
+        <w:u w:val="none"/>
+      </w:rPr>
+    </w:lvl>
+    <w:lvl w:ilvl="5">
+      <w:start w:val="1"/>
+      <w:numFmt w:val="bullet"/>
+      <w:lvlText w:val="■"/>
+      <w:lvlJc w:val="left"/>
+      <w:pPr>
+        <w:ind w:left="4320" w:hanging="360"/>
+      </w:pPr>
+      <w:rPr>
+        <w:u w:val="none"/>
+      </w:rPr>
+    </w:lvl>
+    <w:lvl w:ilvl="6">
+      <w:start w:val="1"/>
+      <w:numFmt w:val="bullet"/>
+      <w:lvlText w:val="●"/>
+      <w:lvlJc w:val="left"/>
+      <w:pPr>
+        <w:ind w:left="5040" w:hanging="360"/>
+      </w:pPr>
+      <w:rPr>
+        <w:u w:val="none"/>
+      </w:rPr>
+    </w:lvl>
+    <w:lvl w:ilvl="7">
+      <w:start w:val="1"/>
+      <w:numFmt w:val="bullet"/>
+      <w:lvlText w:val="○"/>
+      <w:lvlJc w:val="left"/>
+      <w:pPr>
+        <w:ind w:left="5760" w:hanging="360"/>
+      </w:pPr>
+      <w:rPr>
+        <w:u w:val="none"/>
+      </w:rPr>
+    </w:lvl>
+    <w:lvl w:ilvl="8">
+      <w:start w:val="1"/>
+      <w:numFmt w:val="bullet"/>
+      <w:lvlText w:val="■"/>
+      <w:lvlJc w:val="left"/>
+      <w:pPr>
+        <w:ind w:left="6480" w:hanging="360"/>
+      </w:pPr>
+      <w:rPr>
+        <w:u w:val="none"/>
+      </w:rPr>
+    </w:lvl>
+  </w:abstractNum>
+  <w:abstractNum w:abstractNumId="8">
+    <w:lvl w:ilvl="0">
+      <w:start w:val="1"/>
+      <w:numFmt w:val="bullet"/>
+      <w:lvlText w:val="●"/>
+      <w:lvlJc w:val="left"/>
+      <w:pPr>
+        <w:ind w:left="720" w:hanging="360"/>
+      </w:pPr>
+      <w:rPr>
+        <w:u w:val="none"/>
+      </w:rPr>
+    </w:lvl>
+    <w:lvl w:ilvl="1">
+      <w:start w:val="1"/>
+      <w:numFmt w:val="bullet"/>
+      <w:lvlText w:val="○"/>
+      <w:lvlJc w:val="left"/>
+      <w:pPr>
+        <w:ind w:left="1440" w:hanging="360"/>
+      </w:pPr>
+      <w:rPr>
+        <w:u w:val="none"/>
+      </w:rPr>
+    </w:lvl>
+    <w:lvl w:ilvl="2">
+      <w:start w:val="1"/>
+      <w:numFmt w:val="bullet"/>
+      <w:lvlText w:val="■"/>
+      <w:lvlJc w:val="left"/>
+      <w:pPr>
+        <w:ind w:left="2160" w:hanging="360"/>
+      </w:pPr>
+      <w:rPr>
+        <w:u w:val="none"/>
+      </w:rPr>
+    </w:lvl>
+    <w:lvl w:ilvl="3">
+      <w:start w:val="1"/>
+      <w:numFmt w:val="bullet"/>
+      <w:lvlText w:val="●"/>
+      <w:lvlJc w:val="left"/>
+      <w:pPr>
+        <w:ind w:left="2880" w:hanging="360"/>
+      </w:pPr>
+      <w:rPr>
+        <w:u w:val="none"/>
+      </w:rPr>
+    </w:lvl>
+    <w:lvl w:ilvl="4">
+      <w:start w:val="1"/>
+      <w:numFmt w:val="bullet"/>
+      <w:lvlText w:val="○"/>
+      <w:lvlJc w:val="left"/>
+      <w:pPr>
+        <w:ind w:left="3600" w:hanging="360"/>
+      </w:pPr>
+      <w:rPr>
+        <w:u w:val="none"/>
+      </w:rPr>
+    </w:lvl>
+    <w:lvl w:ilvl="5">
+      <w:start w:val="1"/>
+      <w:numFmt w:val="bullet"/>
+      <w:lvlText w:val="■"/>
+      <w:lvlJc w:val="left"/>
+      <w:pPr>
+        <w:ind w:left="4320" w:hanging="360"/>
+      </w:pPr>
+      <w:rPr>
+        <w:u w:val="none"/>
+      </w:rPr>
+    </w:lvl>
+    <w:lvl w:ilvl="6">
+      <w:start w:val="1"/>
+      <w:numFmt w:val="bullet"/>
+      <w:lvlText w:val="●"/>
+      <w:lvlJc w:val="left"/>
+      <w:pPr>
+        <w:ind w:left="5040" w:hanging="360"/>
+      </w:pPr>
+      <w:rPr>
+        <w:u w:val="none"/>
+      </w:rPr>
+    </w:lvl>
+    <w:lvl w:ilvl="7">
+      <w:start w:val="1"/>
+      <w:numFmt w:val="bullet"/>
+      <w:lvlText w:val="○"/>
+      <w:lvlJc w:val="left"/>
+      <w:pPr>
+        <w:ind w:left="5760" w:hanging="360"/>
+      </w:pPr>
+      <w:rPr>
+        <w:u w:val="none"/>
+      </w:rPr>
+    </w:lvl>
+    <w:lvl w:ilvl="8">
+      <w:start w:val="1"/>
+      <w:numFmt w:val="bullet"/>
+      <w:lvlText w:val="■"/>
+      <w:lvlJc w:val="left"/>
+      <w:pPr>
+        <w:ind w:left="6480" w:hanging="360"/>
+      </w:pPr>
+      <w:rPr>
+        <w:u w:val="none"/>
+      </w:rPr>
+    </w:lvl>
+  </w:abstractNum>
+  <w:abstractNum w:abstractNumId="9">
+    <w:lvl w:ilvl="0">
+      <w:start w:val="1"/>
+      <w:numFmt w:val="bullet"/>
+      <w:lvlText w:val="●"/>
+      <w:lvlJc w:val="left"/>
+      <w:pPr>
+        <w:ind w:left="720" w:hanging="360"/>
+      </w:pPr>
+      <w:rPr>
+        <w:u w:val="none"/>
+      </w:rPr>
+    </w:lvl>
+    <w:lvl w:ilvl="1">
+      <w:start w:val="1"/>
+      <w:numFmt w:val="bullet"/>
+      <w:lvlText w:val="○"/>
+      <w:lvlJc w:val="left"/>
+      <w:pPr>
+        <w:ind w:left="1440" w:hanging="360"/>
+      </w:pPr>
+      <w:rPr>
+        <w:u w:val="none"/>
+      </w:rPr>
+    </w:lvl>
+    <w:lvl w:ilvl="2">
+      <w:start w:val="1"/>
+      <w:numFmt w:val="bullet"/>
+      <w:lvlText w:val="■"/>
+      <w:lvlJc w:val="left"/>
+      <w:pPr>
+        <w:ind w:left="2160" w:hanging="360"/>
+      </w:pPr>
+      <w:rPr>
+        <w:u w:val="none"/>
+      </w:rPr>
+    </w:lvl>
+    <w:lvl w:ilvl="3">
+      <w:start w:val="1"/>
+      <w:numFmt w:val="bullet"/>
+      <w:lvlText w:val="●"/>
+      <w:lvlJc w:val="left"/>
+      <w:pPr>
+        <w:ind w:left="2880" w:hanging="360"/>
+      </w:pPr>
+      <w:rPr>
+        <w:u w:val="none"/>
+      </w:rPr>
+    </w:lvl>
+    <w:lvl w:ilvl="4">
+      <w:start w:val="1"/>
+      <w:numFmt w:val="bullet"/>
+      <w:lvlText w:val="○"/>
+      <w:lvlJc w:val="left"/>
+      <w:pPr>
+        <w:ind w:left="3600" w:hanging="360"/>
+      </w:pPr>
+      <w:rPr>
+        <w:u w:val="none"/>
+      </w:rPr>
+    </w:lvl>
+    <w:lvl w:ilvl="5">
+      <w:start w:val="1"/>
+      <w:numFmt w:val="bullet"/>
+      <w:lvlText w:val="■"/>
+      <w:lvlJc w:val="left"/>
+      <w:pPr>
+        <w:ind w:left="4320" w:hanging="360"/>
+      </w:pPr>
+      <w:rPr>
+        <w:u w:val="none"/>
+      </w:rPr>
+    </w:lvl>
+    <w:lvl w:ilvl="6">
+      <w:start w:val="1"/>
+      <w:numFmt w:val="bullet"/>
+      <w:lvlText w:val="●"/>
+      <w:lvlJc w:val="left"/>
+      <w:pPr>
+        <w:ind w:left="5040" w:hanging="360"/>
+      </w:pPr>
+      <w:rPr>
+        <w:u w:val="none"/>
+      </w:rPr>
+    </w:lvl>
+    <w:lvl w:ilvl="7">
+      <w:start w:val="1"/>
+      <w:numFmt w:val="bullet"/>
+      <w:lvlText w:val="○"/>
+      <w:lvlJc w:val="left"/>
+      <w:pPr>
+        <w:ind w:left="5760" w:hanging="360"/>
+      </w:pPr>
+      <w:rPr>
+        <w:u w:val="none"/>
+      </w:rPr>
+    </w:lvl>
+    <w:lvl w:ilvl="8">
+      <w:start w:val="1"/>
+      <w:numFmt w:val="bullet"/>
+      <w:lvlText w:val="■"/>
+      <w:lvlJc w:val="left"/>
+      <w:pPr>
+        <w:ind w:left="6480" w:hanging="360"/>
+      </w:pPr>
+      <w:rPr>
+        <w:u w:val="none"/>
+      </w:rPr>
+    </w:lvl>
+  </w:abstractNum>
+  <w:abstractNum w:abstractNumId="10">
+    <w:lvl w:ilvl="0">
+      <w:start w:val="1"/>
+      <w:numFmt w:val="bullet"/>
+      <w:lvlText w:val="●"/>
+      <w:lvlJc w:val="left"/>
+      <w:pPr>
+        <w:ind w:left="720" w:hanging="360"/>
+      </w:pPr>
+      <w:rPr>
+        <w:u w:val="none"/>
+      </w:rPr>
+    </w:lvl>
+    <w:lvl w:ilvl="1">
+      <w:start w:val="1"/>
+      <w:numFmt w:val="bullet"/>
+      <w:lvlText w:val="○"/>
+      <w:lvlJc w:val="left"/>
+      <w:pPr>
+        <w:ind w:left="1440" w:hanging="360"/>
+      </w:pPr>
+      <w:rPr>
+        <w:u w:val="none"/>
+      </w:rPr>
+    </w:lvl>
+    <w:lvl w:ilvl="2">
+      <w:start w:val="1"/>
+      <w:numFmt w:val="bullet"/>
+      <w:lvlText w:val="■"/>
+      <w:lvlJc w:val="left"/>
+      <w:pPr>
+        <w:ind w:left="2160" w:hanging="360"/>
+      </w:pPr>
+      <w:rPr>
+        <w:u w:val="none"/>
+      </w:rPr>
+    </w:lvl>
+    <w:lvl w:ilvl="3">
+      <w:start w:val="1"/>
+      <w:numFmt w:val="bullet"/>
+      <w:lvlText w:val="●"/>
+      <w:lvlJc w:val="left"/>
+      <w:pPr>
+        <w:ind w:left="2880" w:hanging="360"/>
+      </w:pPr>
+      <w:rPr>
+        <w:u w:val="none"/>
+      </w:rPr>
+    </w:lvl>
+    <w:lvl w:ilvl="4">
+      <w:start w:val="1"/>
+      <w:numFmt w:val="bullet"/>
+      <w:lvlText w:val="○"/>
+      <w:lvlJc w:val="left"/>
+      <w:pPr>
+        <w:ind w:left="3600" w:hanging="360"/>
+      </w:pPr>
+      <w:rPr>
+        <w:u w:val="none"/>
+      </w:rPr>
+    </w:lvl>
+    <w:lvl w:ilvl="5">
+      <w:start w:val="1"/>
+      <w:numFmt w:val="bullet"/>
+      <w:lvlText w:val="■"/>
+      <w:lvlJc w:val="left"/>
+      <w:pPr>
+        <w:ind w:left="4320" w:hanging="360"/>
+      </w:pPr>
+      <w:rPr>
+        <w:u w:val="none"/>
+      </w:rPr>
+    </w:lvl>
+    <w:lvl w:ilvl="6">
+      <w:start w:val="1"/>
+      <w:numFmt w:val="bullet"/>
+      <w:lvlText w:val="●"/>
+      <w:lvlJc w:val="left"/>
+      <w:pPr>
+        <w:ind w:left="5040" w:hanging="360"/>
+      </w:pPr>
+      <w:rPr>
+        <w:u w:val="none"/>
+      </w:rPr>
+    </w:lvl>
+    <w:lvl w:ilvl="7">
+      <w:start w:val="1"/>
+      <w:numFmt w:val="bullet"/>
+      <w:lvlText w:val="○"/>
+      <w:lvlJc w:val="left"/>
+      <w:pPr>
+        <w:ind w:left="5760" w:hanging="360"/>
+      </w:pPr>
+      <w:rPr>
+        <w:u w:val="none"/>
+      </w:rPr>
+    </w:lvl>
+    <w:lvl w:ilvl="8">
+      <w:start w:val="1"/>
+      <w:numFmt w:val="bullet"/>
+      <w:lvlText w:val="■"/>
+      <w:lvlJc w:val="left"/>
+      <w:pPr>
+        <w:ind w:left="6480" w:hanging="360"/>
+      </w:pPr>
+      <w:rPr>
+        <w:u w:val="none"/>
+      </w:rPr>
+    </w:lvl>
+  </w:abstractNum>
+  <w:abstractNum w:abstractNumId="11">
+    <w:lvl w:ilvl="0">
+      <w:start w:val="1"/>
+      <w:numFmt w:val="bullet"/>
+      <w:lvlText w:val="●"/>
+      <w:lvlJc w:val="left"/>
+      <w:pPr>
+        <w:ind w:left="720" w:hanging="360"/>
+      </w:pPr>
+      <w:rPr>
+        <w:u w:val="none"/>
+      </w:rPr>
+    </w:lvl>
+    <w:lvl w:ilvl="1">
+      <w:start w:val="1"/>
+      <w:numFmt w:val="bullet"/>
+      <w:lvlText w:val="○"/>
+      <w:lvlJc w:val="left"/>
+      <w:pPr>
+        <w:ind w:left="1440" w:hanging="360"/>
+      </w:pPr>
+      <w:rPr>
+        <w:u w:val="none"/>
+      </w:rPr>
+    </w:lvl>
+    <w:lvl w:ilvl="2">
+      <w:start w:val="1"/>
+      <w:numFmt w:val="bullet"/>
+      <w:lvlText w:val="■"/>
+      <w:lvlJc w:val="left"/>
+      <w:pPr>
+        <w:ind w:left="2160" w:hanging="360"/>
+      </w:pPr>
+      <w:rPr>
+        <w:u w:val="none"/>
+      </w:rPr>
+    </w:lvl>
+    <w:lvl w:ilvl="3">
+      <w:start w:val="1"/>
+      <w:numFmt w:val="bullet"/>
+      <w:lvlText w:val="●"/>
+      <w:lvlJc w:val="left"/>
+      <w:pPr>
+        <w:ind w:left="2880" w:hanging="360"/>
+      </w:pPr>
+      <w:rPr>
+        <w:u w:val="none"/>
+      </w:rPr>
+    </w:lvl>
+    <w:lvl w:ilvl="4">
+      <w:start w:val="1"/>
+      <w:numFmt w:val="bullet"/>
+      <w:lvlText w:val="○"/>
+      <w:lvlJc w:val="left"/>
+      <w:pPr>
+        <w:ind w:left="3600" w:hanging="360"/>
+      </w:pPr>
+      <w:rPr>
+        <w:u w:val="none"/>
+      </w:rPr>
+    </w:lvl>
+    <w:lvl w:ilvl="5">
+      <w:start w:val="1"/>
+      <w:numFmt w:val="bullet"/>
+      <w:lvlText w:val="■"/>
+      <w:lvlJc w:val="left"/>
+      <w:pPr>
+        <w:ind w:left="4320" w:hanging="360"/>
+      </w:pPr>
+      <w:rPr>
+        <w:u w:val="none"/>
+      </w:rPr>
+    </w:lvl>
+    <w:lvl w:ilvl="6">
+      <w:start w:val="1"/>
+      <w:numFmt w:val="bullet"/>
+      <w:lvlText w:val="●"/>
+      <w:lvlJc w:val="left"/>
+      <w:pPr>
+        <w:ind w:left="5040" w:hanging="360"/>
+      </w:pPr>
+      <w:rPr>
+        <w:u w:val="none"/>
+      </w:rPr>
+    </w:lvl>
+    <w:lvl w:ilvl="7">
+      <w:start w:val="1"/>
+      <w:numFmt w:val="bullet"/>
+      <w:lvlText w:val="○"/>
+      <w:lvlJc w:val="left"/>
+      <w:pPr>
+        <w:ind w:left="5760" w:hanging="360"/>
+      </w:pPr>
+      <w:rPr>
+        <w:u w:val="none"/>
+      </w:rPr>
+    </w:lvl>
+    <w:lvl w:ilvl="8">
+      <w:start w:val="1"/>
+      <w:numFmt w:val="bullet"/>
+      <w:lvlText w:val="■"/>
+      <w:lvlJc w:val="left"/>
+      <w:pPr>
+        <w:ind w:left="6480" w:hanging="360"/>
+      </w:pPr>
+      <w:rPr>
+        <w:u w:val="none"/>
+      </w:rPr>
+    </w:lvl>
+  </w:abstractNum>
+  <w:abstractNum w:abstractNumId="12">
+    <w:lvl w:ilvl="0">
+      <w:start w:val="1"/>
+      <w:numFmt w:val="bullet"/>
+      <w:lvlText w:val="●"/>
+      <w:lvlJc w:val="left"/>
+      <w:pPr>
+        <w:ind w:left="720" w:hanging="360"/>
+      </w:pPr>
+      <w:rPr>
+        <w:u w:val="none"/>
+      </w:rPr>
+    </w:lvl>
+    <w:lvl w:ilvl="1">
+      <w:start w:val="1"/>
+      <w:numFmt w:val="bullet"/>
+      <w:lvlText w:val="○"/>
+      <w:lvlJc w:val="left"/>
+      <w:pPr>
+        <w:ind w:left="1440" w:hanging="360"/>
+      </w:pPr>
+      <w:rPr>
+        <w:u w:val="none"/>
+      </w:rPr>
+    </w:lvl>
+    <w:lvl w:ilvl="2">
+      <w:start w:val="1"/>
+      <w:numFmt w:val="bullet"/>
+      <w:lvlText w:val="■"/>
+      <w:lvlJc w:val="left"/>
+      <w:pPr>
+        <w:ind w:left="2160" w:hanging="360"/>
+      </w:pPr>
+      <w:rPr>
+        <w:u w:val="none"/>
+      </w:rPr>
+    </w:lvl>
+    <w:lvl w:ilvl="3">
+      <w:start w:val="1"/>
+      <w:numFmt w:val="bullet"/>
+      <w:lvlText w:val="●"/>
+      <w:lvlJc w:val="left"/>
+      <w:pPr>
+        <w:ind w:left="2880" w:hanging="360"/>
+      </w:pPr>
+      <w:rPr>
+        <w:u w:val="none"/>
+      </w:rPr>
+    </w:lvl>
+    <w:lvl w:ilvl="4">
+      <w:start w:val="1"/>
+      <w:numFmt w:val="bullet"/>
+      <w:lvlText w:val="○"/>
+      <w:lvlJc w:val="left"/>
+      <w:pPr>
+        <w:ind w:left="3600" w:hanging="360"/>
+      </w:pPr>
+      <w:rPr>
+        <w:u w:val="none"/>
+      </w:rPr>
+    </w:lvl>
+    <w:lvl w:ilvl="5">
+      <w:start w:val="1"/>
+      <w:numFmt w:val="bullet"/>
+      <w:lvlText w:val="■"/>
+      <w:lvlJc w:val="left"/>
+      <w:pPr>
+        <w:ind w:left="4320" w:hanging="360"/>
+      </w:pPr>
+      <w:rPr>
+        <w:u w:val="none"/>
+      </w:rPr>
+    </w:lvl>
+    <w:lvl w:ilvl="6">
+      <w:start w:val="1"/>
+      <w:numFmt w:val="bullet"/>
+      <w:lvlText w:val="●"/>
+      <w:lvlJc w:val="left"/>
+      <w:pPr>
+        <w:ind w:left="5040" w:hanging="360"/>
+      </w:pPr>
+      <w:rPr>
+        <w:u w:val="none"/>
+      </w:rPr>
+    </w:lvl>
+    <w:lvl w:ilvl="7">
+      <w:start w:val="1"/>
+      <w:numFmt w:val="bullet"/>
+      <w:lvlText w:val="○"/>
+      <w:lvlJc w:val="left"/>
+      <w:pPr>
+        <w:ind w:left="5760" w:hanging="360"/>
+      </w:pPr>
+      <w:rPr>
+        <w:u w:val="none"/>
+      </w:rPr>
+    </w:lvl>
+    <w:lvl w:ilvl="8">
+      <w:start w:val="1"/>
+      <w:numFmt w:val="bullet"/>
+      <w:lvlText w:val="■"/>
+      <w:lvlJc w:val="left"/>
+      <w:pPr>
+        <w:ind w:left="6480" w:hanging="360"/>
+      </w:pPr>
+      <w:rPr>
+        <w:u w:val="none"/>
+      </w:rPr>
+    </w:lvl>
+  </w:abstractNum>
+  <w:abstractNum w:abstractNumId="13">
+    <w:lvl w:ilvl="0">
+      <w:start w:val="1"/>
+      <w:numFmt w:val="bullet"/>
+      <w:lvlText w:val="●"/>
+      <w:lvlJc w:val="left"/>
+      <w:pPr>
+        <w:ind w:left="720" w:hanging="360"/>
+      </w:pPr>
+      <w:rPr>
+        <w:u w:val="none"/>
+      </w:rPr>
+    </w:lvl>
+    <w:lvl w:ilvl="1">
+      <w:start w:val="1"/>
+      <w:numFmt w:val="bullet"/>
+      <w:lvlText w:val="○"/>
+      <w:lvlJc w:val="left"/>
+      <w:pPr>
+        <w:ind w:left="1440" w:hanging="360"/>
+      </w:pPr>
+      <w:rPr>
+        <w:u w:val="none"/>
+      </w:rPr>
+    </w:lvl>
+    <w:lvl w:ilvl="2">
+      <w:start w:val="1"/>
+      <w:numFmt w:val="bullet"/>
+      <w:lvlText w:val="■"/>
+      <w:lvlJc w:val="left"/>
+      <w:pPr>
+        <w:ind w:left="2160" w:hanging="360"/>
+      </w:pPr>
+      <w:rPr>
+        <w:u w:val="none"/>
+      </w:rPr>
+    </w:lvl>
+    <w:lvl w:ilvl="3">
+      <w:start w:val="1"/>
+      <w:numFmt w:val="bullet"/>
+      <w:lvlText w:val="●"/>
+      <w:lvlJc w:val="left"/>
+      <w:pPr>
+        <w:ind w:left="2880" w:hanging="360"/>
+      </w:pPr>
+      <w:rPr>
+        <w:u w:val="none"/>
+      </w:rPr>
+    </w:lvl>
+    <w:lvl w:ilvl="4">
+      <w:start w:val="1"/>
+      <w:numFmt w:val="bullet"/>
+      <w:lvlText w:val="○"/>
+      <w:lvlJc w:val="left"/>
+      <w:pPr>
+        <w:ind w:left="3600" w:hanging="360"/>
+      </w:pPr>
+      <w:rPr>
+        <w:u w:val="none"/>
+      </w:rPr>
+    </w:lvl>
+    <w:lvl w:ilvl="5">
+      <w:start w:val="1"/>
+      <w:numFmt w:val="bullet"/>
+      <w:lvlText w:val="■"/>
+      <w:lvlJc w:val="left"/>
+      <w:pPr>
+        <w:ind w:left="4320" w:hanging="360"/>
+      </w:pPr>
+      <w:rPr>
+        <w:u w:val="none"/>
+      </w:rPr>
+    </w:lvl>
+    <w:lvl w:ilvl="6">
+      <w:start w:val="1"/>
+      <w:numFmt w:val="bullet"/>
+      <w:lvlText w:val="●"/>
+      <w:lvlJc w:val="left"/>
+      <w:pPr>
+        <w:ind w:left="5040" w:hanging="360"/>
+      </w:pPr>
+      <w:rPr>
+        <w:u w:val="none"/>
+      </w:rPr>
+    </w:lvl>
+    <w:lvl w:ilvl="7">
+      <w:start w:val="1"/>
+      <w:numFmt w:val="bullet"/>
+      <w:lvlText w:val="○"/>
+      <w:lvlJc w:val="left"/>
+      <w:pPr>
+        <w:ind w:left="5760" w:hanging="360"/>
+      </w:pPr>
+      <w:rPr>
+        <w:u w:val="none"/>
+      </w:rPr>
+    </w:lvl>
+    <w:lvl w:ilvl="8">
+      <w:start w:val="1"/>
+      <w:numFmt w:val="bullet"/>
+      <w:lvlText w:val="■"/>
+      <w:lvlJc w:val="left"/>
+      <w:pPr>
+        <w:ind w:left="6480" w:hanging="360"/>
+      </w:pPr>
+      <w:rPr>
+        <w:u w:val="none"/>
+      </w:rPr>
+    </w:lvl>
+  </w:abstractNum>
+  <w:abstractNum w:abstractNumId="14">
+    <w:lvl w:ilvl="0">
+      <w:start w:val="1"/>
+      <w:numFmt w:val="bullet"/>
+      <w:lvlText w:val="●"/>
+      <w:lvlJc w:val="left"/>
+      <w:pPr>
+        <w:ind w:left="720" w:hanging="360"/>
+      </w:pPr>
+      <w:rPr>
+        <w:u w:val="none"/>
+      </w:rPr>
+    </w:lvl>
+    <w:lvl w:ilvl="1">
+      <w:start w:val="1"/>
+      <w:numFmt w:val="bullet"/>
+      <w:lvlText w:val="○"/>
+      <w:lvlJc w:val="left"/>
+      <w:pPr>
+        <w:ind w:left="1440" w:hanging="360"/>
+      </w:pPr>
+      <w:rPr>
+        <w:u w:val="none"/>
+      </w:rPr>
+    </w:lvl>
+    <w:lvl w:ilvl="2">
+      <w:start w:val="1"/>
+      <w:numFmt w:val="bullet"/>
+      <w:lvlText w:val="■"/>
+      <w:lvlJc w:val="left"/>
+      <w:pPr>
+        <w:ind w:left="2160" w:hanging="360"/>
+      </w:pPr>
+      <w:rPr>
+        <w:u w:val="none"/>
+      </w:rPr>
+    </w:lvl>
+    <w:lvl w:ilvl="3">
+      <w:start w:val="1"/>
+      <w:numFmt w:val="bullet"/>
+      <w:lvlText w:val="●"/>
+      <w:lvlJc w:val="left"/>
+      <w:pPr>
+        <w:ind w:left="2880" w:hanging="360"/>
+      </w:pPr>
+      <w:rPr>
+        <w:u w:val="none"/>
+      </w:rPr>
+    </w:lvl>
+    <w:lvl w:ilvl="4">
+      <w:start w:val="1"/>
+      <w:numFmt w:val="bullet"/>
+      <w:lvlText w:val="○"/>
+      <w:lvlJc w:val="left"/>
+      <w:pPr>
+        <w:ind w:left="3600" w:hanging="360"/>
+      </w:pPr>
+      <w:rPr>
+        <w:u w:val="none"/>
+      </w:rPr>
+    </w:lvl>
+    <w:lvl w:ilvl="5">
+      <w:start w:val="1"/>
+      <w:numFmt w:val="bullet"/>
+      <w:lvlText w:val="■"/>
+      <w:lvlJc w:val="left"/>
+      <w:pPr>
+        <w:ind w:left="4320" w:hanging="360"/>
+      </w:pPr>
+      <w:rPr>
+        <w:u w:val="none"/>
+      </w:rPr>
+    </w:lvl>
+    <w:lvl w:ilvl="6">
+      <w:start w:val="1"/>
+      <w:numFmt w:val="bullet"/>
+      <w:lvlText w:val="●"/>
+      <w:lvlJc w:val="left"/>
+      <w:pPr>
+        <w:ind w:left="5040" w:hanging="360"/>
+      </w:pPr>
+      <w:rPr>
+        <w:u w:val="none"/>
+      </w:rPr>
+    </w:lvl>
+    <w:lvl w:ilvl="7">
+      <w:start w:val="1"/>
+      <w:numFmt w:val="bullet"/>
+      <w:lvlText w:val="○"/>
+      <w:lvlJc w:val="left"/>
+      <w:pPr>
+        <w:ind w:left="5760" w:hanging="360"/>
+      </w:pPr>
+      <w:rPr>
+        <w:u w:val="none"/>
+      </w:rPr>
+    </w:lvl>
+    <w:lvl w:ilvl="8">
+      <w:start w:val="1"/>
+      <w:numFmt w:val="bullet"/>
+      <w:lvlText w:val="■"/>
+      <w:lvlJc w:val="left"/>
+      <w:pPr>
+        <w:ind w:left="6480" w:hanging="360"/>
+      </w:pPr>
+      <w:rPr>
+        <w:u w:val="none"/>
+      </w:rPr>
+    </w:lvl>
+  </w:abstractNum>
+  <w:abstractNum w:abstractNumId="15">
+    <w:lvl w:ilvl="0">
+      <w:start w:val="1"/>
+      <w:numFmt w:val="bullet"/>
+      <w:lvlText w:val="●"/>
+      <w:lvlJc w:val="left"/>
+      <w:pPr>
+        <w:ind w:left="720" w:hanging="360"/>
+      </w:pPr>
+      <w:rPr>
+        <w:u w:val="none"/>
+      </w:rPr>
+    </w:lvl>
+    <w:lvl w:ilvl="1">
+      <w:start w:val="1"/>
+      <w:numFmt w:val="bullet"/>
+      <w:lvlText w:val="○"/>
+      <w:lvlJc w:val="left"/>
+      <w:pPr>
+        <w:ind w:left="1440" w:hanging="360"/>
+      </w:pPr>
+      <w:rPr>
+        <w:u w:val="none"/>
+      </w:rPr>
+    </w:lvl>
+    <w:lvl w:ilvl="2">
+      <w:start w:val="1"/>
+      <w:numFmt w:val="bullet"/>
+      <w:lvlText w:val="■"/>
+      <w:lvlJc w:val="left"/>
+      <w:pPr>
+        <w:ind w:left="2160" w:hanging="360"/>
+      </w:pPr>
+      <w:rPr>
+        <w:u w:val="none"/>
+      </w:rPr>
+    </w:lvl>
+    <w:lvl w:ilvl="3">
+      <w:start w:val="1"/>
+      <w:numFmt w:val="bullet"/>
+      <w:lvlText w:val="●"/>
+      <w:lvlJc w:val="left"/>
+      <w:pPr>
+        <w:ind w:left="2880" w:hanging="360"/>
+      </w:pPr>
+      <w:rPr>
+        <w:u w:val="none"/>
+      </w:rPr>
+    </w:lvl>
+    <w:lvl w:ilvl="4">
+      <w:start w:val="1"/>
+      <w:numFmt w:val="bullet"/>
+      <w:lvlText w:val="○"/>
+      <w:lvlJc w:val="left"/>
+      <w:pPr>
+        <w:ind w:left="3600" w:hanging="360"/>
+      </w:pPr>
+      <w:rPr>
+        <w:u w:val="none"/>
+      </w:rPr>
+    </w:lvl>
+    <w:lvl w:ilvl="5">
+      <w:start w:val="1"/>
+      <w:numFmt w:val="bullet"/>
+      <w:lvlText w:val="■"/>
+      <w:lvlJc w:val="left"/>
+      <w:pPr>
+        <w:ind w:left="4320" w:hanging="360"/>
+      </w:pPr>
+      <w:rPr>
+        <w:u w:val="none"/>
+      </w:rPr>
+    </w:lvl>
+    <w:lvl w:ilvl="6">
+      <w:start w:val="1"/>
+      <w:numFmt w:val="bullet"/>
+      <w:lvlText w:val="●"/>
+      <w:lvlJc w:val="left"/>
+      <w:pPr>
+        <w:ind w:left="5040" w:hanging="360"/>
+      </w:pPr>
+      <w:rPr>
+        <w:u w:val="none"/>
+      </w:rPr>
+    </w:lvl>
+    <w:lvl w:ilvl="7">
+      <w:start w:val="1"/>
+      <w:numFmt w:val="bullet"/>
+      <w:lvlText w:val="○"/>
+      <w:lvlJc w:val="left"/>
+      <w:pPr>
+        <w:ind w:left="5760" w:hanging="360"/>
+      </w:pPr>
+      <w:rPr>
+        <w:u w:val="none"/>
+      </w:rPr>
+    </w:lvl>
+    <w:lvl w:ilvl="8">
+      <w:start w:val="1"/>
+      <w:numFmt w:val="bullet"/>
+      <w:lvlText w:val="■"/>
+      <w:lvlJc w:val="left"/>
+      <w:pPr>
+        <w:ind w:left="6480" w:hanging="360"/>
+      </w:pPr>
+      <w:rPr>
+        <w:u w:val="none"/>
+      </w:rPr>
+    </w:lvl>
+  </w:abstractNum>
+  <w:abstractNum w:abstractNumId="16">
+    <w:lvl w:ilvl="0">
+      <w:start w:val="1"/>
+      <w:numFmt w:val="bullet"/>
+      <w:lvlText w:val="●"/>
+      <w:lvlJc w:val="left"/>
+      <w:pPr>
+        <w:ind w:left="720" w:hanging="360"/>
+      </w:pPr>
+      <w:rPr>
+        <w:u w:val="none"/>
+      </w:rPr>
+    </w:lvl>
+    <w:lvl w:ilvl="1">
+      <w:start w:val="1"/>
+      <w:numFmt w:val="bullet"/>
+      <w:lvlText w:val="○"/>
+      <w:lvlJc w:val="left"/>
+      <w:pPr>
+        <w:ind w:left="1440" w:hanging="360"/>
+      </w:pPr>
+      <w:rPr>
+        <w:u w:val="none"/>
+      </w:rPr>
+    </w:lvl>
+    <w:lvl w:ilvl="2">
+      <w:start w:val="1"/>
+      <w:numFmt w:val="bullet"/>
+      <w:lvlText w:val="■"/>
+      <w:lvlJc w:val="left"/>
+      <w:pPr>
+        <w:ind w:left="2160" w:hanging="360"/>
+      </w:pPr>
+      <w:rPr>
+        <w:u w:val="none"/>
+      </w:rPr>
+    </w:lvl>
+    <w:lvl w:ilvl="3">
+      <w:start w:val="1"/>
+      <w:numFmt w:val="bullet"/>
+      <w:lvlText w:val="●"/>
+      <w:lvlJc w:val="left"/>
+      <w:pPr>
+        <w:ind w:left="2880" w:hanging="360"/>
+      </w:pPr>
+      <w:rPr>
+        <w:u w:val="none"/>
+      </w:rPr>
+    </w:lvl>
+    <w:lvl w:ilvl="4">
+      <w:start w:val="1"/>
+      <w:numFmt w:val="bullet"/>
+      <w:lvlText w:val="○"/>
+      <w:lvlJc w:val="left"/>
+      <w:pPr>
+        <w:ind w:left="3600" w:hanging="360"/>
+      </w:pPr>
+      <w:rPr>
+        <w:u w:val="none"/>
+      </w:rPr>
+    </w:lvl>
+    <w:lvl w:ilvl="5">
+      <w:start w:val="1"/>
+      <w:numFmt w:val="bullet"/>
+      <w:lvlText w:val="■"/>
+      <w:lvlJc w:val="left"/>
+      <w:pPr>
+        <w:ind w:left="4320" w:hanging="360"/>
+      </w:pPr>
+      <w:rPr>
+        <w:u w:val="none"/>
+      </w:rPr>
+    </w:lvl>
+    <w:lvl w:ilvl="6">
+      <w:start w:val="1"/>
+      <w:numFmt w:val="bullet"/>
+      <w:lvlText w:val="●"/>
+      <w:lvlJc w:val="left"/>
+      <w:pPr>
+        <w:ind w:left="5040" w:hanging="360"/>
+      </w:pPr>
+      <w:rPr>
+        <w:u w:val="none"/>
+      </w:rPr>
+    </w:lvl>
+    <w:lvl w:ilvl="7">
+      <w:start w:val="1"/>
+      <w:numFmt w:val="bullet"/>
+      <w:lvlText w:val="○"/>
+      <w:lvlJc w:val="left"/>
+      <w:pPr>
+        <w:ind w:left="5760" w:hanging="360"/>
+      </w:pPr>
+      <w:rPr>
+        <w:u w:val="none"/>
+      </w:rPr>
+    </w:lvl>
+    <w:lvl w:ilvl="8">
+      <w:start w:val="1"/>
+      <w:numFmt w:val="bullet"/>
+      <w:lvlText w:val="■"/>
+      <w:lvlJc w:val="left"/>
+      <w:pPr>
+        <w:ind w:left="6480" w:hanging="360"/>
+      </w:pPr>
+      <w:rPr>
+        <w:u w:val="none"/>
+      </w:rPr>
+    </w:lvl>
+  </w:abstractNum>
+  <w:abstractNum w:abstractNumId="17">
+    <w:lvl w:ilvl="0">
+      <w:start w:val="1"/>
+      <w:numFmt w:val="bullet"/>
+      <w:lvlText w:val="●"/>
+      <w:lvlJc w:val="left"/>
+      <w:pPr>
+        <w:ind w:left="720" w:hanging="360"/>
+      </w:pPr>
+      <w:rPr>
+        <w:u w:val="none"/>
+      </w:rPr>
+    </w:lvl>
+    <w:lvl w:ilvl="1">
+      <w:start w:val="1"/>
+      <w:numFmt w:val="bullet"/>
+      <w:lvlText w:val="○"/>
+      <w:lvlJc w:val="left"/>
+      <w:pPr>
+        <w:ind w:left="1440" w:hanging="360"/>
+      </w:pPr>
+      <w:rPr>
+        <w:u w:val="none"/>
+      </w:rPr>
+    </w:lvl>
+    <w:lvl w:ilvl="2">
+      <w:start w:val="1"/>
+      <w:numFmt w:val="bullet"/>
+      <w:lvlText w:val="■"/>
+      <w:lvlJc w:val="left"/>
+      <w:pPr>
+        <w:ind w:left="2160" w:hanging="360"/>
+      </w:pPr>
+      <w:rPr>
+        <w:u w:val="none"/>
+      </w:rPr>
+    </w:lvl>
+    <w:lvl w:ilvl="3">
+      <w:start w:val="1"/>
+      <w:numFmt w:val="bullet"/>
+      <w:lvlText w:val="●"/>
+      <w:lvlJc w:val="left"/>
+      <w:pPr>
+        <w:ind w:left="2880" w:hanging="360"/>
+      </w:pPr>
+      <w:rPr>
+        <w:u w:val="none"/>
+      </w:rPr>
+    </w:lvl>
+    <w:lvl w:ilvl="4">
+      <w:start w:val="1"/>
+      <w:numFmt w:val="bullet"/>
+      <w:lvlText w:val="○"/>
+      <w:lvlJc w:val="left"/>
+      <w:pPr>
+        <w:ind w:left="3600" w:hanging="360"/>
+      </w:pPr>
+      <w:rPr>
+        <w:u w:val="none"/>
+      </w:rPr>
+    </w:lvl>
+    <w:lvl w:ilvl="5">
+      <w:start w:val="1"/>
+      <w:numFmt w:val="bullet"/>
+      <w:lvlText w:val="■"/>
+      <w:lvlJc w:val="left"/>
+      <w:pPr>
+        <w:ind w:left="4320" w:hanging="360"/>
+      </w:pPr>
+      <w:rPr>
+        <w:u w:val="none"/>
+      </w:rPr>
+    </w:lvl>
+    <w:lvl w:ilvl="6">
+      <w:start w:val="1"/>
+      <w:numFmt w:val="bullet"/>
+      <w:lvlText w:val="●"/>
+      <w:lvlJc w:val="left"/>
+      <w:pPr>
+        <w:ind w:left="5040" w:hanging="360"/>
+      </w:pPr>
+      <w:rPr>
+        <w:u w:val="none"/>
+      </w:rPr>
+    </w:lvl>
+    <w:lvl w:ilvl="7">
+      <w:start w:val="1"/>
+      <w:numFmt w:val="bullet"/>
+      <w:lvlText w:val="○"/>
+      <w:lvlJc w:val="left"/>
+      <w:pPr>
+        <w:ind w:left="5760" w:hanging="360"/>
+      </w:pPr>
+      <w:rPr>
+        <w:u w:val="none"/>
+      </w:rPr>
+    </w:lvl>
+    <w:lvl w:ilvl="8">
+      <w:start w:val="1"/>
+      <w:numFmt w:val="bullet"/>
+      <w:lvlText w:val="■"/>
+      <w:lvlJc w:val="left"/>
+      <w:pPr>
+        <w:ind w:left="6480" w:hanging="360"/>
+      </w:pPr>
+      <w:rPr>
+        <w:u w:val="none"/>
+      </w:rPr>
+    </w:lvl>
+  </w:abstractNum>
+  <w:abstractNum w:abstractNumId="18">
+    <w:lvl w:ilvl="0">
+      <w:start w:val="1"/>
+      <w:numFmt w:val="bullet"/>
+      <w:lvlText w:val="●"/>
+      <w:lvlJc w:val="left"/>
+      <w:pPr>
+        <w:ind w:left="720" w:hanging="360"/>
+      </w:pPr>
+      <w:rPr>
+        <w:u w:val="none"/>
+      </w:rPr>
+    </w:lvl>
+    <w:lvl w:ilvl="1">
+      <w:start w:val="1"/>
+      <w:numFmt w:val="bullet"/>
+      <w:lvlText w:val="○"/>
+      <w:lvlJc w:val="left"/>
+      <w:pPr>
+        <w:ind w:left="1440" w:hanging="360"/>
+      </w:pPr>
+      <w:rPr>
+        <w:u w:val="none"/>
+      </w:rPr>
+    </w:lvl>
+    <w:lvl w:ilvl="2">
+      <w:start w:val="1"/>
+      <w:numFmt w:val="bullet"/>
+      <w:lvlText w:val="■"/>
+      <w:lvlJc w:val="left"/>
+      <w:pPr>
+        <w:ind w:left="2160" w:hanging="360"/>
+      </w:pPr>
+      <w:rPr>
+        <w:u w:val="none"/>
+      </w:rPr>
+    </w:lvl>
+    <w:lvl w:ilvl="3">
+      <w:start w:val="1"/>
+      <w:numFmt w:val="bullet"/>
+      <w:lvlText w:val="●"/>
+      <w:lvlJc w:val="left"/>
+      <w:pPr>
+        <w:ind w:left="2880" w:hanging="360"/>
+      </w:pPr>
+      <w:rPr>
+        <w:u w:val="none"/>
+      </w:rPr>
+    </w:lvl>
+    <w:lvl w:ilvl="4">
+      <w:start w:val="1"/>
+      <w:numFmt w:val="bullet"/>
+      <w:lvlText w:val="○"/>
+      <w:lvlJc w:val="left"/>
+      <w:pPr>
+        <w:ind w:left="3600" w:hanging="360"/>
+      </w:pPr>
+      <w:rPr>
+        <w:u w:val="none"/>
+      </w:rPr>
+    </w:lvl>
+    <w:lvl w:ilvl="5">
+      <w:start w:val="1"/>
+      <w:numFmt w:val="bullet"/>
+      <w:lvlText w:val="■"/>
+      <w:lvlJc w:val="left"/>
+      <w:pPr>
+        <w:ind w:left="4320" w:hanging="360"/>
+      </w:pPr>
+      <w:rPr>
+        <w:u w:val="none"/>
+      </w:rPr>
+    </w:lvl>
+    <w:lvl w:ilvl="6">
+      <w:start w:val="1"/>
+      <w:numFmt w:val="bullet"/>
+      <w:lvlText w:val="●"/>
+      <w:lvlJc w:val="left"/>
+      <w:pPr>
+        <w:ind w:left="5040" w:hanging="360"/>
+      </w:pPr>
+      <w:rPr>
+        <w:u w:val="none"/>
+      </w:rPr>
+    </w:lvl>
+    <w:lvl w:ilvl="7">
+      <w:start w:val="1"/>
+      <w:numFmt w:val="bullet"/>
+      <w:lvlText w:val="○"/>
+      <w:lvlJc w:val="left"/>
+      <w:pPr>
+        <w:ind w:left="5760" w:hanging="360"/>
+      </w:pPr>
+      <w:rPr>
+        <w:u w:val="none"/>
+      </w:rPr>
+    </w:lvl>
+    <w:lvl w:ilvl="8">
+      <w:start w:val="1"/>
+      <w:numFmt w:val="bullet"/>
+      <w:lvlText w:val="■"/>
+      <w:lvlJc w:val="left"/>
+      <w:pPr>
+        <w:ind w:left="6480" w:hanging="360"/>
+      </w:pPr>
+      <w:rPr>
+        <w:u w:val="none"/>
+      </w:rPr>
+    </w:lvl>
+  </w:abstractNum>
+  <w:abstractNum w:abstractNumId="19">
+    <w:lvl w:ilvl="0">
+      <w:start w:val="1"/>
+      <w:numFmt w:val="bullet"/>
+      <w:lvlText w:val="●"/>
+      <w:lvlJc w:val="left"/>
+      <w:pPr>
+        <w:ind w:left="720" w:hanging="360"/>
+      </w:pPr>
+      <w:rPr>
+        <w:u w:val="none"/>
+      </w:rPr>
+    </w:lvl>
+    <w:lvl w:ilvl="1">
+      <w:start w:val="1"/>
+      <w:numFmt w:val="bullet"/>
+      <w:lvlText w:val="○"/>
+      <w:lvlJc w:val="left"/>
+      <w:pPr>
+        <w:ind w:left="1440" w:hanging="360"/>
+      </w:pPr>
+      <w:rPr>
+        <w:u w:val="none"/>
+      </w:rPr>
+    </w:lvl>
+    <w:lvl w:ilvl="2">
+      <w:start w:val="1"/>
+      <w:numFmt w:val="bullet"/>
+      <w:lvlText w:val="■"/>
+      <w:lvlJc w:val="left"/>
+      <w:pPr>
+        <w:ind w:left="2160" w:hanging="360"/>
+      </w:pPr>
+      <w:rPr>
+        <w:u w:val="none"/>
+      </w:rPr>
+    </w:lvl>
+    <w:lvl w:ilvl="3">
+      <w:start w:val="1"/>
+      <w:numFmt w:val="bullet"/>
+      <w:lvlText w:val="●"/>
+      <w:lvlJc w:val="left"/>
+      <w:pPr>
+        <w:ind w:left="2880" w:hanging="360"/>
+      </w:pPr>
+      <w:rPr>
+        <w:u w:val="none"/>
+      </w:rPr>
+    </w:lvl>
+    <w:lvl w:ilvl="4">
+      <w:start w:val="1"/>
+      <w:numFmt w:val="bullet"/>
+      <w:lvlText w:val="○"/>
+      <w:lvlJc w:val="left"/>
+      <w:pPr>
+        <w:ind w:left="3600" w:hanging="360"/>
+      </w:pPr>
+      <w:rPr>
+        <w:u w:val="none"/>
+      </w:rPr>
+    </w:lvl>
+    <w:lvl w:ilvl="5">
+      <w:start w:val="1"/>
+      <w:numFmt w:val="bullet"/>
+      <w:lvlText w:val="■"/>
+      <w:lvlJc w:val="left"/>
+      <w:pPr>
+        <w:ind w:left="4320" w:hanging="360"/>
+      </w:pPr>
+      <w:rPr>
+        <w:u w:val="none"/>
+      </w:rPr>
+    </w:lvl>
+    <w:lvl w:ilvl="6">
+      <w:start w:val="1"/>
+      <w:numFmt w:val="bullet"/>
+      <w:lvlText w:val="●"/>
+      <w:lvlJc w:val="left"/>
+      <w:pPr>
+        <w:ind w:left="5040" w:hanging="360"/>
+      </w:pPr>
+      <w:rPr>
+        <w:u w:val="none"/>
+      </w:rPr>
+    </w:lvl>
+    <w:lvl w:ilvl="7">
+      <w:start w:val="1"/>
+      <w:numFmt w:val="bullet"/>
+      <w:lvlText w:val="○"/>
+      <w:lvlJc w:val="left"/>
+      <w:pPr>
+        <w:ind w:left="5760" w:hanging="360"/>
+      </w:pPr>
+      <w:rPr>
+        <w:u w:val="none"/>
+      </w:rPr>
+    </w:lvl>
+    <w:lvl w:ilvl="8">
+      <w:start w:val="1"/>
+      <w:numFmt w:val="bullet"/>
+      <w:lvlText w:val="■"/>
+      <w:lvlJc w:val="left"/>
+      <w:pPr>
+        <w:ind w:left="6480" w:hanging="360"/>
+      </w:pPr>
+      <w:rPr>
+        <w:u w:val="none"/>
+      </w:rPr>
+    </w:lvl>
+  </w:abstractNum>
+  <w:abstractNum w:abstractNumId="20">
+    <w:lvl w:ilvl="0">
+      <w:start w:val="1"/>
+      <w:numFmt w:val="bullet"/>
+      <w:lvlText w:val="●"/>
+      <w:lvlJc w:val="left"/>
+      <w:pPr>
+        <w:ind w:left="720" w:hanging="360"/>
+      </w:pPr>
+      <w:rPr>
+        <w:u w:val="none"/>
+      </w:rPr>
+    </w:lvl>
+    <w:lvl w:ilvl="1">
+      <w:start w:val="1"/>
+      <w:numFmt w:val="bullet"/>
+      <w:lvlText w:val="○"/>
+      <w:lvlJc w:val="left"/>
+      <w:pPr>
+        <w:ind w:left="1440" w:hanging="360"/>
+      </w:pPr>
+      <w:rPr>
+        <w:u w:val="none"/>
+      </w:rPr>
+    </w:lvl>
+    <w:lvl w:ilvl="2">
+      <w:start w:val="1"/>
+      <w:numFmt w:val="bullet"/>
+      <w:lvlText w:val="■"/>
+      <w:lvlJc w:val="left"/>
+      <w:pPr>
+        <w:ind w:left="2160" w:hanging="360"/>
+      </w:pPr>
+      <w:rPr>
+        <w:u w:val="none"/>
+      </w:rPr>
+    </w:lvl>
+    <w:lvl w:ilvl="3">
+      <w:start w:val="1"/>
+      <w:numFmt w:val="bullet"/>
+      <w:lvlText w:val="●"/>
+      <w:lvlJc w:val="left"/>
+      <w:pPr>
+        <w:ind w:left="2880" w:hanging="360"/>
+      </w:pPr>
+      <w:rPr>
+        <w:u w:val="none"/>
+      </w:rPr>
+    </w:lvl>
+    <w:lvl w:ilvl="4">
+      <w:start w:val="1"/>
+      <w:numFmt w:val="bullet"/>
+      <w:lvlText w:val="○"/>
+      <w:lvlJc w:val="left"/>
+      <w:pPr>
+        <w:ind w:left="3600" w:hanging="360"/>
+      </w:pPr>
+      <w:rPr>
+        <w:u w:val="none"/>
+      </w:rPr>
+    </w:lvl>
+    <w:lvl w:ilvl="5">
+      <w:start w:val="1"/>
+      <w:numFmt w:val="bullet"/>
+      <w:lvlText w:val="■"/>
+      <w:lvlJc w:val="left"/>
+      <w:pPr>
+        <w:ind w:left="4320" w:hanging="360"/>
+      </w:pPr>
+      <w:rPr>
+        <w:u w:val="none"/>
+      </w:rPr>
+    </w:lvl>
+    <w:lvl w:ilvl="6">
+      <w:start w:val="1"/>
+      <w:numFmt w:val="bullet"/>
+      <w:lvlText w:val="●"/>
+      <w:lvlJc w:val="left"/>
+      <w:pPr>
+        <w:ind w:left="5040" w:hanging="360"/>
+      </w:pPr>
+      <w:rPr>
+        <w:u w:val="none"/>
+      </w:rPr>
+    </w:lvl>
+    <w:lvl w:ilvl="7">
+      <w:start w:val="1"/>
+      <w:numFmt w:val="bullet"/>
+      <w:lvlText w:val="○"/>
+      <w:lvlJc w:val="left"/>
+      <w:pPr>
+        <w:ind w:left="5760" w:hanging="360"/>
+      </w:pPr>
+      <w:rPr>
+        <w:u w:val="none"/>
+      </w:rPr>
+    </w:lvl>
+    <w:lvl w:ilvl="8">
+      <w:start w:val="1"/>
+      <w:numFmt w:val="bullet"/>
+      <w:lvlText w:val="■"/>
+      <w:lvlJc w:val="left"/>
+      <w:pPr>
+        <w:ind w:left="6480" w:hanging="360"/>
+      </w:pPr>
+      <w:rPr>
+        <w:u w:val="none"/>
+      </w:rPr>
+    </w:lvl>
+  </w:abstractNum>
+  <w:abstractNum w:abstractNumId="21">
+    <w:lvl w:ilvl="0">
+      <w:start w:val="1"/>
+      <w:numFmt w:val="bullet"/>
+      <w:lvlText w:val="●"/>
+      <w:lvlJc w:val="left"/>
+      <w:pPr>
+        <w:ind w:left="720" w:hanging="360"/>
+      </w:pPr>
+      <w:rPr>
+        <w:u w:val="none"/>
+      </w:rPr>
+    </w:lvl>
+    <w:lvl w:ilvl="1">
+      <w:start w:val="1"/>
+      <w:numFmt w:val="bullet"/>
+      <w:lvlText w:val="○"/>
+      <w:lvlJc w:val="left"/>
+      <w:pPr>
+        <w:ind w:left="1440" w:hanging="360"/>
+      </w:pPr>
+      <w:rPr>
+        <w:u w:val="none"/>
+      </w:rPr>
+    </w:lvl>
+    <w:lvl w:ilvl="2">
+      <w:start w:val="1"/>
+      <w:numFmt w:val="bullet"/>
+      <w:lvlText w:val="■"/>
+      <w:lvlJc w:val="left"/>
+      <w:pPr>
+        <w:ind w:left="2160" w:hanging="360"/>
+      </w:pPr>
+      <w:rPr>
+        <w:u w:val="none"/>
+      </w:rPr>
+    </w:lvl>
+    <w:lvl w:ilvl="3">
+      <w:start w:val="1"/>
+      <w:numFmt w:val="bullet"/>
+      <w:lvlText w:val="●"/>
+      <w:lvlJc w:val="left"/>
+      <w:pPr>
+        <w:ind w:left="2880" w:hanging="360"/>
+      </w:pPr>
+      <w:rPr>
+        <w:u w:val="none"/>
+      </w:rPr>
+    </w:lvl>
+    <w:lvl w:ilvl="4">
+      <w:start w:val="1"/>
+      <w:numFmt w:val="bullet"/>
+      <w:lvlText w:val="○"/>
+      <w:lvlJc w:val="left"/>
+      <w:pPr>
+        <w:ind w:left="3600" w:hanging="360"/>
+      </w:pPr>
+      <w:rPr>
+        <w:u w:val="none"/>
+      </w:rPr>
+    </w:lvl>
+    <w:lvl w:ilvl="5">
+      <w:start w:val="1"/>
+      <w:numFmt w:val="bullet"/>
+      <w:lvlText w:val="■"/>
+      <w:lvlJc w:val="left"/>
+      <w:pPr>
+        <w:ind w:left="4320" w:hanging="360"/>
+      </w:pPr>
+      <w:rPr>
+        <w:u w:val="none"/>
+      </w:rPr>
+    </w:lvl>
+    <w:lvl w:ilvl="6">
+      <w:start w:val="1"/>
+      <w:numFmt w:val="bullet"/>
+      <w:lvlText w:val="●"/>
+      <w:lvlJc w:val="left"/>
+      <w:pPr>
+        <w:ind w:left="5040" w:hanging="360"/>
+      </w:pPr>
+      <w:rPr>
+        <w:u w:val="none"/>
+      </w:rPr>
+    </w:lvl>
+    <w:lvl w:ilvl="7">
+      <w:start w:val="1"/>
+      <w:numFmt w:val="bullet"/>
+      <w:lvlText w:val="○"/>
+      <w:lvlJc w:val="left"/>
+      <w:pPr>
+        <w:ind w:left="5760" w:hanging="360"/>
+      </w:pPr>
+      <w:rPr>
+        <w:u w:val="none"/>
+      </w:rPr>
+    </w:lvl>
+    <w:lvl w:ilvl="8">
+      <w:start w:val="1"/>
+      <w:numFmt w:val="bullet"/>
+      <w:lvlText w:val="■"/>
+      <w:lvlJc w:val="left"/>
+      <w:pPr>
+        <w:ind w:left="6480" w:hanging="360"/>
+      </w:pPr>
+      <w:rPr>
+        <w:u w:val="none"/>
+      </w:rPr>
+    </w:lvl>
+  </w:abstractNum>
+  <w:abstractNum w:abstractNumId="22">
+    <w:lvl w:ilvl="0">
+      <w:start w:val="1"/>
+      <w:numFmt w:val="bullet"/>
+      <w:lvlText w:val="●"/>
+      <w:lvlJc w:val="left"/>
+      <w:pPr>
+        <w:ind w:left="720" w:hanging="360"/>
+      </w:pPr>
+      <w:rPr>
+        <w:u w:val="none"/>
+      </w:rPr>
+    </w:lvl>
+    <w:lvl w:ilvl="1">
+      <w:start w:val="1"/>
+      <w:numFmt w:val="bullet"/>
+      <w:lvlText w:val="○"/>
+      <w:lvlJc w:val="left"/>
+      <w:pPr>
+        <w:ind w:left="1440" w:hanging="360"/>
+      </w:pPr>
+      <w:rPr>
+        <w:u w:val="none"/>
+      </w:rPr>
+    </w:lvl>
+    <w:lvl w:ilvl="2">
+      <w:start w:val="1"/>
+      <w:numFmt w:val="bullet"/>
+      <w:lvlText w:val="■"/>
+      <w:lvlJc w:val="left"/>
+      <w:pPr>
+        <w:ind w:left="2160" w:hanging="360"/>
+      </w:pPr>
+      <w:rPr>
+        <w:u w:val="none"/>
+      </w:rPr>
+    </w:lvl>
+    <w:lvl w:ilvl="3">
+      <w:start w:val="1"/>
+      <w:numFmt w:val="bullet"/>
+      <w:lvlText w:val="●"/>
+      <w:lvlJc w:val="left"/>
+      <w:pPr>
+        <w:ind w:left="2880" w:hanging="360"/>
+      </w:pPr>
+      <w:rPr>
+        <w:u w:val="none"/>
+      </w:rPr>
+    </w:lvl>
+    <w:lvl w:ilvl="4">
+      <w:start w:val="1"/>
+      <w:numFmt w:val="bullet"/>
+      <w:lvlText w:val="○"/>
+      <w:lvlJc w:val="left"/>
+      <w:pPr>
+        <w:ind w:left="3600" w:hanging="360"/>
+      </w:pPr>
+      <w:rPr>
+        <w:u w:val="none"/>
+      </w:rPr>
+    </w:lvl>
+    <w:lvl w:ilvl="5">
+      <w:start w:val="1"/>
+      <w:numFmt w:val="bullet"/>
+      <w:lvlText w:val="■"/>
+      <w:lvlJc w:val="left"/>
+      <w:pPr>
+        <w:ind w:left="4320" w:hanging="360"/>
+      </w:pPr>
+      <w:rPr>
+        <w:u w:val="none"/>
+      </w:rPr>
+    </w:lvl>
+    <w:lvl w:ilvl="6">
+      <w:start w:val="1"/>
+      <w:numFmt w:val="bullet"/>
+      <w:lvlText w:val="●"/>
+      <w:lvlJc w:val="left"/>
+      <w:pPr>
+        <w:ind w:left="5040" w:hanging="360"/>
+      </w:pPr>
+      <w:rPr>
+        <w:u w:val="none"/>
+      </w:rPr>
+    </w:lvl>
+    <w:lvl w:ilvl="7">
+      <w:start w:val="1"/>
+      <w:numFmt w:val="bullet"/>
+      <w:lvlText w:val="○"/>
+      <w:lvlJc w:val="left"/>
+      <w:pPr>
+        <w:ind w:left="5760" w:hanging="360"/>
+      </w:pPr>
+      <w:rPr>
+        <w:u w:val="none"/>
+      </w:rPr>
+    </w:lvl>
+    <w:lvl w:ilvl="8">
+      <w:start w:val="1"/>
+      <w:numFmt w:val="bullet"/>
+      <w:lvlText w:val="■"/>
+      <w:lvlJc w:val="left"/>
+      <w:pPr>
+        <w:ind w:left="6480" w:hanging="360"/>
+      </w:pPr>
+      <w:rPr>
+        <w:u w:val="none"/>
+      </w:rPr>
+    </w:lvl>
+  </w:abstractNum>
+  <w:abstractNum w:abstractNumId="23">
+    <w:lvl w:ilvl="0">
+      <w:start w:val="1"/>
+      <w:numFmt w:val="bullet"/>
+      <w:lvlText w:val="●"/>
+      <w:lvlJc w:val="left"/>
+      <w:pPr>
+        <w:ind w:left="720" w:hanging="360"/>
+      </w:pPr>
+      <w:rPr>
+        <w:u w:val="none"/>
+      </w:rPr>
+    </w:lvl>
+    <w:lvl w:ilvl="1">
+      <w:start w:val="1"/>
+      <w:numFmt w:val="bullet"/>
+      <w:lvlText w:val="○"/>
+      <w:lvlJc w:val="left"/>
+      <w:pPr>
+        <w:ind w:left="1440" w:hanging="360"/>
+      </w:pPr>
+      <w:rPr>
+        <w:u w:val="none"/>
+      </w:rPr>
+    </w:lvl>
+    <w:lvl w:ilvl="2">
+      <w:start w:val="1"/>
+      <w:numFmt w:val="bullet"/>
+      <w:lvlText w:val="■"/>
+      <w:lvlJc w:val="left"/>
+      <w:pPr>
+        <w:ind w:left="2160" w:hanging="360"/>
+      </w:pPr>
+      <w:rPr>
+        <w:u w:val="none"/>
+      </w:rPr>
+    </w:lvl>
+    <w:lvl w:ilvl="3">
+      <w:start w:val="1"/>
+      <w:numFmt w:val="bullet"/>
+      <w:lvlText w:val="●"/>
+      <w:lvlJc w:val="left"/>
+      <w:pPr>
+        <w:ind w:left="2880" w:hanging="360"/>
+      </w:pPr>
+      <w:rPr>
+        <w:u w:val="none"/>
+      </w:rPr>
+    </w:lvl>
+    <w:lvl w:ilvl="4">
+      <w:start w:val="1"/>
+      <w:numFmt w:val="bullet"/>
+      <w:lvlText w:val="○"/>
+      <w:lvlJc w:val="left"/>
+      <w:pPr>
+        <w:ind w:left="3600" w:hanging="360"/>
+      </w:pPr>
+      <w:rPr>
+        <w:u w:val="none"/>
+      </w:rPr>
+    </w:lvl>
+    <w:lvl w:ilvl="5">
+      <w:start w:val="1"/>
+      <w:numFmt w:val="bullet"/>
+      <w:lvlText w:val="■"/>
+      <w:lvlJc w:val="left"/>
+      <w:pPr>
+        <w:ind w:left="4320" w:hanging="360"/>
+      </w:pPr>
+      <w:rPr>
+        <w:u w:val="none"/>
+      </w:rPr>
+    </w:lvl>
+    <w:lvl w:ilvl="6">
+      <w:start w:val="1"/>
+      <w:numFmt w:val="bullet"/>
+      <w:lvlText w:val="●"/>
+      <w:lvlJc w:val="left"/>
+      <w:pPr>
+        <w:ind w:left="5040" w:hanging="360"/>
+      </w:pPr>
+      <w:rPr>
+        <w:u w:val="none"/>
+      </w:rPr>
+    </w:lvl>
+    <w:lvl w:ilvl="7">
+      <w:start w:val="1"/>
+      <w:numFmt w:val="bullet"/>
+      <w:lvlText w:val="○"/>
+      <w:lvlJc w:val="left"/>
+      <w:pPr>
+        <w:ind w:left="5760" w:hanging="360"/>
+      </w:pPr>
+      <w:rPr>
+        <w:u w:val="none"/>
+      </w:rPr>
+    </w:lvl>
+    <w:lvl w:ilvl="8">
+      <w:start w:val="1"/>
+      <w:numFmt w:val="bullet"/>
+      <w:lvlText w:val="■"/>
+      <w:lvlJc w:val="left"/>
+      <w:pPr>
+        <w:ind w:left="6480" w:hanging="360"/>
+      </w:pPr>
+      <w:rPr>
+        <w:u w:val="none"/>
+      </w:rPr>
+    </w:lvl>
+  </w:abstractNum>
+  <w:abstractNum w:abstractNumId="24">
+    <w:lvl w:ilvl="0">
+      <w:start w:val="1"/>
+      <w:numFmt w:val="bullet"/>
+      <w:lvlText w:val="●"/>
+      <w:lvlJc w:val="left"/>
+      <w:pPr>
+        <w:ind w:left="720" w:hanging="360"/>
+      </w:pPr>
+      <w:rPr>
+        <w:u w:val="none"/>
+      </w:rPr>
+    </w:lvl>
+    <w:lvl w:ilvl="1">
+      <w:start w:val="1"/>
+      <w:numFmt w:val="bullet"/>
+      <w:lvlText w:val="○"/>
+      <w:lvlJc w:val="left"/>
+      <w:pPr>
+        <w:ind w:left="1440" w:hanging="360"/>
+      </w:pPr>
+      <w:rPr>
+        <w:u w:val="none"/>
+      </w:rPr>
+    </w:lvl>
+    <w:lvl w:ilvl="2">
+      <w:start w:val="1"/>
+      <w:numFmt w:val="bullet"/>
+      <w:lvlText w:val="■"/>
+      <w:lvlJc w:val="left"/>
+      <w:pPr>
+        <w:ind w:left="2160" w:hanging="360"/>
+      </w:pPr>
+      <w:rPr>
+        <w:u w:val="none"/>
+      </w:rPr>
+    </w:lvl>
+    <w:lvl w:ilvl="3">
+      <w:start w:val="1"/>
+      <w:numFmt w:val="bullet"/>
+      <w:lvlText w:val="●"/>
+      <w:lvlJc w:val="left"/>
+      <w:pPr>
+        <w:ind w:left="2880" w:hanging="360"/>
+      </w:pPr>
+      <w:rPr>
+        <w:u w:val="none"/>
+      </w:rPr>
+    </w:lvl>
+    <w:lvl w:ilvl="4">
+      <w:start w:val="1"/>
+      <w:numFmt w:val="bullet"/>
+      <w:lvlText w:val="○"/>
+      <w:lvlJc w:val="left"/>
+      <w:pPr>
+        <w:ind w:left="3600" w:hanging="360"/>
+      </w:pPr>
+      <w:rPr>
+        <w:u w:val="none"/>
+      </w:rPr>
+    </w:lvl>
+    <w:lvl w:ilvl="5">
+      <w:start w:val="1"/>
+      <w:numFmt w:val="bullet"/>
+      <w:lvlText w:val="■"/>
+      <w:lvlJc w:val="left"/>
+      <w:pPr>
+        <w:ind w:left="4320" w:hanging="360"/>
+      </w:pPr>
+      <w:rPr>
+        <w:u w:val="none"/>
+      </w:rPr>
+    </w:lvl>
+    <w:lvl w:ilvl="6">
+      <w:start w:val="1"/>
+      <w:numFmt w:val="bullet"/>
+      <w:lvlText w:val="●"/>
+      <w:lvlJc w:val="left"/>
+      <w:pPr>
+        <w:ind w:left="5040" w:hanging="360"/>
+      </w:pPr>
+      <w:rPr>
+        <w:u w:val="none"/>
+      </w:rPr>
+    </w:lvl>
+    <w:lvl w:ilvl="7">
+      <w:start w:val="1"/>
+      <w:numFmt w:val="bullet"/>
+      <w:lvlText w:val="○"/>
+      <w:lvlJc w:val="left"/>
+      <w:pPr>
+        <w:ind w:left="5760" w:hanging="360"/>
+      </w:pPr>
+      <w:rPr>
+        <w:u w:val="none"/>
+      </w:rPr>
+    </w:lvl>
+    <w:lvl w:ilvl="8">
+      <w:start w:val="1"/>
+      <w:numFmt w:val="bullet"/>
+      <w:lvlText w:val="■"/>
+      <w:lvlJc w:val="left"/>
+      <w:pPr>
+        <w:ind w:left="6480" w:hanging="360"/>
+      </w:pPr>
+      <w:rPr>
+        <w:u w:val="none"/>
+      </w:rPr>
+    </w:lvl>
+  </w:abstractNum>
+  <w:abstractNum w:abstractNumId="25">
+    <w:lvl w:ilvl="0">
+      <w:start w:val="1"/>
+      <w:numFmt w:val="bullet"/>
+      <w:lvlText w:val="●"/>
+      <w:lvlJc w:val="left"/>
+      <w:pPr>
+        <w:ind w:left="720" w:hanging="360"/>
+      </w:pPr>
+      <w:rPr>
+        <w:u w:val="none"/>
+      </w:rPr>
+    </w:lvl>
+    <w:lvl w:ilvl="1">
+      <w:start w:val="1"/>
+      <w:numFmt w:val="bullet"/>
+      <w:lvlText w:val="○"/>
+      <w:lvlJc w:val="left"/>
+      <w:pPr>
+        <w:ind w:left="1440" w:hanging="360"/>
+      </w:pPr>
+      <w:rPr>
+        <w:u w:val="none"/>
+      </w:rPr>
+    </w:lvl>
+    <w:lvl w:ilvl="2">
+      <w:start w:val="1"/>
+      <w:numFmt w:val="bullet"/>
+      <w:lvlText w:val="■"/>
+      <w:lvlJc w:val="left"/>
+      <w:pPr>
+        <w:ind w:left="2160" w:hanging="360"/>
+      </w:pPr>
+      <w:rPr>
+        <w:u w:val="none"/>
+      </w:rPr>
+    </w:lvl>
+    <w:lvl w:ilvl="3">
+      <w:start w:val="1"/>
+      <w:numFmt w:val="bullet"/>
+      <w:lvlText w:val="●"/>
+      <w:lvlJc w:val="left"/>
+      <w:pPr>
+        <w:ind w:left="2880" w:hanging="360"/>
+      </w:pPr>
+      <w:rPr>
+        <w:u w:val="none"/>
+      </w:rPr>
+    </w:lvl>
+    <w:lvl w:ilvl="4">
+      <w:start w:val="1"/>
+      <w:numFmt w:val="bullet"/>
+      <w:lvlText w:val="○"/>
+      <w:lvlJc w:val="left"/>
+      <w:pPr>
+        <w:ind w:left="3600" w:hanging="360"/>
+      </w:pPr>
+      <w:rPr>
+        <w:u w:val="none"/>
+      </w:rPr>
+    </w:lvl>
+    <w:lvl w:ilvl="5">
+      <w:start w:val="1"/>
+      <w:numFmt w:val="bullet"/>
+      <w:lvlText w:val="■"/>
+      <w:lvlJc w:val="left"/>
+      <w:pPr>
+        <w:ind w:left="4320" w:hanging="360"/>
+      </w:pPr>
+      <w:rPr>
+        <w:u w:val="none"/>
+      </w:rPr>
+    </w:lvl>
+    <w:lvl w:ilvl="6">
+      <w:start w:val="1"/>
+      <w:numFmt w:val="bullet"/>
+      <w:lvlText w:val="●"/>
+      <w:lvlJc w:val="left"/>
+      <w:pPr>
+        <w:ind w:left="5040" w:hanging="360"/>
+      </w:pPr>
+      <w:rPr>
+        <w:u w:val="none"/>
+      </w:rPr>
+    </w:lvl>
+    <w:lvl w:ilvl="7">
+      <w:start w:val="1"/>
+      <w:numFmt w:val="bullet"/>
+      <w:lvlText w:val="○"/>
+      <w:lvlJc w:val="left"/>
+      <w:pPr>
+        <w:ind w:left="5760" w:hanging="360"/>
+      </w:pPr>
+      <w:rPr>
+        <w:u w:val="none"/>
+      </w:rPr>
+    </w:lvl>
+    <w:lvl w:ilvl="8">
+      <w:start w:val="1"/>
+      <w:numFmt w:val="bullet"/>
+      <w:lvlText w:val="■"/>
+      <w:lvlJc w:val="left"/>
+      <w:pPr>
+        <w:ind w:left="6480" w:hanging="360"/>
+      </w:pPr>
+      <w:rPr>
+        <w:u w:val="none"/>
+      </w:rPr>
+    </w:lvl>
+  </w:abstractNum>
+  <w:abstractNum w:abstractNumId="26">
+    <w:lvl w:ilvl="0">
+      <w:start w:val="1"/>
+      <w:numFmt w:val="bullet"/>
+      <w:lvlText w:val="●"/>
+      <w:lvlJc w:val="left"/>
+      <w:pPr>
+        <w:ind w:left="720" w:hanging="360"/>
+      </w:pPr>
+      <w:rPr>
+        <w:u w:val="none"/>
+      </w:rPr>
+    </w:lvl>
+    <w:lvl w:ilvl="1">
+      <w:start w:val="1"/>
+      <w:numFmt w:val="bullet"/>
+      <w:lvlText w:val="○"/>
+      <w:lvlJc w:val="left"/>
+      <w:pPr>
+        <w:ind w:left="1440" w:hanging="360"/>
+      </w:pPr>
+      <w:rPr>
+        <w:u w:val="none"/>
+      </w:rPr>
+    </w:lvl>
+    <w:lvl w:ilvl="2">
+      <w:start w:val="1"/>
+      <w:numFmt w:val="bullet"/>
+      <w:lvlText w:val="■"/>
+      <w:lvlJc w:val="left"/>
+      <w:pPr>
+        <w:ind w:left="2160" w:hanging="360"/>
+      </w:pPr>
+      <w:rPr>
+        <w:u w:val="none"/>
+      </w:rPr>
+    </w:lvl>
+    <w:lvl w:ilvl="3">
+      <w:start w:val="1"/>
+      <w:numFmt w:val="bullet"/>
+      <w:lvlText w:val="●"/>
+      <w:lvlJc w:val="left"/>
+      <w:pPr>
+        <w:ind w:left="2880" w:hanging="360"/>
+      </w:pPr>
+      <w:rPr>
+        <w:u w:val="none"/>
+      </w:rPr>
+    </w:lvl>
+    <w:lvl w:ilvl="4">
+      <w:start w:val="1"/>
+      <w:numFmt w:val="bullet"/>
+      <w:lvlText w:val="○"/>
+      <w:lvlJc w:val="left"/>
+      <w:pPr>
+        <w:ind w:left="3600" w:hanging="360"/>
+      </w:pPr>
+      <w:rPr>
+        <w:u w:val="none"/>
+      </w:rPr>
+    </w:lvl>
+    <w:lvl w:ilvl="5">
+      <w:start w:val="1"/>
+      <w:numFmt w:val="bullet"/>
+      <w:lvlText w:val="■"/>
+      <w:lvlJc w:val="left"/>
+      <w:pPr>
+        <w:ind w:left="4320" w:hanging="360"/>
+      </w:pPr>
+      <w:rPr>
+        <w:u w:val="none"/>
+      </w:rPr>
+    </w:lvl>
+    <w:lvl w:ilvl="6">
+      <w:start w:val="1"/>
+      <w:numFmt w:val="bullet"/>
+      <w:lvlText w:val="●"/>
+      <w:lvlJc w:val="left"/>
+      <w:pPr>
+        <w:ind w:left="5040" w:hanging="360"/>
+      </w:pPr>
+      <w:rPr>
+        <w:u w:val="none"/>
+      </w:rPr>
+    </w:lvl>
+    <w:lvl w:ilvl="7">
+      <w:start w:val="1"/>
+      <w:numFmt w:val="bullet"/>
+      <w:lvlText w:val="○"/>
+      <w:lvlJc w:val="left"/>
+      <w:pPr>
+        <w:ind w:left="5760" w:hanging="360"/>
+      </w:pPr>
+      <w:rPr>
+        <w:u w:val="none"/>
+      </w:rPr>
+    </w:lvl>
+    <w:lvl w:ilvl="8">
+      <w:start w:val="1"/>
+      <w:numFmt w:val="bullet"/>
+      <w:lvlText w:val="■"/>
+      <w:lvlJc w:val="left"/>
+      <w:pPr>
+        <w:ind w:left="6480" w:hanging="360"/>
+      </w:pPr>
+      <w:rPr>
+        <w:u w:val="none"/>
+      </w:rPr>
+    </w:lvl>
+  </w:abstractNum>
+  <w:abstractNum w:abstractNumId="27">
+    <w:lvl w:ilvl="0">
+      <w:start w:val="1"/>
+      <w:numFmt w:val="bullet"/>
+      <w:lvlText w:val="●"/>
+      <w:lvlJc w:val="left"/>
+      <w:pPr>
+        <w:ind w:left="720" w:hanging="360"/>
+      </w:pPr>
+      <w:rPr>
+        <w:u w:val="none"/>
+      </w:rPr>
+    </w:lvl>
+    <w:lvl w:ilvl="1">
+      <w:start w:val="1"/>
+      <w:numFmt w:val="bullet"/>
+      <w:lvlText w:val="○"/>
+      <w:lvlJc w:val="left"/>
+      <w:pPr>
+        <w:ind w:left="1440" w:hanging="360"/>
+      </w:pPr>
+      <w:rPr>
+        <w:u w:val="none"/>
+      </w:rPr>
+    </w:lvl>
+    <w:lvl w:ilvl="2">
+      <w:start w:val="1"/>
+      <w:numFmt w:val="bullet"/>
+      <w:lvlText w:val="■"/>
+      <w:lvlJc w:val="left"/>
+      <w:pPr>
+        <w:ind w:left="2160" w:hanging="360"/>
+      </w:pPr>
+      <w:rPr>
+        <w:u w:val="none"/>
+      </w:rPr>
+    </w:lvl>
+    <w:lvl w:ilvl="3">
+      <w:start w:val="1"/>
+      <w:numFmt w:val="bullet"/>
+      <w:lvlText w:val="●"/>
+      <w:lvlJc w:val="left"/>
+      <w:pPr>
+        <w:ind w:left="2880" w:hanging="360"/>
+      </w:pPr>
+      <w:rPr>
+        <w:u w:val="none"/>
+      </w:rPr>
+    </w:lvl>
+    <w:lvl w:ilvl="4">
+      <w:start w:val="1"/>
+      <w:numFmt w:val="bullet"/>
+      <w:lvlText w:val="○"/>
+      <w:lvlJc w:val="left"/>
+      <w:pPr>
+        <w:ind w:left="3600" w:hanging="360"/>
+      </w:pPr>
+      <w:rPr>
+        <w:u w:val="none"/>
+      </w:rPr>
+    </w:lvl>
+    <w:lvl w:ilvl="5">
+      <w:start w:val="1"/>
+      <w:numFmt w:val="bullet"/>
+      <w:lvlText w:val="■"/>
+      <w:lvlJc w:val="left"/>
+      <w:pPr>
+        <w:ind w:left="4320" w:hanging="360"/>
+      </w:pPr>
+      <w:rPr>
+        <w:u w:val="none"/>
+      </w:rPr>
+    </w:lvl>
+    <w:lvl w:ilvl="6">
+      <w:start w:val="1"/>
+      <w:numFmt w:val="bullet"/>
+      <w:lvlText w:val="●"/>
+      <w:lvlJc w:val="left"/>
+      <w:pPr>
+        <w:ind w:left="5040" w:hanging="360"/>
+      </w:pPr>
+      <w:rPr>
+        <w:u w:val="none"/>
+      </w:rPr>
+    </w:lvl>
+    <w:lvl w:ilvl="7">
+      <w:start w:val="1"/>
+      <w:numFmt w:val="bullet"/>
+      <w:lvlText w:val="○"/>
+      <w:lvlJc w:val="left"/>
+      <w:pPr>
+        <w:ind w:left="5760" w:hanging="360"/>
+      </w:pPr>
+      <w:rPr>
+        <w:u w:val="none"/>
+      </w:rPr>
+    </w:lvl>
+    <w:lvl w:ilvl="8">
+      <w:start w:val="1"/>
+      <w:numFmt w:val="bullet"/>
+      <w:lvlText w:val="■"/>
+      <w:lvlJc w:val="left"/>
+      <w:pPr>
+        <w:ind w:left="6480" w:hanging="360"/>
+      </w:pPr>
+      <w:rPr>
+        <w:u w:val="none"/>
+      </w:rPr>
+    </w:lvl>
+  </w:abstractNum>
+  <w:abstractNum w:abstractNumId="28">
+    <w:lvl w:ilvl="0">
+      <w:start w:val="1"/>
+      <w:numFmt w:val="bullet"/>
+      <w:lvlText w:val="●"/>
+      <w:lvlJc w:val="left"/>
+      <w:pPr>
+        <w:ind w:left="720" w:hanging="360"/>
+      </w:pPr>
+      <w:rPr>
+        <w:u w:val="none"/>
+      </w:rPr>
+    </w:lvl>
+    <w:lvl w:ilvl="1">
+      <w:start w:val="1"/>
+      <w:numFmt w:val="bullet"/>
+      <w:lvlText w:val="○"/>
+      <w:lvlJc w:val="left"/>
+      <w:pPr>
+        <w:ind w:left="1440" w:hanging="360"/>
+      </w:pPr>
+      <w:rPr>
+        <w:u w:val="none"/>
+      </w:rPr>
+    </w:lvl>
+    <w:lvl w:ilvl="2">
+      <w:start w:val="1"/>
+      <w:numFmt w:val="bullet"/>
+      <w:lvlText w:val="■"/>
+      <w:lvlJc w:val="left"/>
+      <w:pPr>
+        <w:ind w:left="2160" w:hanging="360"/>
+      </w:pPr>
+      <w:rPr>
+        <w:u w:val="none"/>
+      </w:rPr>
+    </w:lvl>
+    <w:lvl w:ilvl="3">
+      <w:start w:val="1"/>
+      <w:numFmt w:val="bullet"/>
+      <w:lvlText w:val="●"/>
+      <w:lvlJc w:val="left"/>
+      <w:pPr>
+        <w:ind w:left="2880" w:hanging="360"/>
+      </w:pPr>
+      <w:rPr>
+        <w:u w:val="none"/>
+      </w:rPr>
+    </w:lvl>
+    <w:lvl w:ilvl="4">
+      <w:start w:val="1"/>
+      <w:numFmt w:val="bullet"/>
+      <w:lvlText w:val="○"/>
+      <w:lvlJc w:val="left"/>
+      <w:pPr>
+        <w:ind w:left="3600" w:hanging="360"/>
+      </w:pPr>
+      <w:rPr>
+        <w:u w:val="none"/>
+      </w:rPr>
+    </w:lvl>
+    <w:lvl w:ilvl="5">
+      <w:start w:val="1"/>
+      <w:numFmt w:val="bullet"/>
+      <w:lvlText w:val="■"/>
+      <w:lvlJc w:val="left"/>
+      <w:pPr>
+        <w:ind w:left="4320" w:hanging="360"/>
+      </w:pPr>
+      <w:rPr>
+        <w:u w:val="none"/>
+      </w:rPr>
+    </w:lvl>
+    <w:lvl w:ilvl="6">
+      <w:start w:val="1"/>
+      <w:numFmt w:val="bullet"/>
+      <w:lvlText w:val="●"/>
+      <w:lvlJc w:val="left"/>
+      <w:pPr>
+        <w:ind w:left="5040" w:hanging="360"/>
+      </w:pPr>
+      <w:rPr>
+        <w:u w:val="none"/>
+      </w:rPr>
+    </w:lvl>
+    <w:lvl w:ilvl="7">
+      <w:start w:val="1"/>
+      <w:numFmt w:val="bullet"/>
+      <w:lvlText w:val="○"/>
+      <w:lvlJc w:val="left"/>
+      <w:pPr>
+        <w:ind w:left="5760" w:hanging="360"/>
+      </w:pPr>
+      <w:rPr>
+        <w:u w:val="none"/>
+      </w:rPr>
+    </w:lvl>
+    <w:lvl w:ilvl="8">
+      <w:start w:val="1"/>
+      <w:numFmt w:val="bullet"/>
+      <w:lvlText w:val="■"/>
+      <w:lvlJc w:val="left"/>
+      <w:pPr>
+        <w:ind w:left="6480" w:hanging="360"/>
+      </w:pPr>
+      <w:rPr>
+        <w:u w:val="none"/>
+      </w:rPr>
+    </w:lvl>
+  </w:abstractNum>
+  <w:abstractNum w:abstractNumId="29">
+    <w:lvl w:ilvl="0">
+      <w:start w:val="1"/>
+      <w:numFmt w:val="bullet"/>
+      <w:lvlText w:val="●"/>
+      <w:lvlJc w:val="left"/>
+      <w:pPr>
+        <w:ind w:left="720" w:hanging="360"/>
+      </w:pPr>
+      <w:rPr>
+        <w:u w:val="none"/>
+      </w:rPr>
+    </w:lvl>
+    <w:lvl w:ilvl="1">
+      <w:start w:val="1"/>
+      <w:numFmt w:val="bullet"/>
+      <w:lvlText w:val="○"/>
+      <w:lvlJc w:val="left"/>
+      <w:pPr>
+        <w:ind w:left="1440" w:hanging="360"/>
+      </w:pPr>
+      <w:rPr>
+        <w:u w:val="none"/>
+      </w:rPr>
+    </w:lvl>
+    <w:lvl w:ilvl="2">
+      <w:start w:val="1"/>
+      <w:numFmt w:val="bullet"/>
+      <w:lvlText w:val="■"/>
+      <w:lvlJc w:val="left"/>
+      <w:pPr>
+        <w:ind w:left="2160" w:hanging="360"/>
+      </w:pPr>
+      <w:rPr>
+        <w:u w:val="none"/>
+      </w:rPr>
+    </w:lvl>
+    <w:lvl w:ilvl="3">
+      <w:start w:val="1"/>
+      <w:numFmt w:val="bullet"/>
+      <w:lvlText w:val="●"/>
+      <w:lvlJc w:val="left"/>
+      <w:pPr>
+        <w:ind w:left="2880" w:hanging="360"/>
+      </w:pPr>
+      <w:rPr>
+        <w:u w:val="none"/>
+      </w:rPr>
+    </w:lvl>
+    <w:lvl w:ilvl="4">
+      <w:start w:val="1"/>
+      <w:numFmt w:val="bullet"/>
+      <w:lvlText w:val="○"/>
+      <w:lvlJc w:val="left"/>
+      <w:pPr>
+        <w:ind w:left="3600" w:hanging="360"/>
+      </w:pPr>
+      <w:rPr>
+        <w:u w:val="none"/>
+      </w:rPr>
+    </w:lvl>
+    <w:lvl w:ilvl="5">
+      <w:start w:val="1"/>
+      <w:numFmt w:val="bullet"/>
+      <w:lvlText w:val="■"/>
+      <w:lvlJc w:val="left"/>
+      <w:pPr>
+        <w:ind w:left="4320" w:hanging="360"/>
+      </w:pPr>
+      <w:rPr>
+        <w:u w:val="none"/>
+      </w:rPr>
+    </w:lvl>
+    <w:lvl w:ilvl="6">
+      <w:start w:val="1"/>
+      <w:numFmt w:val="bullet"/>
+      <w:lvlText w:val="●"/>
+      <w:lvlJc w:val="left"/>
+      <w:pPr>
+        <w:ind w:left="5040" w:hanging="360"/>
+      </w:pPr>
+      <w:rPr>
+        <w:u w:val="none"/>
+      </w:rPr>
+    </w:lvl>
+    <w:lvl w:ilvl="7">
+      <w:start w:val="1"/>
+      <w:numFmt w:val="bullet"/>
+      <w:lvlText w:val="○"/>
+      <w:lvlJc w:val="left"/>
+      <w:pPr>
+        <w:ind w:left="5760" w:hanging="360"/>
+      </w:pPr>
+      <w:rPr>
+        <w:u w:val="none"/>
+      </w:rPr>
+    </w:lvl>
+    <w:lvl w:ilvl="8">
+      <w:start w:val="1"/>
+      <w:numFmt w:val="bullet"/>
+      <w:lvlText w:val="■"/>
+      <w:lvlJc w:val="left"/>
+      <w:pPr>
+        <w:ind w:left="6480" w:hanging="360"/>
+      </w:pPr>
+      <w:rPr>
+        <w:u w:val="none"/>
+      </w:rPr>
+    </w:lvl>
+  </w:abstractNum>
+  <w:abstractNum w:abstractNumId="30">
+    <w:lvl w:ilvl="0">
+      <w:start w:val="1"/>
+      <w:numFmt w:val="bullet"/>
+      <w:lvlText w:val="●"/>
+      <w:lvlJc w:val="left"/>
+      <w:pPr>
+        <w:ind w:left="720" w:hanging="360"/>
+      </w:pPr>
+      <w:rPr>
+        <w:u w:val="none"/>
+      </w:rPr>
+    </w:lvl>
+    <w:lvl w:ilvl="1">
+      <w:start w:val="1"/>
+      <w:numFmt w:val="bullet"/>
+      <w:lvlText w:val="○"/>
+      <w:lvlJc w:val="left"/>
+      <w:pPr>
+        <w:ind w:left="1440" w:hanging="360"/>
+      </w:pPr>
+      <w:rPr>
+        <w:u w:val="none"/>
+      </w:rPr>
+    </w:lvl>
+    <w:lvl w:ilvl="2">
+      <w:start w:val="1"/>
+      <w:numFmt w:val="bullet"/>
+      <w:lvlText w:val="■"/>
+      <w:lvlJc w:val="left"/>
+      <w:pPr>
+        <w:ind w:left="2160" w:hanging="360"/>
+      </w:pPr>
+      <w:rPr>
+        <w:u w:val="none"/>
+      </w:rPr>
+    </w:lvl>
+    <w:lvl w:ilvl="3">
+      <w:start w:val="1"/>
+      <w:numFmt w:val="bullet"/>
+      <w:lvlText w:val="●"/>
+      <w:lvlJc w:val="left"/>
+      <w:pPr>
+        <w:ind w:left="2880" w:hanging="360"/>
+      </w:pPr>
+      <w:rPr>
+        <w:u w:val="none"/>
+      </w:rPr>
+    </w:lvl>
+    <w:lvl w:ilvl="4">
+      <w:start w:val="1"/>
+      <w:numFmt w:val="bullet"/>
+      <w:lvlText w:val="○"/>
+      <w:lvlJc w:val="left"/>
+      <w:pPr>
+        <w:ind w:left="3600" w:hanging="360"/>
+      </w:pPr>
+      <w:rPr>
+        <w:u w:val="none"/>
+      </w:rPr>
+    </w:lvl>
+    <w:lvl w:ilvl="5">
+      <w:start w:val="1"/>
+      <w:numFmt w:val="bullet"/>
+      <w:lvlText w:val="■"/>
+      <w:lvlJc w:val="left"/>
+      <w:pPr>
+        <w:ind w:left="4320" w:hanging="360"/>
+      </w:pPr>
+      <w:rPr>
+        <w:u w:val="none"/>
+      </w:rPr>
+    </w:lvl>
+    <w:lvl w:ilvl="6">
+      <w:start w:val="1"/>
+      <w:numFmt w:val="bullet"/>
+      <w:lvlText w:val="●"/>
+      <w:lvlJc w:val="left"/>
+      <w:pPr>
+        <w:ind w:left="5040" w:hanging="360"/>
+      </w:pPr>
+      <w:rPr>
+        <w:u w:val="none"/>
+      </w:rPr>
+    </w:lvl>
+    <w:lvl w:ilvl="7">
+      <w:start w:val="1"/>
+      <w:numFmt w:val="bullet"/>
+      <w:lvlText w:val="○"/>
+      <w:lvlJc w:val="left"/>
+      <w:pPr>
+        <w:ind w:left="5760" w:hanging="360"/>
+      </w:pPr>
+      <w:rPr>
+        <w:u w:val="none"/>
+      </w:rPr>
+    </w:lvl>
+    <w:lvl w:ilvl="8">
+      <w:start w:val="1"/>
+      <w:numFmt w:val="bullet"/>
+      <w:lvlText w:val="■"/>
+      <w:lvlJc w:val="left"/>
+      <w:pPr>
+        <w:ind w:left="6480" w:hanging="360"/>
+      </w:pPr>
+      <w:rPr>
+        <w:u w:val="none"/>
+      </w:rPr>
+    </w:lvl>
+  </w:abstractNum>
+  <w:abstractNum w:abstractNumId="31">
+    <w:lvl w:ilvl="0">
+      <w:start w:val="1"/>
+      <w:numFmt w:val="bullet"/>
+      <w:lvlText w:val="●"/>
+      <w:lvlJc w:val="left"/>
+      <w:pPr>
+        <w:ind w:left="720" w:hanging="360"/>
+      </w:pPr>
+      <w:rPr>
+        <w:u w:val="none"/>
+      </w:rPr>
+    </w:lvl>
+    <w:lvl w:ilvl="1">
+      <w:start w:val="1"/>
+      <w:numFmt w:val="bullet"/>
+      <w:lvlText w:val="○"/>
+      <w:lvlJc w:val="left"/>
+      <w:pPr>
+        <w:ind w:left="1440" w:hanging="360"/>
+      </w:pPr>
+      <w:rPr>
+        <w:u w:val="none"/>
+      </w:rPr>
+    </w:lvl>
+    <w:lvl w:ilvl="2">
+      <w:start w:val="1"/>
+      <w:numFmt w:val="bullet"/>
+      <w:lvlText w:val="■"/>
+      <w:lvlJc w:val="left"/>
+      <w:pPr>
+        <w:ind w:left="2160" w:hanging="360"/>
+      </w:pPr>
+      <w:rPr>
+        <w:u w:val="none"/>
+      </w:rPr>
+    </w:lvl>
+    <w:lvl w:ilvl="3">
+      <w:start w:val="1"/>
+      <w:numFmt w:val="bullet"/>
+      <w:lvlText w:val="●"/>
+      <w:lvlJc w:val="left"/>
+      <w:pPr>
+        <w:ind w:left="2880" w:hanging="360"/>
+      </w:pPr>
+      <w:rPr>
+        <w:u w:val="none"/>
+      </w:rPr>
+    </w:lvl>
+    <w:lvl w:ilvl="4">
+      <w:start w:val="1"/>
+      <w:numFmt w:val="bullet"/>
+      <w:lvlText w:val="○"/>
+      <w:lvlJc w:val="left"/>
+      <w:pPr>
+        <w:ind w:left="3600" w:hanging="360"/>
+      </w:pPr>
+      <w:rPr>
+        <w:u w:val="none"/>
+      </w:rPr>
+    </w:lvl>
+    <w:lvl w:ilvl="5">
+      <w:start w:val="1"/>
+      <w:numFmt w:val="bullet"/>
+      <w:lvlText w:val="■"/>
+      <w:lvlJc w:val="left"/>
+      <w:pPr>
+        <w:ind w:left="4320" w:hanging="360"/>
+      </w:pPr>
+      <w:rPr>
+        <w:u w:val="none"/>
+      </w:rPr>
+    </w:lvl>
+    <w:lvl w:ilvl="6">
+      <w:start w:val="1"/>
+      <w:numFmt w:val="bullet"/>
+      <w:lvlText w:val="●"/>
+      <w:lvlJc w:val="left"/>
+      <w:pPr>
+        <w:ind w:left="5040" w:hanging="360"/>
+      </w:pPr>
+      <w:rPr>
+        <w:u w:val="none"/>
+      </w:rPr>
+    </w:lvl>
+    <w:lvl w:ilvl="7">
+      <w:start w:val="1"/>
+      <w:numFmt w:val="bullet"/>
+      <w:lvlText w:val="○"/>
+      <w:lvlJc w:val="left"/>
+      <w:pPr>
+        <w:ind w:left="5760" w:hanging="360"/>
+      </w:pPr>
+      <w:rPr>
+        <w:u w:val="none"/>
+      </w:rPr>
+    </w:lvl>
+    <w:lvl w:ilvl="8">
+      <w:start w:val="1"/>
+      <w:numFmt w:val="bullet"/>
+      <w:lvlText w:val="■"/>
+      <w:lvlJc w:val="left"/>
+      <w:pPr>
+        <w:ind w:left="6480" w:hanging="360"/>
+      </w:pPr>
+      <w:rPr>
+        <w:u w:val="none"/>
+      </w:rPr>
+    </w:lvl>
+  </w:abstractNum>
+  <w:abstractNum w:abstractNumId="32">
+    <w:lvl w:ilvl="0">
+      <w:start w:val="1"/>
+      <w:numFmt w:val="bullet"/>
+      <w:lvlText w:val="●"/>
+      <w:lvlJc w:val="left"/>
+      <w:pPr>
+        <w:ind w:left="720" w:hanging="360"/>
+      </w:pPr>
+      <w:rPr>
+        <w:u w:val="none"/>
+      </w:rPr>
+    </w:lvl>
+    <w:lvl w:ilvl="1">
+      <w:start w:val="1"/>
+      <w:numFmt w:val="bullet"/>
+      <w:lvlText w:val="○"/>
+      <w:lvlJc w:val="left"/>
+      <w:pPr>
+        <w:ind w:left="1440" w:hanging="360"/>
+      </w:pPr>
+      <w:rPr>
+        <w:u w:val="none"/>
+      </w:rPr>
+    </w:lvl>
+    <w:lvl w:ilvl="2">
+      <w:start w:val="1"/>
+      <w:numFmt w:val="bullet"/>
+      <w:lvlText w:val="■"/>
+      <w:lvlJc w:val="left"/>
+      <w:pPr>
+        <w:ind w:left="2160" w:hanging="360"/>
+      </w:pPr>
+      <w:rPr>
+        <w:u w:val="none"/>
+      </w:rPr>
+    </w:lvl>
+    <w:lvl w:ilvl="3">
+      <w:start w:val="1"/>
+      <w:numFmt w:val="bullet"/>
+      <w:lvlText w:val="●"/>
+      <w:lvlJc w:val="left"/>
+      <w:pPr>
+        <w:ind w:left="2880" w:hanging="360"/>
+      </w:pPr>
+      <w:rPr>
+        <w:u w:val="none"/>
+      </w:rPr>
+    </w:lvl>
+    <w:lvl w:ilvl="4">
+      <w:start w:val="1"/>
+      <w:numFmt w:val="bullet"/>
+      <w:lvlText w:val="○"/>
+      <w:lvlJc w:val="left"/>
+      <w:pPr>
+        <w:ind w:left="3600" w:hanging="360"/>
+      </w:pPr>
+      <w:rPr>
+        <w:u w:val="none"/>
+      </w:rPr>
+    </w:lvl>
+    <w:lvl w:ilvl="5">
+      <w:start w:val="1"/>
+      <w:numFmt w:val="bullet"/>
+      <w:lvlText w:val="■"/>
+      <w:lvlJc w:val="left"/>
+      <w:pPr>
+        <w:ind w:left="4320" w:hanging="360"/>
+      </w:pPr>
+      <w:rPr>
+        <w:u w:val="none"/>
+      </w:rPr>
+    </w:lvl>
+    <w:lvl w:ilvl="6">
+      <w:start w:val="1"/>
+      <w:numFmt w:val="bullet"/>
+      <w:lvlText w:val="●"/>
+      <w:lvlJc w:val="left"/>
+      <w:pPr>
+        <w:ind w:left="5040" w:hanging="360"/>
+      </w:pPr>
+      <w:rPr>
+        <w:u w:val="none"/>
+      </w:rPr>
+    </w:lvl>
+    <w:lvl w:ilvl="7">
+      <w:start w:val="1"/>
+      <w:numFmt w:val="bullet"/>
+      <w:lvlText w:val="○"/>
+      <w:lvlJc w:val="left"/>
+      <w:pPr>
+        <w:ind w:left="5760" w:hanging="360"/>
+      </w:pPr>
+      <w:rPr>
+        <w:u w:val="none"/>
+      </w:rPr>
+    </w:lvl>
+    <w:lvl w:ilvl="8">
+      <w:start w:val="1"/>
+      <w:numFmt w:val="bullet"/>
+      <w:lvlText w:val="■"/>
+      <w:lvlJc w:val="left"/>
+      <w:pPr>
+        <w:ind w:left="6480" w:hanging="360"/>
+      </w:pPr>
+      <w:rPr>
+        <w:u w:val="none"/>
+      </w:rPr>
+    </w:lvl>
+  </w:abstractNum>
+  <w:num w:numId="1">
+    <w:abstractNumId w:val="1"/>
+  </w:num>
+  <w:num w:numId="2">
+    <w:abstractNumId w:val="2"/>
+  </w:num>
+  <w:num w:numId="3">
+    <w:abstractNumId w:val="3"/>
+  </w:num>
+  <w:num w:numId="4">
+    <w:abstractNumId w:val="4"/>
+  </w:num>
+  <w:num w:numId="5">
+    <w:abstractNumId w:val="5"/>
+  </w:num>
+  <w:num w:numId="6">
+    <w:abstractNumId w:val="6"/>
+  </w:num>
+  <w:num w:numId="7">
+    <w:abstractNumId w:val="7"/>
+  </w:num>
+  <w:num w:numId="8">
+    <w:abstractNumId w:val="8"/>
+  </w:num>
+  <w:num w:numId="9">
+    <w:abstractNumId w:val="9"/>
+  </w:num>
+  <w:num w:numId="10">
+    <w:abstractNumId w:val="10"/>
+  </w:num>
+  <w:num w:numId="11">
+    <w:abstractNumId w:val="11"/>
+  </w:num>
+  <w:num w:numId="12">
+    <w:abstractNumId w:val="12"/>
+  </w:num>
+  <w:num w:numId="13">
+    <w:abstractNumId w:val="13"/>
+  </w:num>
+  <w:num w:numId="14">
+    <w:abstractNumId w:val="14"/>
+  </w:num>
+  <w:num w:numId="15">
+    <w:abstractNumId w:val="15"/>
+  </w:num>
+  <w:num w:numId="16">
+    <w:abstractNumId w:val="16"/>
+  </w:num>
+  <w:num w:numId="17">
+    <w:abstractNumId w:val="17"/>
+  </w:num>
+  <w:num w:numId="18">
+    <w:abstractNumId w:val="18"/>
+  </w:num>
+  <w:num w:numId="19">
+    <w:abstractNumId w:val="19"/>
+  </w:num>
+  <w:num w:numId="20">
+    <w:abstractNumId w:val="20"/>
+  </w:num>
+  <w:num w:numId="21">
+    <w:abstractNumId w:val="21"/>
+  </w:num>
+  <w:num w:numId="22">
+    <w:abstractNumId w:val="22"/>
+  </w:num>
+  <w:num w:numId="23">
+    <w:abstractNumId w:val="23"/>
+  </w:num>
+  <w:num w:numId="24">
+    <w:abstractNumId w:val="24"/>
+  </w:num>
+  <w:num w:numId="25">
+    <w:abstractNumId w:val="25"/>
+  </w:num>
+  <w:num w:numId="26">
+    <w:abstractNumId w:val="26"/>
+  </w:num>
+  <w:num w:numId="27">
+    <w:abstractNumId w:val="27"/>
+  </w:num>
+  <w:num w:numId="28">
+    <w:abstractNumId w:val="28"/>
+  </w:num>
+  <w:num w:numId="29">
+    <w:abstractNumId w:val="29"/>
+  </w:num>
+  <w:num w:numId="30">
+    <w:abstractNumId w:val="30"/>
+  </w:num>
+  <w:num w:numId="31">
+    <w:abstractNumId w:val="31"/>
+  </w:num>
+  <w:num w:numId="32">
+    <w:abstractNumId w:val="32"/>
+  </w:num>
+</w:numbering>
 </file>
 
 <file path=word/styles.xml><?xml version="1.0" encoding="utf-8"?>
@@ -1177,7 +8920,19 @@
       <w:szCs w:val="30"/>
     </w:rPr>
   </w:style>
+  <w:style w:type="paragraph" w:styleId="TableofFigures">
+    <w:name w:val="table of figures"/>
+    <w:basedOn w:val="Normal"/>
+    <w:next w:val="Normal"/>
+  </w:style>
   <w:style w:type="table" w:styleId="Table1">
+    <w:basedOn w:val="TableNormal"/>
+    <w:tblPr>
+      <w:tblStyleRowBandSize w:val="1"/>
+      <w:tblStyleColBandSize w:val="1"/>
+    </w:tblPr>
+  </w:style>
+  <w:style w:type="table" w:styleId="Table2">
     <w:basedOn w:val="TableNormal"/>
     <w:tblPr>
       <w:tblStyleRowBandSize w:val="1"/>
